--- a/kuetuo_0328/kuetuo_0328.docx
+++ b/kuetuo_0328/kuetuo_0328.docx
@@ -275,19 +275,11 @@
         </w:rPr>
         <w:tab/>
       </w:r>
-      <w:proofErr w:type="spellStart"/>
-      <w:r>
-        <w:rPr>
-          <w:rFonts w:cs="Times New Roman"/>
-        </w:rPr>
-        <w:t>Neptunkód</w:t>
-      </w:r>
-      <w:proofErr w:type="spellEnd"/>
-      <w:r>
-        <w:rPr>
-          <w:rFonts w:cs="Times New Roman"/>
-        </w:rPr>
-        <w:t xml:space="preserve">: </w:t>
+      <w:r>
+        <w:rPr>
+          <w:rFonts w:cs="Times New Roman"/>
+        </w:rPr>
+        <w:t xml:space="preserve">Neptunkód: </w:t>
       </w:r>
       <w:r>
         <w:rPr>
@@ -1221,14 +1213,183 @@
       <w:pPr>
         <w:pStyle w:val="Cmsor1"/>
       </w:pPr>
-      <w:bookmarkStart w:id="0" w:name="_Toc223982346"/>
-      <w:r>
-        <w:t>C nyelvű program</w:t>
-      </w:r>
-      <w:bookmarkEnd w:id="0"/>
+      <w:r>
+        <w:t>ER modell</w:t>
+      </w:r>
+    </w:p>
+    <w:p>
+      <w:pPr>
+        <w:pStyle w:val="Cmsor2"/>
+      </w:pPr>
+      <w:r>
+        <w:t>ER modell konvertálása relációs modellre</w:t>
+      </w:r>
+    </w:p>
+    <w:p>
+      <w:r>
+        <w:t>Kiindulási ER modell</w:t>
+      </w:r>
+    </w:p>
+    <w:p>
+      <w:r>
+        <w:drawing>
+          <wp:inline distT="0" distB="0" distL="0" distR="0" wp14:anchorId="1A95D44C" wp14:editId="1004EBC9">
+            <wp:extent cx="5760720" cy="3133725"/>
+            <wp:effectExtent l="0" t="0" r="0" b="9525"/>
+            <wp:docPr id="1933013082" name="Kép 1"/>
+            <wp:cNvGraphicFramePr>
+              <a:graphicFrameLocks xmlns:a="http://schemas.openxmlformats.org/drawingml/2006/main" noChangeAspect="1"/>
+            </wp:cNvGraphicFramePr>
+            <a:graphic xmlns:a="http://schemas.openxmlformats.org/drawingml/2006/main">
+              <a:graphicData uri="http://schemas.openxmlformats.org/drawingml/2006/picture">
+                <pic:pic xmlns:pic="http://schemas.openxmlformats.org/drawingml/2006/picture">
+                  <pic:nvPicPr>
+                    <pic:cNvPr id="1933013082" name=""/>
+                    <pic:cNvPicPr/>
+                  </pic:nvPicPr>
+                  <pic:blipFill>
+                    <a:blip r:embed="rId8"/>
+                    <a:stretch>
+                      <a:fillRect/>
+                    </a:stretch>
+                  </pic:blipFill>
+                  <pic:spPr>
+                    <a:xfrm>
+                      <a:off x="0" y="0"/>
+                      <a:ext cx="5760720" cy="3133725"/>
+                    </a:xfrm>
+                    <a:prstGeom prst="rect">
+                      <a:avLst/>
+                    </a:prstGeom>
+                  </pic:spPr>
+                </pic:pic>
+              </a:graphicData>
+            </a:graphic>
+          </wp:inline>
+        </w:drawing>
+      </w:r>
+    </w:p>
+    <w:p>
+      <w:r>
+        <w:t>Az ER modell egyedeiből relációk (táblák), tulajdonságaiból mezők lesznek. A gyenge egyedek külön relációt kapnak, és egy további mezővel kapcsolódnak az őket azonosítani képes egyedhez.</w:t>
+      </w:r>
+    </w:p>
+    <w:p>
+      <w:r>
+        <w:drawing>
+          <wp:inline distT="0" distB="0" distL="0" distR="0" wp14:anchorId="3A84DA0B" wp14:editId="2997FA1F">
+            <wp:extent cx="5760720" cy="1066165"/>
+            <wp:effectExtent l="0" t="0" r="0" b="635"/>
+            <wp:docPr id="502005476" name="Kép 1"/>
+            <wp:cNvGraphicFramePr>
+              <a:graphicFrameLocks xmlns:a="http://schemas.openxmlformats.org/drawingml/2006/main" noChangeAspect="1"/>
+            </wp:cNvGraphicFramePr>
+            <a:graphic xmlns:a="http://schemas.openxmlformats.org/drawingml/2006/main">
+              <a:graphicData uri="http://schemas.openxmlformats.org/drawingml/2006/picture">
+                <pic:pic xmlns:pic="http://schemas.openxmlformats.org/drawingml/2006/picture">
+                  <pic:nvPicPr>
+                    <pic:cNvPr id="502005476" name=""/>
+                    <pic:cNvPicPr/>
+                  </pic:nvPicPr>
+                  <pic:blipFill>
+                    <a:blip r:embed="rId9"/>
+                    <a:stretch>
+                      <a:fillRect/>
+                    </a:stretch>
+                  </pic:blipFill>
+                  <pic:spPr>
+                    <a:xfrm>
+                      <a:off x="0" y="0"/>
+                      <a:ext cx="5760720" cy="1066165"/>
+                    </a:xfrm>
+                    <a:prstGeom prst="rect">
+                      <a:avLst/>
+                    </a:prstGeom>
+                  </pic:spPr>
+                </pic:pic>
+              </a:graphicData>
+            </a:graphic>
+          </wp:inline>
+        </w:drawing>
+      </w:r>
+    </w:p>
+    <w:p>
+      <w:pPr>
+        <w:pStyle w:val="Cmsor2"/>
+      </w:pPr>
+      <w:r>
+        <w:t>Konvertálás struktúra diagramra</w:t>
+      </w:r>
+    </w:p>
+    <w:p>
+      <w:r>
+        <w:t>A_TABLE [Bkód, C, D1, D2, D3]</w:t>
+      </w:r>
+    </w:p>
+    <w:p>
+      <w:r>
+        <w:t>A_E [Bkód, J, Fkód]</w:t>
+      </w:r>
+    </w:p>
+    <w:p>
+      <w:r>
+        <w:lastRenderedPageBreak/>
+        <w:t>E_TABLE [Fkód, G, H]</w:t>
+      </w:r>
+    </w:p>
+    <w:p>
+      <w:r>
+        <w:t>I_TABLE [Fkód, I]</w:t>
+      </w:r>
+    </w:p>
+    <w:p>
+      <w:pPr>
+        <w:pStyle w:val="Cmsor2"/>
+      </w:pPr>
+      <w:r>
+        <w:t>Megvalósítás Bachman diagrammal</w:t>
+      </w:r>
+    </w:p>
+    <w:p>
+      <w:r>
+        <w:drawing>
+          <wp:inline distT="0" distB="0" distL="0" distR="0" wp14:anchorId="16AA70A8" wp14:editId="2C1B2966">
+            <wp:extent cx="5760720" cy="2297430"/>
+            <wp:effectExtent l="0" t="0" r="0" b="7620"/>
+            <wp:docPr id="1280843419" name="Kép 1"/>
+            <wp:cNvGraphicFramePr>
+              <a:graphicFrameLocks xmlns:a="http://schemas.openxmlformats.org/drawingml/2006/main" noChangeAspect="1"/>
+            </wp:cNvGraphicFramePr>
+            <a:graphic xmlns:a="http://schemas.openxmlformats.org/drawingml/2006/main">
+              <a:graphicData uri="http://schemas.openxmlformats.org/drawingml/2006/picture">
+                <pic:pic xmlns:pic="http://schemas.openxmlformats.org/drawingml/2006/picture">
+                  <pic:nvPicPr>
+                    <pic:cNvPr id="1280843419" name=""/>
+                    <pic:cNvPicPr/>
+                  </pic:nvPicPr>
+                  <pic:blipFill>
+                    <a:blip r:embed="rId10"/>
+                    <a:stretch>
+                      <a:fillRect/>
+                    </a:stretch>
+                  </pic:blipFill>
+                  <pic:spPr>
+                    <a:xfrm>
+                      <a:off x="0" y="0"/>
+                      <a:ext cx="5760720" cy="2297430"/>
+                    </a:xfrm>
+                    <a:prstGeom prst="rect">
+                      <a:avLst/>
+                    </a:prstGeom>
+                  </pic:spPr>
+                </pic:pic>
+              </a:graphicData>
+            </a:graphic>
+          </wp:inline>
+        </w:drawing>
+      </w:r>
     </w:p>
     <w:p/>
-    <w:p/>
     <w:p>
       <w:pPr>
         <w:pStyle w:val="Cmsor1"/>
@@ -1250,16 +1411,14 @@
         <w:pStyle w:val="Cmsor2"/>
       </w:pPr>
       <w:r>
-        <w:t xml:space="preserve">Adatbázis létrehozása: </w:t>
-      </w:r>
-      <w:proofErr w:type="spellStart"/>
-      <w:r>
-        <w:t>kuetuo</w:t>
-      </w:r>
-      <w:proofErr w:type="spellEnd"/>
-    </w:p>
-    <w:p>
-      <w:r>
+        <w:t>Adatbázis létrehozása: kuetuo</w:t>
+      </w:r>
+    </w:p>
+    <w:p>
+      <w:r>
+        <w:rPr>
+          <w:noProof/>
+        </w:rPr>
         <w:drawing>
           <wp:inline distT="0" distB="0" distL="0" distR="0" wp14:anchorId="460D865C" wp14:editId="0FE85828">
             <wp:extent cx="4544059" cy="3229426"/>
@@ -1276,7 +1435,7 @@
                     <pic:cNvPicPr/>
                   </pic:nvPicPr>
                   <pic:blipFill>
-                    <a:blip r:embed="rId8"/>
+                    <a:blip r:embed="rId11"/>
                     <a:stretch>
                       <a:fillRect/>
                     </a:stretch>
@@ -1303,12 +1462,14 @@
         <w:pStyle w:val="Cmsor2"/>
       </w:pPr>
       <w:r>
-        <w:lastRenderedPageBreak/>
         <w:t>Táblák létrehozása</w:t>
       </w:r>
     </w:p>
     <w:p>
       <w:r>
+        <w:rPr>
+          <w:noProof/>
+        </w:rPr>
         <w:drawing>
           <wp:inline distT="0" distB="0" distL="0" distR="0" wp14:anchorId="1B6C6341" wp14:editId="28286565">
             <wp:extent cx="2438740" cy="714475"/>
@@ -1325,7 +1486,7 @@
                     <pic:cNvPicPr/>
                   </pic:nvPicPr>
                   <pic:blipFill>
-                    <a:blip r:embed="rId9"/>
+                    <a:blip r:embed="rId12"/>
                     <a:stretch>
                       <a:fillRect/>
                     </a:stretch>
@@ -1348,6 +1509,9 @@
     </w:p>
     <w:p>
       <w:r>
+        <w:rPr>
+          <w:noProof/>
+        </w:rPr>
         <w:drawing>
           <wp:inline distT="0" distB="0" distL="0" distR="0" wp14:anchorId="7202C51F" wp14:editId="6F512334">
             <wp:extent cx="4515480" cy="1543265"/>
@@ -1364,7 +1528,7 @@
                     <pic:cNvPicPr/>
                   </pic:nvPicPr>
                   <pic:blipFill>
-                    <a:blip r:embed="rId10"/>
+                    <a:blip r:embed="rId13"/>
                     <a:stretch>
                       <a:fillRect/>
                     </a:stretch>
@@ -1387,6 +1551,9 @@
     </w:p>
     <w:p>
       <w:r>
+        <w:rPr>
+          <w:noProof/>
+        </w:rPr>
         <w:drawing>
           <wp:inline distT="0" distB="0" distL="0" distR="0" wp14:anchorId="5E60EF15" wp14:editId="0D80BCEB">
             <wp:extent cx="5760720" cy="2153920"/>
@@ -1403,7 +1570,7 @@
                     <pic:cNvPicPr/>
                   </pic:nvPicPr>
                   <pic:blipFill>
-                    <a:blip r:embed="rId11"/>
+                    <a:blip r:embed="rId14"/>
                     <a:stretch>
                       <a:fillRect/>
                     </a:stretch>
@@ -1426,6 +1593,9 @@
     </w:p>
     <w:p>
       <w:r>
+        <w:rPr>
+          <w:noProof/>
+        </w:rPr>
         <w:drawing>
           <wp:inline distT="0" distB="0" distL="0" distR="0" wp14:anchorId="5D2BC4C5" wp14:editId="7328A709">
             <wp:extent cx="4486901" cy="514422"/>
@@ -1442,7 +1612,7 @@
                     <pic:cNvPicPr/>
                   </pic:nvPicPr>
                   <pic:blipFill>
-                    <a:blip r:embed="rId12"/>
+                    <a:blip r:embed="rId15"/>
                     <a:stretch>
                       <a:fillRect/>
                     </a:stretch>
@@ -1492,22 +1662,18 @@
         </w:tabs>
       </w:pPr>
       <w:r>
+        <w:lastRenderedPageBreak/>
         <w:tab/>
       </w:r>
       <w:r>
-        <w:t xml:space="preserve">Programtervező Informatikus, </w:t>
-      </w:r>
-      <w:proofErr w:type="spellStart"/>
-      <w:r>
-        <w:t>BSc</w:t>
-      </w:r>
-      <w:proofErr w:type="spellEnd"/>
+        <w:t>Programtervező Informatikus, BSc</w:t>
+      </w:r>
       <w:r>
         <w:t>, hallgató</w:t>
       </w:r>
     </w:p>
     <w:sectPr>
-      <w:footerReference w:type="default" r:id="rId13"/>
+      <w:footerReference w:type="default" r:id="rId16"/>
       <w:pgSz w:w="11906" w:h="16838"/>
       <w:pgMar w:top="1417" w:right="1417" w:bottom="1417" w:left="1417" w:header="709" w:footer="709" w:gutter="0"/>
       <w:cols w:space="708"/>
@@ -1699,9 +1865,96 @@
     </w:lvl>
   </w:abstractNum>
   <w:abstractNum w:abstractNumId="1" w15:restartNumberingAfterBreak="0">
+    <w:nsid w:val="352C13DA"/>
+    <w:multiLevelType w:val="hybridMultilevel"/>
+    <w:tmpl w:val="8BD8451C"/>
+    <w:lvl w:ilvl="0" w:tplc="C7DCD640">
+      <w:start w:val="1"/>
+      <w:numFmt w:val="lowerLetter"/>
+      <w:pStyle w:val="Cmsor2"/>
+      <w:lvlText w:val="%1)"/>
+      <w:lvlJc w:val="left"/>
+      <w:pPr>
+        <w:ind w:left="720" w:hanging="360"/>
+      </w:pPr>
+    </w:lvl>
+    <w:lvl w:ilvl="1" w:tplc="040E0019" w:tentative="1">
+      <w:start w:val="1"/>
+      <w:numFmt w:val="lowerLetter"/>
+      <w:lvlText w:val="%2."/>
+      <w:lvlJc w:val="left"/>
+      <w:pPr>
+        <w:ind w:left="1440" w:hanging="360"/>
+      </w:pPr>
+    </w:lvl>
+    <w:lvl w:ilvl="2" w:tplc="040E001B" w:tentative="1">
+      <w:start w:val="1"/>
+      <w:numFmt w:val="lowerRoman"/>
+      <w:lvlText w:val="%3."/>
+      <w:lvlJc w:val="right"/>
+      <w:pPr>
+        <w:ind w:left="2160" w:hanging="180"/>
+      </w:pPr>
+    </w:lvl>
+    <w:lvl w:ilvl="3" w:tplc="040E000F" w:tentative="1">
+      <w:start w:val="1"/>
+      <w:numFmt w:val="decimal"/>
+      <w:lvlText w:val="%4."/>
+      <w:lvlJc w:val="left"/>
+      <w:pPr>
+        <w:ind w:left="2880" w:hanging="360"/>
+      </w:pPr>
+    </w:lvl>
+    <w:lvl w:ilvl="4" w:tplc="040E0019" w:tentative="1">
+      <w:start w:val="1"/>
+      <w:numFmt w:val="lowerLetter"/>
+      <w:lvlText w:val="%5."/>
+      <w:lvlJc w:val="left"/>
+      <w:pPr>
+        <w:ind w:left="3600" w:hanging="360"/>
+      </w:pPr>
+    </w:lvl>
+    <w:lvl w:ilvl="5" w:tplc="040E001B" w:tentative="1">
+      <w:start w:val="1"/>
+      <w:numFmt w:val="lowerRoman"/>
+      <w:lvlText w:val="%6."/>
+      <w:lvlJc w:val="right"/>
+      <w:pPr>
+        <w:ind w:left="4320" w:hanging="180"/>
+      </w:pPr>
+    </w:lvl>
+    <w:lvl w:ilvl="6" w:tplc="040E000F" w:tentative="1">
+      <w:start w:val="1"/>
+      <w:numFmt w:val="decimal"/>
+      <w:lvlText w:val="%7."/>
+      <w:lvlJc w:val="left"/>
+      <w:pPr>
+        <w:ind w:left="5040" w:hanging="360"/>
+      </w:pPr>
+    </w:lvl>
+    <w:lvl w:ilvl="7" w:tplc="040E0019" w:tentative="1">
+      <w:start w:val="1"/>
+      <w:numFmt w:val="lowerLetter"/>
+      <w:lvlText w:val="%8."/>
+      <w:lvlJc w:val="left"/>
+      <w:pPr>
+        <w:ind w:left="5760" w:hanging="360"/>
+      </w:pPr>
+    </w:lvl>
+    <w:lvl w:ilvl="8" w:tplc="040E001B" w:tentative="1">
+      <w:start w:val="1"/>
+      <w:numFmt w:val="lowerRoman"/>
+      <w:lvlText w:val="%9."/>
+      <w:lvlJc w:val="right"/>
+      <w:pPr>
+        <w:ind w:left="6480" w:hanging="180"/>
+      </w:pPr>
+    </w:lvl>
+  </w:abstractNum>
+  <w:abstractNum w:abstractNumId="2" w15:restartNumberingAfterBreak="0">
     <w:nsid w:val="7D017001"/>
     <w:multiLevelType w:val="multilevel"/>
-    <w:tmpl w:val="FDB48FE0"/>
+    <w:tmpl w:val="8D185A82"/>
     <w:lvl w:ilvl="0">
       <w:start w:val="1"/>
       <w:numFmt w:val="decimal"/>
@@ -1715,7 +1968,6 @@
     <w:lvl w:ilvl="1">
       <w:start w:val="1"/>
       <w:numFmt w:val="decimal"/>
-      <w:pStyle w:val="Cmsor2"/>
       <w:lvlText w:val="%1.%2."/>
       <w:lvlJc w:val="left"/>
       <w:pPr>
@@ -1787,10 +2039,13 @@
     </w:lvl>
   </w:abstractNum>
   <w:num w:numId="1" w16cid:durableId="863330309">
-    <w:abstractNumId w:val="1"/>
+    <w:abstractNumId w:val="2"/>
   </w:num>
   <w:num w:numId="2" w16cid:durableId="1924874852">
     <w:abstractNumId w:val="0"/>
+  </w:num>
+  <w:num w:numId="3" w16cid:durableId="1951358012">
+    <w:abstractNumId w:val="1"/>
   </w:num>
   <w:numIdMacAtCleanup w:val="2"/>
 </w:numbering>
@@ -2239,12 +2494,12 @@
     <w:uiPriority w:val="9"/>
     <w:unhideWhenUsed/>
     <w:qFormat/>
-    <w:rsid w:val="00E14B2E"/>
+    <w:rsid w:val="00460DD8"/>
     <w:pPr>
       <w:numPr>
-        <w:ilvl w:val="1"/>
+        <w:numId w:val="3"/>
       </w:numPr>
-      <w:ind w:left="567" w:hanging="567"/>
+      <w:ind w:left="397" w:hanging="397"/>
       <w:outlineLvl w:val="1"/>
     </w:pPr>
     <w:rPr>
@@ -2445,7 +2700,7 @@
     <w:basedOn w:val="Bekezdsalapbettpusa"/>
     <w:link w:val="Cmsor2"/>
     <w:uiPriority w:val="9"/>
-    <w:rsid w:val="00E14B2E"/>
+    <w:rsid w:val="00460DD8"/>
     <w:rPr>
       <w:rFonts w:ascii="Times New Roman" w:eastAsiaTheme="majorEastAsia" w:hAnsi="Times New Roman" w:cstheme="majorBidi"/>
       <w:b/>

--- a/kuetuo_0328/kuetuo_0328.docx
+++ b/kuetuo_0328/kuetuo_0328.docx
@@ -275,11 +275,19 @@
         </w:rPr>
         <w:tab/>
       </w:r>
-      <w:r>
-        <w:rPr>
-          <w:rFonts w:cs="Times New Roman"/>
-        </w:rPr>
-        <w:t xml:space="preserve">Neptunkód: </w:t>
+      <w:proofErr w:type="spellStart"/>
+      <w:r>
+        <w:rPr>
+          <w:rFonts w:cs="Times New Roman"/>
+        </w:rPr>
+        <w:t>Neptunkód</w:t>
+      </w:r>
+      <w:proofErr w:type="spellEnd"/>
+      <w:r>
+        <w:rPr>
+          <w:rFonts w:cs="Times New Roman"/>
+        </w:rPr>
+        <w:t xml:space="preserve">: </w:t>
       </w:r>
       <w:r>
         <w:rPr>
@@ -1232,6 +1240,9 @@
     </w:p>
     <w:p>
       <w:r>
+        <w:rPr>
+          <w:noProof/>
+        </w:rPr>
         <w:drawing>
           <wp:inline distT="0" distB="0" distL="0" distR="0" wp14:anchorId="1A95D44C" wp14:editId="1004EBC9">
             <wp:extent cx="5760720" cy="3133725"/>
@@ -1271,11 +1282,22 @@
     </w:p>
     <w:p>
       <w:r>
-        <w:t>Az ER modell egyedeiből relációk (táblák), tulajdonságaiból mezők lesznek. A gyenge egyedek külön relációt kapnak, és egy további mezővel kapcsolódnak az őket azonosítani képes egyedhez.</w:t>
-      </w:r>
-    </w:p>
-    <w:p>
-      <w:r>
+        <w:t xml:space="preserve">Az ER modell egyedeiből relációk (táblák), tulajdonságaiból mezők lesznek. A gyenge </w:t>
+      </w:r>
+      <w:proofErr w:type="spellStart"/>
+      <w:r>
+        <w:t>egyedek</w:t>
+      </w:r>
+      <w:proofErr w:type="spellEnd"/>
+      <w:r>
+        <w:t xml:space="preserve"> külön relációt kapnak, és egy további mezővel kapcsolódnak az őket azonosítani képes egyedhez.</w:t>
+      </w:r>
+    </w:p>
+    <w:p>
+      <w:r>
+        <w:rPr>
+          <w:noProof/>
+        </w:rPr>
         <w:drawing>
           <wp:inline distT="0" distB="0" distL="0" distR="0" wp14:anchorId="3A84DA0B" wp14:editId="2997FA1F">
             <wp:extent cx="5760720" cy="1066165"/>
@@ -1323,23 +1345,63 @@
     </w:p>
     <w:p>
       <w:r>
-        <w:t>A_TABLE [Bkód, C, D1, D2, D3]</w:t>
-      </w:r>
-    </w:p>
-    <w:p>
-      <w:r>
-        <w:t>A_E [Bkód, J, Fkód]</w:t>
+        <w:t>A_TABLE [</w:t>
+      </w:r>
+      <w:proofErr w:type="spellStart"/>
+      <w:r>
+        <w:t>Bkód</w:t>
+      </w:r>
+      <w:proofErr w:type="spellEnd"/>
+      <w:r>
+        <w:t>, C, D1, D2, D3]</w:t>
+      </w:r>
+    </w:p>
+    <w:p>
+      <w:r>
+        <w:t>A_E [</w:t>
+      </w:r>
+      <w:proofErr w:type="spellStart"/>
+      <w:r>
+        <w:t>Bkód</w:t>
+      </w:r>
+      <w:proofErr w:type="spellEnd"/>
+      <w:r>
+        <w:t xml:space="preserve">, J, </w:t>
+      </w:r>
+      <w:proofErr w:type="spellStart"/>
+      <w:r>
+        <w:t>Fkód</w:t>
+      </w:r>
+      <w:proofErr w:type="spellEnd"/>
+      <w:r>
+        <w:t>]</w:t>
       </w:r>
     </w:p>
     <w:p>
       <w:r>
         <w:lastRenderedPageBreak/>
-        <w:t>E_TABLE [Fkód, G, H]</w:t>
-      </w:r>
-    </w:p>
-    <w:p>
-      <w:r>
-        <w:t>I_TABLE [Fkód, I]</w:t>
+        <w:t>E_TABLE [</w:t>
+      </w:r>
+      <w:proofErr w:type="spellStart"/>
+      <w:r>
+        <w:t>Fkód</w:t>
+      </w:r>
+      <w:proofErr w:type="spellEnd"/>
+      <w:r>
+        <w:t>, G, H]</w:t>
+      </w:r>
+    </w:p>
+    <w:p>
+      <w:r>
+        <w:t>I_TABLE [</w:t>
+      </w:r>
+      <w:proofErr w:type="spellStart"/>
+      <w:r>
+        <w:t>Fkód</w:t>
+      </w:r>
+      <w:proofErr w:type="spellEnd"/>
+      <w:r>
+        <w:t>, I]</w:t>
       </w:r>
     </w:p>
     <w:p>
@@ -1352,6 +1414,9 @@
     </w:p>
     <w:p>
       <w:r>
+        <w:rPr>
+          <w:noProof/>
+        </w:rPr>
         <w:drawing>
           <wp:inline distT="0" distB="0" distL="0" distR="0" wp14:anchorId="16AA70A8" wp14:editId="2C1B2966">
             <wp:extent cx="5760720" cy="2297430"/>
@@ -1394,12 +1459,143 @@
       <w:pPr>
         <w:pStyle w:val="Cmsor1"/>
       </w:pPr>
-    </w:p>
+      <w:proofErr w:type="spellStart"/>
+      <w:r>
+        <w:t>Task</w:t>
+      </w:r>
+      <w:proofErr w:type="spellEnd"/>
+      <w:r>
+        <w:t xml:space="preserve"> feladatsor</w:t>
+      </w:r>
+    </w:p>
+    <w:p>
+      <w:pPr>
+        <w:pStyle w:val="Cmsor2"/>
+        <w:numPr>
+          <w:ilvl w:val="0"/>
+          <w:numId w:val="7"/>
+        </w:numPr>
+        <w:ind w:left="426"/>
+      </w:pPr>
+      <w:r>
+        <w:t>Relációs séma elkészítése ER modellel</w:t>
+      </w:r>
+    </w:p>
+    <w:p>
+      <w:r>
+        <w:t>OKTATÓ [</w:t>
+      </w:r>
+      <w:proofErr w:type="spellStart"/>
+      <w:r>
+        <w:t>neptunkód</w:t>
+      </w:r>
+      <w:proofErr w:type="spellEnd"/>
+      <w:r>
+        <w:t xml:space="preserve"> PK, név, tanszék]</w:t>
+      </w:r>
+    </w:p>
+    <w:p>
+      <w:r>
+        <w:t>TÁRGY [kód PK, megnevezés, kredit, oktató FK]</w:t>
+      </w:r>
+    </w:p>
+    <w:p>
+      <w:r>
+        <w:t>HALLGAT [hallgató FK, tárgy FK, félév, vizsgajegy]</w:t>
+      </w:r>
+    </w:p>
+    <w:p>
+      <w:r>
+        <w:t>HALLGATÓ [</w:t>
+      </w:r>
+      <w:proofErr w:type="spellStart"/>
+      <w:r>
+        <w:t>neptunkód</w:t>
+      </w:r>
+      <w:proofErr w:type="spellEnd"/>
+      <w:r>
+        <w:t xml:space="preserve"> PK, név, </w:t>
+      </w:r>
+      <w:proofErr w:type="spellStart"/>
+      <w:r>
+        <w:t>szül.d</w:t>
+      </w:r>
+      <w:proofErr w:type="spellEnd"/>
+      <w:r>
+        <w:t xml:space="preserve">, tankör, </w:t>
+      </w:r>
+      <w:proofErr w:type="spellStart"/>
+      <w:r>
+        <w:t>irsz</w:t>
+      </w:r>
+      <w:proofErr w:type="spellEnd"/>
+      <w:r>
+        <w:t xml:space="preserve">, város, utca, </w:t>
+      </w:r>
+      <w:proofErr w:type="spellStart"/>
+      <w:r>
+        <w:t>hsz</w:t>
+      </w:r>
+      <w:proofErr w:type="spellEnd"/>
+      <w:r>
+        <w:t>]</w:t>
+      </w:r>
+    </w:p>
+    <w:p>
+      <w:r>
+        <w:lastRenderedPageBreak/>
+        <w:drawing>
+          <wp:inline distT="0" distB="0" distL="0" distR="0" wp14:anchorId="4E0EC819" wp14:editId="3DF90211">
+            <wp:extent cx="5760720" cy="3583305"/>
+            <wp:effectExtent l="0" t="0" r="0" b="0"/>
+            <wp:docPr id="1907090427" name="Kép 1"/>
+            <wp:cNvGraphicFramePr>
+              <a:graphicFrameLocks xmlns:a="http://schemas.openxmlformats.org/drawingml/2006/main" noChangeAspect="1"/>
+            </wp:cNvGraphicFramePr>
+            <a:graphic xmlns:a="http://schemas.openxmlformats.org/drawingml/2006/main">
+              <a:graphicData uri="http://schemas.openxmlformats.org/drawingml/2006/picture">
+                <pic:pic xmlns:pic="http://schemas.openxmlformats.org/drawingml/2006/picture">
+                  <pic:nvPicPr>
+                    <pic:cNvPr id="1907090427" name=""/>
+                    <pic:cNvPicPr/>
+                  </pic:nvPicPr>
+                  <pic:blipFill>
+                    <a:blip r:embed="rId11"/>
+                    <a:stretch>
+                      <a:fillRect/>
+                    </a:stretch>
+                  </pic:blipFill>
+                  <pic:spPr>
+                    <a:xfrm>
+                      <a:off x="0" y="0"/>
+                      <a:ext cx="5760720" cy="3583305"/>
+                    </a:xfrm>
+                    <a:prstGeom prst="rect">
+                      <a:avLst/>
+                    </a:prstGeom>
+                  </pic:spPr>
+                </pic:pic>
+              </a:graphicData>
+            </a:graphic>
+          </wp:inline>
+        </w:drawing>
+      </w:r>
+    </w:p>
+    <w:p>
+      <w:pPr>
+        <w:pStyle w:val="Cmsor2"/>
+      </w:pPr>
+      <w:r>
+        <w:t>Átalakítás Bachman modellre</w:t>
+      </w:r>
+    </w:p>
+    <w:p/>
     <w:p>
       <w:pPr>
         <w:pStyle w:val="Cmsor1"/>
       </w:pPr>
       <w:r>
+        <w:lastRenderedPageBreak/>
         <w:t>SQL nyelv</w:t>
       </w:r>
       <w:r>
@@ -1411,8 +1607,13 @@
         <w:pStyle w:val="Cmsor2"/>
       </w:pPr>
       <w:r>
-        <w:t>Adatbázis létrehozása: kuetuo</w:t>
-      </w:r>
+        <w:t xml:space="preserve">Adatbázis létrehozása: </w:t>
+      </w:r>
+      <w:proofErr w:type="spellStart"/>
+      <w:r>
+        <w:t>kuetuo</w:t>
+      </w:r>
+      <w:proofErr w:type="spellEnd"/>
     </w:p>
     <w:p>
       <w:r>
@@ -1435,7 +1636,7 @@
                     <pic:cNvPicPr/>
                   </pic:nvPicPr>
                   <pic:blipFill>
-                    <a:blip r:embed="rId11"/>
+                    <a:blip r:embed="rId12"/>
                     <a:stretch>
                       <a:fillRect/>
                     </a:stretch>
@@ -1486,7 +1687,7 @@
                     <pic:cNvPicPr/>
                   </pic:nvPicPr>
                   <pic:blipFill>
-                    <a:blip r:embed="rId12"/>
+                    <a:blip r:embed="rId13"/>
                     <a:stretch>
                       <a:fillRect/>
                     </a:stretch>
@@ -1528,7 +1729,7 @@
                     <pic:cNvPicPr/>
                   </pic:nvPicPr>
                   <pic:blipFill>
-                    <a:blip r:embed="rId13"/>
+                    <a:blip r:embed="rId14"/>
                     <a:stretch>
                       <a:fillRect/>
                     </a:stretch>
@@ -1554,6 +1755,7 @@
         <w:rPr>
           <w:noProof/>
         </w:rPr>
+        <w:lastRenderedPageBreak/>
         <w:drawing>
           <wp:inline distT="0" distB="0" distL="0" distR="0" wp14:anchorId="5E60EF15" wp14:editId="0D80BCEB">
             <wp:extent cx="5760720" cy="2153920"/>
@@ -1570,7 +1772,7 @@
                     <pic:cNvPicPr/>
                   </pic:nvPicPr>
                   <pic:blipFill>
-                    <a:blip r:embed="rId14"/>
+                    <a:blip r:embed="rId15"/>
                     <a:stretch>
                       <a:fillRect/>
                     </a:stretch>
@@ -1612,7 +1814,7 @@
                     <pic:cNvPicPr/>
                   </pic:nvPicPr>
                   <pic:blipFill>
-                    <a:blip r:embed="rId15"/>
+                    <a:blip r:embed="rId16"/>
                     <a:stretch>
                       <a:fillRect/>
                     </a:stretch>
@@ -1662,18 +1864,22 @@
         </w:tabs>
       </w:pPr>
       <w:r>
-        <w:lastRenderedPageBreak/>
         <w:tab/>
       </w:r>
       <w:r>
-        <w:t>Programtervező Informatikus, BSc</w:t>
-      </w:r>
+        <w:t xml:space="preserve">Programtervező Informatikus, </w:t>
+      </w:r>
+      <w:proofErr w:type="spellStart"/>
+      <w:r>
+        <w:t>BSc</w:t>
+      </w:r>
+      <w:proofErr w:type="spellEnd"/>
       <w:r>
         <w:t>, hallgató</w:t>
       </w:r>
     </w:p>
     <w:sectPr>
-      <w:footerReference w:type="default" r:id="rId16"/>
+      <w:footerReference w:type="default" r:id="rId17"/>
       <w:pgSz w:w="11906" w:h="16838"/>
       <w:pgMar w:top="1417" w:right="1417" w:bottom="1417" w:left="1417" w:header="709" w:footer="709" w:gutter="0"/>
       <w:cols w:space="708"/>
@@ -1867,8 +2073,8 @@
   <w:abstractNum w:abstractNumId="1" w15:restartNumberingAfterBreak="0">
     <w:nsid w:val="352C13DA"/>
     <w:multiLevelType w:val="hybridMultilevel"/>
-    <w:tmpl w:val="8BD8451C"/>
-    <w:lvl w:ilvl="0" w:tplc="C7DCD640">
+    <w:tmpl w:val="B81A502C"/>
+    <w:lvl w:ilvl="0" w:tplc="429E2672">
       <w:start w:val="1"/>
       <w:numFmt w:val="lowerLetter"/>
       <w:pStyle w:val="Cmsor2"/>
@@ -2046,6 +2252,27 @@
   </w:num>
   <w:num w:numId="3" w16cid:durableId="1951358012">
     <w:abstractNumId w:val="1"/>
+  </w:num>
+  <w:num w:numId="4" w16cid:durableId="1518273645">
+    <w:abstractNumId w:val="1"/>
+    <w:lvlOverride w:ilvl="0">
+      <w:startOverride w:val="1"/>
+    </w:lvlOverride>
+  </w:num>
+  <w:num w:numId="5" w16cid:durableId="1917740651">
+    <w:abstractNumId w:val="1"/>
+  </w:num>
+  <w:num w:numId="6" w16cid:durableId="2019650919">
+    <w:abstractNumId w:val="1"/>
+    <w:lvlOverride w:ilvl="0">
+      <w:startOverride w:val="1"/>
+    </w:lvlOverride>
+  </w:num>
+  <w:num w:numId="7" w16cid:durableId="663356724">
+    <w:abstractNumId w:val="1"/>
+    <w:lvlOverride w:ilvl="0">
+      <w:startOverride w:val="1"/>
+    </w:lvlOverride>
   </w:num>
   <w:numIdMacAtCleanup w:val="2"/>
 </w:numbering>
@@ -2494,12 +2721,12 @@
     <w:uiPriority w:val="9"/>
     <w:unhideWhenUsed/>
     <w:qFormat/>
-    <w:rsid w:val="00460DD8"/>
+    <w:rsid w:val="00CF1EBB"/>
     <w:pPr>
       <w:numPr>
         <w:numId w:val="3"/>
       </w:numPr>
-      <w:ind w:left="397" w:hanging="397"/>
+      <w:ind w:left="357" w:hanging="357"/>
       <w:outlineLvl w:val="1"/>
     </w:pPr>
     <w:rPr>
@@ -2700,7 +2927,7 @@
     <w:basedOn w:val="Bekezdsalapbettpusa"/>
     <w:link w:val="Cmsor2"/>
     <w:uiPriority w:val="9"/>
-    <w:rsid w:val="00460DD8"/>
+    <w:rsid w:val="00CF1EBB"/>
     <w:rPr>
       <w:rFonts w:ascii="Times New Roman" w:eastAsiaTheme="majorEastAsia" w:hAnsi="Times New Roman" w:cstheme="majorBidi"/>
       <w:b/>

--- a/kuetuo_0328/kuetuo_0328.docx
+++ b/kuetuo_0328/kuetuo_0328.docx
@@ -275,19 +275,11 @@
         </w:rPr>
         <w:tab/>
       </w:r>
-      <w:proofErr w:type="spellStart"/>
-      <w:r>
-        <w:rPr>
-          <w:rFonts w:cs="Times New Roman"/>
-        </w:rPr>
-        <w:t>Neptunkód</w:t>
-      </w:r>
-      <w:proofErr w:type="spellEnd"/>
-      <w:r>
-        <w:rPr>
-          <w:rFonts w:cs="Times New Roman"/>
-        </w:rPr>
-        <w:t xml:space="preserve">: </w:t>
+      <w:r>
+        <w:rPr>
+          <w:rFonts w:cs="Times New Roman"/>
+        </w:rPr>
+        <w:t xml:space="preserve">Neptunkód: </w:t>
       </w:r>
       <w:r>
         <w:rPr>
@@ -438,7 +430,7 @@
           <w:r>
             <w:fldChar w:fldCharType="separate"/>
           </w:r>
-          <w:hyperlink w:anchor="_Toc223982346" w:history="1">
+          <w:hyperlink w:anchor="_Toc227667840" w:history="1">
             <w:r>
               <w:rPr>
                 <w:rStyle w:val="Hiperhivatkozs"/>
@@ -456,7 +448,7 @@
               <w:rPr>
                 <w:rStyle w:val="Hiperhivatkozs"/>
               </w:rPr>
-              <w:t>C nyelvű program</w:t>
+              <w:t>ER modell</w:t>
             </w:r>
             <w:r>
               <w:rPr>
@@ -474,7 +466,7 @@
               <w:rPr>
                 <w:webHidden/>
               </w:rPr>
-              <w:instrText xml:space="preserve"> PAGEREF _Toc223982346 \h </w:instrText>
+              <w:instrText xml:space="preserve"> PAGEREF _Toc227667840 \h </w:instrText>
             </w:r>
             <w:r>
               <w:rPr>
@@ -503,68 +495,72 @@
         </w:p>
         <w:p>
           <w:pPr>
-            <w:pStyle w:val="TJ3"/>
+            <w:pStyle w:val="TJ2"/>
             <w:tabs>
-              <w:tab w:val="right" w:leader="dot" w:pos="9062"/>
+              <w:tab w:val="left" w:pos="720"/>
             </w:tabs>
             <w:rPr>
               <w:rFonts w:asciiTheme="minorHAnsi" w:eastAsiaTheme="minorEastAsia" w:hAnsiTheme="minorHAnsi"/>
-              <w:noProof/>
               <w:lang w:eastAsia="hu-HU"/>
             </w:rPr>
           </w:pPr>
-          <w:hyperlink w:anchor="_Toc223982347" w:history="1">
+          <w:hyperlink w:anchor="_Toc227667841" w:history="1">
             <w:r>
               <w:rPr>
                 <w:rStyle w:val="Hiperhivatkozs"/>
-                <w:noProof/>
-              </w:rPr>
-              <w:t>A program futása:</w:t>
-            </w:r>
-            <w:r>
-              <w:rPr>
-                <w:noProof/>
-                <w:webHidden/>
+              </w:rPr>
+              <w:t>a)</w:t>
+            </w:r>
+            <w:r>
+              <w:rPr>
+                <w:rFonts w:asciiTheme="minorHAnsi" w:eastAsiaTheme="minorEastAsia" w:hAnsiTheme="minorHAnsi"/>
+                <w:lang w:eastAsia="hu-HU"/>
               </w:rPr>
               <w:tab/>
             </w:r>
             <w:r>
               <w:rPr>
-                <w:noProof/>
+                <w:rStyle w:val="Hiperhivatkozs"/>
+              </w:rPr>
+              <w:t>ER modell konvertálása relációs modellre</w:t>
+            </w:r>
+            <w:r>
+              <w:rPr>
+                <w:webHidden/>
+              </w:rPr>
+              <w:tab/>
+            </w:r>
+            <w:r>
+              <w:rPr>
                 <w:webHidden/>
               </w:rPr>
               <w:fldChar w:fldCharType="begin"/>
             </w:r>
             <w:r>
               <w:rPr>
-                <w:noProof/>
-                <w:webHidden/>
-              </w:rPr>
-              <w:instrText xml:space="preserve"> PAGEREF _Toc223982347 \h </w:instrText>
-            </w:r>
-            <w:r>
-              <w:rPr>
-                <w:noProof/>
-                <w:webHidden/>
-              </w:rPr>
-            </w:r>
-            <w:r>
-              <w:rPr>
-                <w:noProof/>
+                <w:webHidden/>
+              </w:rPr>
+              <w:instrText xml:space="preserve"> PAGEREF _Toc227667841 \h </w:instrText>
+            </w:r>
+            <w:r>
+              <w:rPr>
+                <w:webHidden/>
+              </w:rPr>
+            </w:r>
+            <w:r>
+              <w:rPr>
                 <w:webHidden/>
               </w:rPr>
               <w:fldChar w:fldCharType="separate"/>
             </w:r>
             <w:r>
               <w:rPr>
-                <w:noProof/>
-                <w:webHidden/>
-              </w:rPr>
-              <w:t>4</w:t>
-            </w:r>
-            <w:r>
-              <w:rPr>
-                <w:noProof/>
+                <w:webHidden/>
+              </w:rPr>
+              <w:t>3</w:t>
+            </w:r>
+            <w:r>
+              <w:rPr>
                 <w:webHidden/>
               </w:rPr>
               <w:fldChar w:fldCharType="end"/>
@@ -573,68 +569,146 @@
         </w:p>
         <w:p>
           <w:pPr>
-            <w:pStyle w:val="TJ3"/>
+            <w:pStyle w:val="TJ2"/>
             <w:tabs>
-              <w:tab w:val="right" w:leader="dot" w:pos="9062"/>
+              <w:tab w:val="left" w:pos="720"/>
             </w:tabs>
             <w:rPr>
               <w:rFonts w:asciiTheme="minorHAnsi" w:eastAsiaTheme="minorEastAsia" w:hAnsiTheme="minorHAnsi"/>
-              <w:noProof/>
               <w:lang w:eastAsia="hu-HU"/>
             </w:rPr>
           </w:pPr>
-          <w:hyperlink w:anchor="_Toc223982348" w:history="1">
+          <w:hyperlink w:anchor="_Toc227667842" w:history="1">
             <w:r>
               <w:rPr>
                 <w:rStyle w:val="Hiperhivatkozs"/>
-                <w:noProof/>
-              </w:rPr>
-              <w:t>A program kódja:</w:t>
-            </w:r>
-            <w:r>
-              <w:rPr>
-                <w:noProof/>
-                <w:webHidden/>
+              </w:rPr>
+              <w:t>b)</w:t>
+            </w:r>
+            <w:r>
+              <w:rPr>
+                <w:rFonts w:asciiTheme="minorHAnsi" w:eastAsiaTheme="minorEastAsia" w:hAnsiTheme="minorHAnsi"/>
+                <w:lang w:eastAsia="hu-HU"/>
               </w:rPr>
               <w:tab/>
             </w:r>
             <w:r>
               <w:rPr>
-                <w:noProof/>
+                <w:rStyle w:val="Hiperhivatkozs"/>
+              </w:rPr>
+              <w:t>Konvertálás struktúra diagramra</w:t>
+            </w:r>
+            <w:r>
+              <w:rPr>
+                <w:webHidden/>
+              </w:rPr>
+              <w:tab/>
+            </w:r>
+            <w:r>
+              <w:rPr>
                 <w:webHidden/>
               </w:rPr>
               <w:fldChar w:fldCharType="begin"/>
             </w:r>
             <w:r>
               <w:rPr>
-                <w:noProof/>
-                <w:webHidden/>
-              </w:rPr>
-              <w:instrText xml:space="preserve"> PAGEREF _Toc223982348 \h </w:instrText>
-            </w:r>
-            <w:r>
-              <w:rPr>
-                <w:noProof/>
-                <w:webHidden/>
-              </w:rPr>
-            </w:r>
-            <w:r>
-              <w:rPr>
-                <w:noProof/>
+                <w:webHidden/>
+              </w:rPr>
+              <w:instrText xml:space="preserve"> PAGEREF _Toc227667842 \h </w:instrText>
+            </w:r>
+            <w:r>
+              <w:rPr>
+                <w:webHidden/>
+              </w:rPr>
+            </w:r>
+            <w:r>
+              <w:rPr>
                 <w:webHidden/>
               </w:rPr>
               <w:fldChar w:fldCharType="separate"/>
             </w:r>
             <w:r>
               <w:rPr>
-                <w:noProof/>
+                <w:webHidden/>
+              </w:rPr>
+              <w:t>3</w:t>
+            </w:r>
+            <w:r>
+              <w:rPr>
+                <w:webHidden/>
+              </w:rPr>
+              <w:fldChar w:fldCharType="end"/>
+            </w:r>
+          </w:hyperlink>
+        </w:p>
+        <w:p>
+          <w:pPr>
+            <w:pStyle w:val="TJ2"/>
+            <w:tabs>
+              <w:tab w:val="left" w:pos="720"/>
+            </w:tabs>
+            <w:rPr>
+              <w:rFonts w:asciiTheme="minorHAnsi" w:eastAsiaTheme="minorEastAsia" w:hAnsiTheme="minorHAnsi"/>
+              <w:lang w:eastAsia="hu-HU"/>
+            </w:rPr>
+          </w:pPr>
+          <w:hyperlink w:anchor="_Toc227667843" w:history="1">
+            <w:r>
+              <w:rPr>
+                <w:rStyle w:val="Hiperhivatkozs"/>
+              </w:rPr>
+              <w:t>c)</w:t>
+            </w:r>
+            <w:r>
+              <w:rPr>
+                <w:rFonts w:asciiTheme="minorHAnsi" w:eastAsiaTheme="minorEastAsia" w:hAnsiTheme="minorHAnsi"/>
+                <w:lang w:eastAsia="hu-HU"/>
+              </w:rPr>
+              <w:tab/>
+            </w:r>
+            <w:r>
+              <w:rPr>
+                <w:rStyle w:val="Hiperhivatkozs"/>
+              </w:rPr>
+              <w:t>Megvalósítás Bachman diagrammal</w:t>
+            </w:r>
+            <w:r>
+              <w:rPr>
+                <w:webHidden/>
+              </w:rPr>
+              <w:tab/>
+            </w:r>
+            <w:r>
+              <w:rPr>
+                <w:webHidden/>
+              </w:rPr>
+              <w:fldChar w:fldCharType="begin"/>
+            </w:r>
+            <w:r>
+              <w:rPr>
+                <w:webHidden/>
+              </w:rPr>
+              <w:instrText xml:space="preserve"> PAGEREF _Toc227667843 \h </w:instrText>
+            </w:r>
+            <w:r>
+              <w:rPr>
+                <w:webHidden/>
+              </w:rPr>
+            </w:r>
+            <w:r>
+              <w:rPr>
+                <w:webHidden/>
+              </w:rPr>
+              <w:fldChar w:fldCharType="separate"/>
+            </w:r>
+            <w:r>
+              <w:rPr>
                 <w:webHidden/>
               </w:rPr>
               <w:t>4</w:t>
             </w:r>
             <w:r>
               <w:rPr>
-                <w:noProof/>
                 <w:webHidden/>
               </w:rPr>
               <w:fldChar w:fldCharType="end"/>
@@ -649,7 +723,7 @@
               <w:lang w:eastAsia="hu-HU"/>
             </w:rPr>
           </w:pPr>
-          <w:hyperlink w:anchor="_Toc223982349" w:history="1">
+          <w:hyperlink w:anchor="_Toc227667844" w:history="1">
             <w:r>
               <w:rPr>
                 <w:rStyle w:val="Hiperhivatkozs"/>
@@ -667,7 +741,7 @@
               <w:rPr>
                 <w:rStyle w:val="Hiperhivatkozs"/>
               </w:rPr>
-              <w:t>B-fa építése</w:t>
+              <w:t>Task feladatsor</w:t>
             </w:r>
             <w:r>
               <w:rPr>
@@ -685,7 +759,7 @@
               <w:rPr>
                 <w:webHidden/>
               </w:rPr>
-              <w:instrText xml:space="preserve"> PAGEREF _Toc223982349 \h </w:instrText>
+              <w:instrText xml:space="preserve"> PAGEREF _Toc227667844 \h </w:instrText>
             </w:r>
             <w:r>
               <w:rPr>
@@ -702,7 +776,7 @@
               <w:rPr>
                 <w:webHidden/>
               </w:rPr>
-              <w:t>6</w:t>
+              <w:t>4</w:t>
             </w:r>
             <w:r>
               <w:rPr>
@@ -716,19 +790,19 @@
           <w:pPr>
             <w:pStyle w:val="TJ2"/>
             <w:tabs>
-              <w:tab w:val="left" w:pos="960"/>
+              <w:tab w:val="left" w:pos="720"/>
             </w:tabs>
             <w:rPr>
               <w:rFonts w:asciiTheme="minorHAnsi" w:eastAsiaTheme="minorEastAsia" w:hAnsiTheme="minorHAnsi"/>
               <w:lang w:eastAsia="hu-HU"/>
             </w:rPr>
           </w:pPr>
-          <w:hyperlink w:anchor="_Toc223982350" w:history="1">
+          <w:hyperlink w:anchor="_Toc227667845" w:history="1">
             <w:r>
               <w:rPr>
                 <w:rStyle w:val="Hiperhivatkozs"/>
               </w:rPr>
-              <w:t>2.1.</w:t>
+              <w:t>a)</w:t>
             </w:r>
             <w:r>
               <w:rPr>
@@ -741,7 +815,7 @@
               <w:rPr>
                 <w:rStyle w:val="Hiperhivatkozs"/>
               </w:rPr>
-              <w:t>A) Építsen fel egy B-fát az alábbi elemekből, melyek beépülési sorrendje adott (minfeladat).</w:t>
+              <w:t>Relációs séma elkészítése ER modellel</w:t>
             </w:r>
             <w:r>
               <w:rPr>
@@ -759,7 +833,7 @@
               <w:rPr>
                 <w:webHidden/>
               </w:rPr>
-              <w:instrText xml:space="preserve"> PAGEREF _Toc223982350 \h </w:instrText>
+              <w:instrText xml:space="preserve"> PAGEREF _Toc227667845 \h </w:instrText>
             </w:r>
             <w:r>
               <w:rPr>
@@ -776,7 +850,7 @@
               <w:rPr>
                 <w:webHidden/>
               </w:rPr>
-              <w:t>6</w:t>
+              <w:t>4</w:t>
             </w:r>
             <w:r>
               <w:rPr>
@@ -790,19 +864,19 @@
           <w:pPr>
             <w:pStyle w:val="TJ2"/>
             <w:tabs>
-              <w:tab w:val="left" w:pos="960"/>
+              <w:tab w:val="left" w:pos="720"/>
             </w:tabs>
             <w:rPr>
               <w:rFonts w:asciiTheme="minorHAnsi" w:eastAsiaTheme="minorEastAsia" w:hAnsiTheme="minorHAnsi"/>
               <w:lang w:eastAsia="hu-HU"/>
             </w:rPr>
           </w:pPr>
-          <w:hyperlink w:anchor="_Toc223982351" w:history="1">
+          <w:hyperlink w:anchor="_Toc227667846" w:history="1">
             <w:r>
               <w:rPr>
                 <w:rStyle w:val="Hiperhivatkozs"/>
               </w:rPr>
-              <w:t>2.2.</w:t>
+              <w:t>b)</w:t>
             </w:r>
             <w:r>
               <w:rPr>
@@ -815,7 +889,7 @@
               <w:rPr>
                 <w:rStyle w:val="Hiperhivatkozs"/>
               </w:rPr>
-              <w:t>B) Törölje az elkészült B-fa-ból a 23 elemet. Tervezze át a B-fa-t.</w:t>
+              <w:t>Átalakítás Bachman modellre</w:t>
             </w:r>
             <w:r>
               <w:rPr>
@@ -833,7 +907,7 @@
               <w:rPr>
                 <w:webHidden/>
               </w:rPr>
-              <w:instrText xml:space="preserve"> PAGEREF _Toc223982351 \h </w:instrText>
+              <w:instrText xml:space="preserve"> PAGEREF _Toc227667846 \h </w:instrText>
             </w:r>
             <w:r>
               <w:rPr>
@@ -850,81 +924,7 @@
               <w:rPr>
                 <w:webHidden/>
               </w:rPr>
-              <w:t>9</w:t>
-            </w:r>
-            <w:r>
-              <w:rPr>
-                <w:webHidden/>
-              </w:rPr>
-              <w:fldChar w:fldCharType="end"/>
-            </w:r>
-          </w:hyperlink>
-        </w:p>
-        <w:p>
-          <w:pPr>
-            <w:pStyle w:val="TJ2"/>
-            <w:tabs>
-              <w:tab w:val="left" w:pos="960"/>
-            </w:tabs>
-            <w:rPr>
-              <w:rFonts w:asciiTheme="minorHAnsi" w:eastAsiaTheme="minorEastAsia" w:hAnsiTheme="minorHAnsi"/>
-              <w:lang w:eastAsia="hu-HU"/>
-            </w:rPr>
-          </w:pPr>
-          <w:hyperlink w:anchor="_Toc223982352" w:history="1">
-            <w:r>
-              <w:rPr>
-                <w:rStyle w:val="Hiperhivatkozs"/>
-              </w:rPr>
-              <w:t>2.3.</w:t>
-            </w:r>
-            <w:r>
-              <w:rPr>
-                <w:rFonts w:asciiTheme="minorHAnsi" w:eastAsiaTheme="minorEastAsia" w:hAnsiTheme="minorHAnsi"/>
-                <w:lang w:eastAsia="hu-HU"/>
-              </w:rPr>
-              <w:tab/>
-            </w:r>
-            <w:r>
-              <w:rPr>
-                <w:rStyle w:val="Hiperhivatkozs"/>
-              </w:rPr>
-              <w:t>C) Építsen fel egy B-fát az alábbi elemekből, melyek beépülési sorrendje adott.</w:t>
-            </w:r>
-            <w:r>
-              <w:rPr>
-                <w:webHidden/>
-              </w:rPr>
-              <w:tab/>
-            </w:r>
-            <w:r>
-              <w:rPr>
-                <w:webHidden/>
-              </w:rPr>
-              <w:fldChar w:fldCharType="begin"/>
-            </w:r>
-            <w:r>
-              <w:rPr>
-                <w:webHidden/>
-              </w:rPr>
-              <w:instrText xml:space="preserve"> PAGEREF _Toc223982352 \h </w:instrText>
-            </w:r>
-            <w:r>
-              <w:rPr>
-                <w:webHidden/>
-              </w:rPr>
-            </w:r>
-            <w:r>
-              <w:rPr>
-                <w:webHidden/>
-              </w:rPr>
-              <w:fldChar w:fldCharType="separate"/>
-            </w:r>
-            <w:r>
-              <w:rPr>
-                <w:webHidden/>
-              </w:rPr>
-              <w:t>9</w:t>
+              <w:t>5</w:t>
             </w:r>
             <w:r>
               <w:rPr>
@@ -942,7 +942,7 @@
               <w:lang w:eastAsia="hu-HU"/>
             </w:rPr>
           </w:pPr>
-          <w:hyperlink w:anchor="_Toc223982353" w:history="1">
+          <w:hyperlink w:anchor="_Toc227667847" w:history="1">
             <w:r>
               <w:rPr>
                 <w:rStyle w:val="Hiperhivatkozs"/>
@@ -960,7 +960,7 @@
               <w:rPr>
                 <w:rStyle w:val="Hiperhivatkozs"/>
               </w:rPr>
-              <w:t>ER modell – definíciók alapján</w:t>
+              <w:t>SQL nyelv</w:t>
             </w:r>
             <w:r>
               <w:rPr>
@@ -978,7 +978,7 @@
               <w:rPr>
                 <w:webHidden/>
               </w:rPr>
-              <w:instrText xml:space="preserve"> PAGEREF _Toc223982353 \h </w:instrText>
+              <w:instrText xml:space="preserve"> PAGEREF _Toc227667847 \h </w:instrText>
             </w:r>
             <w:r>
               <w:rPr>
@@ -995,7 +995,7 @@
               <w:rPr>
                 <w:webHidden/>
               </w:rPr>
-              <w:t>12</w:t>
+              <w:t>5</w:t>
             </w:r>
             <w:r>
               <w:rPr>
@@ -1007,18 +1007,21 @@
         </w:p>
         <w:p>
           <w:pPr>
-            <w:pStyle w:val="TJ1"/>
+            <w:pStyle w:val="TJ2"/>
+            <w:tabs>
+              <w:tab w:val="left" w:pos="720"/>
+            </w:tabs>
             <w:rPr>
               <w:rFonts w:asciiTheme="minorHAnsi" w:eastAsiaTheme="minorEastAsia" w:hAnsiTheme="minorHAnsi"/>
               <w:lang w:eastAsia="hu-HU"/>
             </w:rPr>
           </w:pPr>
-          <w:hyperlink w:anchor="_Toc223982354" w:history="1">
+          <w:hyperlink w:anchor="_Toc227667848" w:history="1">
             <w:r>
               <w:rPr>
                 <w:rStyle w:val="Hiperhivatkozs"/>
               </w:rPr>
-              <w:t>4.</w:t>
+              <w:t>a)</w:t>
             </w:r>
             <w:r>
               <w:rPr>
@@ -1031,7 +1034,7 @@
               <w:rPr>
                 <w:rStyle w:val="Hiperhivatkozs"/>
               </w:rPr>
-              <w:t>ER modell – szabadon meghatározható elemekkel</w:t>
+              <w:t>Adatbázis létrehozása: kuetuo</w:t>
             </w:r>
             <w:r>
               <w:rPr>
@@ -1049,7 +1052,7 @@
               <w:rPr>
                 <w:webHidden/>
               </w:rPr>
-              <w:instrText xml:space="preserve"> PAGEREF _Toc223982354 \h </w:instrText>
+              <w:instrText xml:space="preserve"> PAGEREF _Toc227667848 \h </w:instrText>
             </w:r>
             <w:r>
               <w:rPr>
@@ -1066,7 +1069,7 @@
               <w:rPr>
                 <w:webHidden/>
               </w:rPr>
-              <w:t>13</w:t>
+              <w:t>5</w:t>
             </w:r>
             <w:r>
               <w:rPr>
@@ -1078,18 +1081,21 @@
         </w:p>
         <w:p>
           <w:pPr>
-            <w:pStyle w:val="TJ1"/>
+            <w:pStyle w:val="TJ2"/>
+            <w:tabs>
+              <w:tab w:val="left" w:pos="720"/>
+            </w:tabs>
             <w:rPr>
               <w:rFonts w:asciiTheme="minorHAnsi" w:eastAsiaTheme="minorEastAsia" w:hAnsiTheme="minorHAnsi"/>
               <w:lang w:eastAsia="hu-HU"/>
             </w:rPr>
           </w:pPr>
-          <w:hyperlink w:anchor="_Toc223982355" w:history="1">
+          <w:hyperlink w:anchor="_Toc227667849" w:history="1">
             <w:r>
               <w:rPr>
                 <w:rStyle w:val="Hiperhivatkozs"/>
               </w:rPr>
-              <w:t>5.</w:t>
+              <w:t>b)</w:t>
             </w:r>
             <w:r>
               <w:rPr>
@@ -1102,7 +1108,7 @@
               <w:rPr>
                 <w:rStyle w:val="Hiperhivatkozs"/>
               </w:rPr>
-              <w:t>ER modell – Tanszék, Oktató, Tantárgy</w:t>
+              <w:t>Táblák létrehozása</w:t>
             </w:r>
             <w:r>
               <w:rPr>
@@ -1120,7 +1126,7 @@
               <w:rPr>
                 <w:webHidden/>
               </w:rPr>
-              <w:instrText xml:space="preserve"> PAGEREF _Toc223982355 \h </w:instrText>
+              <w:instrText xml:space="preserve"> PAGEREF _Toc227667849 \h </w:instrText>
             </w:r>
             <w:r>
               <w:rPr>
@@ -1137,7 +1143,7 @@
               <w:rPr>
                 <w:webHidden/>
               </w:rPr>
-              <w:t>14</w:t>
+              <w:t>6</w:t>
             </w:r>
             <w:r>
               <w:rPr>
@@ -1221,17 +1227,21 @@
       <w:pPr>
         <w:pStyle w:val="Cmsor1"/>
       </w:pPr>
+      <w:bookmarkStart w:id="0" w:name="_Toc227667840"/>
       <w:r>
         <w:t>ER modell</w:t>
       </w:r>
+      <w:bookmarkEnd w:id="0"/>
     </w:p>
     <w:p>
       <w:pPr>
         <w:pStyle w:val="Cmsor2"/>
       </w:pPr>
+      <w:bookmarkStart w:id="1" w:name="_Toc227667841"/>
       <w:r>
         <w:t>ER modell konvertálása relációs modellre</w:t>
       </w:r>
+      <w:bookmarkEnd w:id="1"/>
     </w:p>
     <w:p>
       <w:r>
@@ -1282,15 +1292,7 @@
     </w:p>
     <w:p>
       <w:r>
-        <w:t xml:space="preserve">Az ER modell egyedeiből relációk (táblák), tulajdonságaiból mezők lesznek. A gyenge </w:t>
-      </w:r>
-      <w:proofErr w:type="spellStart"/>
-      <w:r>
-        <w:t>egyedek</w:t>
-      </w:r>
-      <w:proofErr w:type="spellEnd"/>
-      <w:r>
-        <w:t xml:space="preserve"> külön relációt kapnak, és egy további mezővel kapcsolódnak az őket azonosítani képes egyedhez.</w:t>
+        <w:t>Az ER modell egyedeiből relációk (táblák), tulajdonságaiból mezők lesznek. A gyenge egyedek külön relációt kapnak, és egy további mezővel kapcsolódnak az őket azonosítani képes egyedhez.</w:t>
       </w:r>
     </w:p>
     <w:p>
@@ -1339,40 +1341,30 @@
       <w:pPr>
         <w:pStyle w:val="Cmsor2"/>
       </w:pPr>
+      <w:bookmarkStart w:id="2" w:name="_Toc227667842"/>
       <w:r>
         <w:t>Konvertálás struktúra diagramra</w:t>
       </w:r>
-    </w:p>
-    <w:p>
-      <w:r>
-        <w:t>A_TABLE [</w:t>
-      </w:r>
-      <w:proofErr w:type="spellStart"/>
-      <w:r>
-        <w:t>Bkód</w:t>
-      </w:r>
-      <w:proofErr w:type="spellEnd"/>
-      <w:r>
-        <w:t>, C, D1, D2, D3]</w:t>
-      </w:r>
-    </w:p>
-    <w:p>
-      <w:r>
-        <w:t>A_E [</w:t>
-      </w:r>
-      <w:proofErr w:type="spellStart"/>
-      <w:r>
-        <w:t>Bkód</w:t>
-      </w:r>
-      <w:proofErr w:type="spellEnd"/>
-      <w:r>
-        <w:t xml:space="preserve">, J, </w:t>
-      </w:r>
-      <w:proofErr w:type="spellStart"/>
-      <w:r>
-        <w:t>Fkód</w:t>
-      </w:r>
-      <w:proofErr w:type="spellEnd"/>
+      <w:bookmarkEnd w:id="2"/>
+    </w:p>
+    <w:p>
+      <w:r>
+        <w:t>A_TABLE [Bkód, C, D1, D2, D3]</w:t>
+      </w:r>
+    </w:p>
+    <w:p>
+      <w:r>
+        <w:t>A_E [Bkód</w:t>
+      </w:r>
+      <w:r>
+        <w:t xml:space="preserve"> FK</w:t>
+      </w:r>
+      <w:r>
+        <w:t>, J, Fkód</w:t>
+      </w:r>
+      <w:r>
+        <w:t xml:space="preserve"> FK</w:t>
+      </w:r>
       <w:r>
         <w:t>]</w:t>
       </w:r>
@@ -1380,37 +1372,68 @@
     <w:p>
       <w:r>
         <w:lastRenderedPageBreak/>
-        <w:t>E_TABLE [</w:t>
-      </w:r>
-      <w:proofErr w:type="spellStart"/>
-      <w:r>
-        <w:t>Fkód</w:t>
-      </w:r>
-      <w:proofErr w:type="spellEnd"/>
-      <w:r>
-        <w:t>, G, H]</w:t>
-      </w:r>
-    </w:p>
-    <w:p>
-      <w:r>
-        <w:t>I_TABLE [</w:t>
-      </w:r>
-      <w:proofErr w:type="spellStart"/>
-      <w:r>
-        <w:t>Fkód</w:t>
-      </w:r>
-      <w:proofErr w:type="spellEnd"/>
+        <w:t>E_TABLE [Fkód, G, H]</w:t>
+      </w:r>
+    </w:p>
+    <w:p>
+      <w:r>
+        <w:t>I_TABLE [Fkód</w:t>
+      </w:r>
+      <w:r>
+        <w:t xml:space="preserve"> FK</w:t>
+      </w:r>
       <w:r>
         <w:t>, I]</w:t>
       </w:r>
     </w:p>
     <w:p>
+      <w:r>
+        <w:drawing>
+          <wp:inline distT="0" distB="0" distL="0" distR="0" wp14:anchorId="3E5FF3EA" wp14:editId="4A8CB6B8">
+            <wp:extent cx="5760720" cy="2752725"/>
+            <wp:effectExtent l="0" t="0" r="0" b="9525"/>
+            <wp:docPr id="753533395" name="Kép 1"/>
+            <wp:cNvGraphicFramePr>
+              <a:graphicFrameLocks xmlns:a="http://schemas.openxmlformats.org/drawingml/2006/main" noChangeAspect="1"/>
+            </wp:cNvGraphicFramePr>
+            <a:graphic xmlns:a="http://schemas.openxmlformats.org/drawingml/2006/main">
+              <a:graphicData uri="http://schemas.openxmlformats.org/drawingml/2006/picture">
+                <pic:pic xmlns:pic="http://schemas.openxmlformats.org/drawingml/2006/picture">
+                  <pic:nvPicPr>
+                    <pic:cNvPr id="753533395" name=""/>
+                    <pic:cNvPicPr/>
+                  </pic:nvPicPr>
+                  <pic:blipFill>
+                    <a:blip r:embed="rId10"/>
+                    <a:stretch>
+                      <a:fillRect/>
+                    </a:stretch>
+                  </pic:blipFill>
+                  <pic:spPr>
+                    <a:xfrm>
+                      <a:off x="0" y="0"/>
+                      <a:ext cx="5760720" cy="2752725"/>
+                    </a:xfrm>
+                    <a:prstGeom prst="rect">
+                      <a:avLst/>
+                    </a:prstGeom>
+                  </pic:spPr>
+                </pic:pic>
+              </a:graphicData>
+            </a:graphic>
+          </wp:inline>
+        </w:drawing>
+      </w:r>
+    </w:p>
+    <w:p>
       <w:pPr>
         <w:pStyle w:val="Cmsor2"/>
       </w:pPr>
+      <w:bookmarkStart w:id="3" w:name="_Toc227667843"/>
       <w:r>
         <w:t>Megvalósítás Bachman diagrammal</w:t>
       </w:r>
+      <w:bookmarkEnd w:id="3"/>
     </w:p>
     <w:p>
       <w:r>
@@ -1433,7 +1456,7 @@
                     <pic:cNvPicPr/>
                   </pic:nvPicPr>
                   <pic:blipFill>
-                    <a:blip r:embed="rId10"/>
+                    <a:blip r:embed="rId11"/>
                     <a:stretch>
                       <a:fillRect/>
                     </a:stretch>
@@ -1459,14 +1482,11 @@
       <w:pPr>
         <w:pStyle w:val="Cmsor1"/>
       </w:pPr>
-      <w:proofErr w:type="spellStart"/>
-      <w:r>
-        <w:t>Task</w:t>
-      </w:r>
-      <w:proofErr w:type="spellEnd"/>
-      <w:r>
-        <w:t xml:space="preserve"> feladatsor</w:t>
-      </w:r>
+      <w:bookmarkStart w:id="4" w:name="_Toc227667844"/>
+      <w:r>
+        <w:t>Task feladatsor</w:t>
+      </w:r>
+      <w:bookmarkEnd w:id="4"/>
     </w:p>
     <w:p>
       <w:pPr>
@@ -1477,21 +1497,15 @@
         </w:numPr>
         <w:ind w:left="426"/>
       </w:pPr>
+      <w:bookmarkStart w:id="5" w:name="_Toc227667845"/>
       <w:r>
         <w:t>Relációs séma elkészítése ER modellel</w:t>
       </w:r>
-    </w:p>
-    <w:p>
-      <w:r>
-        <w:t>OKTATÓ [</w:t>
-      </w:r>
-      <w:proofErr w:type="spellStart"/>
-      <w:r>
-        <w:t>neptunkód</w:t>
-      </w:r>
-      <w:proofErr w:type="spellEnd"/>
-      <w:r>
-        <w:t xml:space="preserve"> PK, név, tanszék]</w:t>
+      <w:bookmarkEnd w:id="5"/>
+    </w:p>
+    <w:p>
+      <w:r>
+        <w:t>OKTATÓ [neptunkód PK, név, tanszék]</w:t>
       </w:r>
     </w:p>
     <w:p>
@@ -1506,49 +1520,20 @@
     </w:p>
     <w:p>
       <w:r>
-        <w:t>HALLGATÓ [</w:t>
-      </w:r>
-      <w:proofErr w:type="spellStart"/>
-      <w:r>
-        <w:t>neptunkód</w:t>
-      </w:r>
-      <w:proofErr w:type="spellEnd"/>
-      <w:r>
-        <w:t xml:space="preserve"> PK, név, </w:t>
-      </w:r>
-      <w:proofErr w:type="spellStart"/>
-      <w:r>
-        <w:t>szül.d</w:t>
-      </w:r>
-      <w:proofErr w:type="spellEnd"/>
-      <w:r>
-        <w:t xml:space="preserve">, tankör, </w:t>
-      </w:r>
-      <w:proofErr w:type="spellStart"/>
-      <w:r>
-        <w:t>irsz</w:t>
-      </w:r>
-      <w:proofErr w:type="spellEnd"/>
-      <w:r>
-        <w:t xml:space="preserve">, város, utca, </w:t>
-      </w:r>
-      <w:proofErr w:type="spellStart"/>
-      <w:r>
-        <w:t>hsz</w:t>
-      </w:r>
-      <w:proofErr w:type="spellEnd"/>
-      <w:r>
-        <w:t>]</w:t>
-      </w:r>
-    </w:p>
-    <w:p>
-      <w:r>
+        <w:t>HALLGATÓ [neptunkód PK, név, szül.d, tankör, irsz, város, utca, hsz]</w:t>
+      </w:r>
+    </w:p>
+    <w:p>
+      <w:r>
+        <w:rPr>
+          <w:noProof/>
+        </w:rPr>
         <w:lastRenderedPageBreak/>
         <w:drawing>
-          <wp:inline distT="0" distB="0" distL="0" distR="0" wp14:anchorId="4E0EC819" wp14:editId="3DF90211">
-            <wp:extent cx="5760720" cy="3583305"/>
-            <wp:effectExtent l="0" t="0" r="0" b="0"/>
-            <wp:docPr id="1907090427" name="Kép 1"/>
+          <wp:inline distT="0" distB="0" distL="0" distR="0" wp14:anchorId="0B93E419" wp14:editId="51F95607">
+            <wp:extent cx="5760720" cy="2684780"/>
+            <wp:effectExtent l="0" t="0" r="0" b="1270"/>
+            <wp:docPr id="264901037" name="Kép 1"/>
             <wp:cNvGraphicFramePr>
               <a:graphicFrameLocks xmlns:a="http://schemas.openxmlformats.org/drawingml/2006/main" noChangeAspect="1"/>
             </wp:cNvGraphicFramePr>
@@ -1556,11 +1541,11 @@
               <a:graphicData uri="http://schemas.openxmlformats.org/drawingml/2006/picture">
                 <pic:pic xmlns:pic="http://schemas.openxmlformats.org/drawingml/2006/picture">
                   <pic:nvPicPr>
-                    <pic:cNvPr id="1907090427" name=""/>
+                    <pic:cNvPr id="264901037" name=""/>
                     <pic:cNvPicPr/>
                   </pic:nvPicPr>
                   <pic:blipFill>
-                    <a:blip r:embed="rId11"/>
+                    <a:blip r:embed="rId12"/>
                     <a:stretch>
                       <a:fillRect/>
                     </a:stretch>
@@ -1568,7 +1553,7 @@
                   <pic:spPr>
                     <a:xfrm>
                       <a:off x="0" y="0"/>
-                      <a:ext cx="5760720" cy="3583305"/>
+                      <a:ext cx="5760720" cy="2684780"/>
                     </a:xfrm>
                     <a:prstGeom prst="rect">
                       <a:avLst/>
@@ -1585,41 +1570,90 @@
       <w:pPr>
         <w:pStyle w:val="Cmsor2"/>
       </w:pPr>
+      <w:bookmarkStart w:id="6" w:name="_Toc227667846"/>
       <w:r>
         <w:t>Átalakítás Bachman modellre</w:t>
       </w:r>
+      <w:bookmarkEnd w:id="6"/>
+    </w:p>
+    <w:p>
+      <w:r>
+        <w:rPr>
+          <w:noProof/>
+        </w:rPr>
+        <w:drawing>
+          <wp:inline distT="0" distB="0" distL="0" distR="0" wp14:anchorId="52259A20" wp14:editId="0771B3B5">
+            <wp:extent cx="5760720" cy="2103120"/>
+            <wp:effectExtent l="0" t="0" r="0" b="0"/>
+            <wp:docPr id="1865126777" name="Kép 1"/>
+            <wp:cNvGraphicFramePr>
+              <a:graphicFrameLocks xmlns:a="http://schemas.openxmlformats.org/drawingml/2006/main" noChangeAspect="1"/>
+            </wp:cNvGraphicFramePr>
+            <a:graphic xmlns:a="http://schemas.openxmlformats.org/drawingml/2006/main">
+              <a:graphicData uri="http://schemas.openxmlformats.org/drawingml/2006/picture">
+                <pic:pic xmlns:pic="http://schemas.openxmlformats.org/drawingml/2006/picture">
+                  <pic:nvPicPr>
+                    <pic:cNvPr id="1865126777" name=""/>
+                    <pic:cNvPicPr/>
+                  </pic:nvPicPr>
+                  <pic:blipFill>
+                    <a:blip r:embed="rId13"/>
+                    <a:stretch>
+                      <a:fillRect/>
+                    </a:stretch>
+                  </pic:blipFill>
+                  <pic:spPr>
+                    <a:xfrm>
+                      <a:off x="0" y="0"/>
+                      <a:ext cx="5760720" cy="2103120"/>
+                    </a:xfrm>
+                    <a:prstGeom prst="rect">
+                      <a:avLst/>
+                    </a:prstGeom>
+                  </pic:spPr>
+                </pic:pic>
+              </a:graphicData>
+            </a:graphic>
+          </wp:inline>
+        </w:drawing>
+      </w:r>
     </w:p>
     <w:p/>
     <w:p>
       <w:pPr>
         <w:pStyle w:val="Cmsor1"/>
       </w:pPr>
-      <w:r>
+      <w:bookmarkStart w:id="7" w:name="_Toc227667847"/>
+      <w:r>
+        <w:t>SQL nyelv</w:t>
+      </w:r>
+      <w:bookmarkEnd w:id="7"/>
+      <w:r>
+        <w:t xml:space="preserve"> </w:t>
+      </w:r>
+    </w:p>
+    <w:p>
+      <w:pPr>
+        <w:pStyle w:val="Cmsor2"/>
+        <w:numPr>
+          <w:ilvl w:val="0"/>
+          <w:numId w:val="8"/>
+        </w:numPr>
+        <w:ind w:left="357" w:hanging="357"/>
+      </w:pPr>
+      <w:bookmarkStart w:id="8" w:name="_Toc227667848"/>
+      <w:r>
+        <w:t>Adatbázis létrehozása: kuetuo</w:t>
+      </w:r>
+      <w:bookmarkEnd w:id="8"/>
+    </w:p>
+    <w:p/>
+    <w:p>
+      <w:r>
+        <w:rPr>
+          <w:noProof/>
+        </w:rPr>
         <w:lastRenderedPageBreak/>
-        <w:t>SQL nyelv</w:t>
-      </w:r>
-      <w:r>
-        <w:t xml:space="preserve"> </w:t>
-      </w:r>
-    </w:p>
-    <w:p>
-      <w:pPr>
-        <w:pStyle w:val="Cmsor2"/>
-      </w:pPr>
-      <w:r>
-        <w:t xml:space="preserve">Adatbázis létrehozása: </w:t>
-      </w:r>
-      <w:proofErr w:type="spellStart"/>
-      <w:r>
-        <w:t>kuetuo</w:t>
-      </w:r>
-      <w:proofErr w:type="spellEnd"/>
-    </w:p>
-    <w:p>
-      <w:r>
-        <w:rPr>
-          <w:noProof/>
-        </w:rPr>
         <w:drawing>
           <wp:inline distT="0" distB="0" distL="0" distR="0" wp14:anchorId="460D865C" wp14:editId="0FE85828">
             <wp:extent cx="4544059" cy="3229426"/>
@@ -1636,7 +1670,7 @@
                     <pic:cNvPicPr/>
                   </pic:nvPicPr>
                   <pic:blipFill>
-                    <a:blip r:embed="rId12"/>
+                    <a:blip r:embed="rId14"/>
                     <a:stretch>
                       <a:fillRect/>
                     </a:stretch>
@@ -1662,9 +1696,11 @@
       <w:pPr>
         <w:pStyle w:val="Cmsor2"/>
       </w:pPr>
+      <w:bookmarkStart w:id="9" w:name="_Toc227667849"/>
       <w:r>
         <w:t>Táblák létrehozása</w:t>
       </w:r>
+      <w:bookmarkEnd w:id="9"/>
     </w:p>
     <w:p>
       <w:r>
@@ -1687,7 +1723,7 @@
                     <pic:cNvPicPr/>
                   </pic:nvPicPr>
                   <pic:blipFill>
-                    <a:blip r:embed="rId13"/>
+                    <a:blip r:embed="rId15"/>
                     <a:stretch>
                       <a:fillRect/>
                     </a:stretch>
@@ -1729,7 +1765,7 @@
                     <pic:cNvPicPr/>
                   </pic:nvPicPr>
                   <pic:blipFill>
-                    <a:blip r:embed="rId14"/>
+                    <a:blip r:embed="rId16"/>
                     <a:stretch>
                       <a:fillRect/>
                     </a:stretch>
@@ -1755,7 +1791,6 @@
         <w:rPr>
           <w:noProof/>
         </w:rPr>
-        <w:lastRenderedPageBreak/>
         <w:drawing>
           <wp:inline distT="0" distB="0" distL="0" distR="0" wp14:anchorId="5E60EF15" wp14:editId="0D80BCEB">
             <wp:extent cx="5760720" cy="2153920"/>
@@ -1772,7 +1807,7 @@
                     <pic:cNvPicPr/>
                   </pic:nvPicPr>
                   <pic:blipFill>
-                    <a:blip r:embed="rId15"/>
+                    <a:blip r:embed="rId17"/>
                     <a:stretch>
                       <a:fillRect/>
                     </a:stretch>
@@ -1798,6 +1833,7 @@
         <w:rPr>
           <w:noProof/>
         </w:rPr>
+        <w:lastRenderedPageBreak/>
         <w:drawing>
           <wp:inline distT="0" distB="0" distL="0" distR="0" wp14:anchorId="5D2BC4C5" wp14:editId="7328A709">
             <wp:extent cx="4486901" cy="514422"/>
@@ -1814,7 +1850,7 @@
                     <pic:cNvPicPr/>
                   </pic:nvPicPr>
                   <pic:blipFill>
-                    <a:blip r:embed="rId16"/>
+                    <a:blip r:embed="rId18"/>
                     <a:stretch>
                       <a:fillRect/>
                     </a:stretch>
@@ -1867,19 +1903,14 @@
         <w:tab/>
       </w:r>
       <w:r>
-        <w:t xml:space="preserve">Programtervező Informatikus, </w:t>
-      </w:r>
-      <w:proofErr w:type="spellStart"/>
-      <w:r>
-        <w:t>BSc</w:t>
-      </w:r>
-      <w:proofErr w:type="spellEnd"/>
+        <w:t>Programtervező Informatikus, BSc</w:t>
+      </w:r>
       <w:r>
         <w:t>, hallgató</w:t>
       </w:r>
     </w:p>
     <w:sectPr>
-      <w:footerReference w:type="default" r:id="rId17"/>
+      <w:footerReference w:type="default" r:id="rId19"/>
       <w:pgSz w:w="11906" w:h="16838"/>
       <w:pgMar w:top="1417" w:right="1417" w:bottom="1417" w:left="1417" w:header="709" w:footer="709" w:gutter="0"/>
       <w:cols w:space="708"/>
@@ -2269,6 +2300,12 @@
     </w:lvlOverride>
   </w:num>
   <w:num w:numId="7" w16cid:durableId="663356724">
+    <w:abstractNumId w:val="1"/>
+    <w:lvlOverride w:ilvl="0">
+      <w:startOverride w:val="1"/>
+    </w:lvlOverride>
+  </w:num>
+  <w:num w:numId="8" w16cid:durableId="1274677303">
     <w:abstractNumId w:val="1"/>
     <w:lvlOverride w:ilvl="0">
       <w:startOverride w:val="1"/>
@@ -3281,7 +3318,7 @@
     <w:autoRedefine/>
     <w:uiPriority w:val="39"/>
     <w:unhideWhenUsed/>
-    <w:rsid w:val="0052296C"/>
+    <w:rsid w:val="00826C8F"/>
     <w:pPr>
       <w:tabs>
         <w:tab w:val="left" w:pos="480"/>

--- a/kuetuo_0328/kuetuo_0328.docx
+++ b/kuetuo_0328/kuetuo_0328.docx
@@ -275,11 +275,19 @@
         </w:rPr>
         <w:tab/>
       </w:r>
+      <w:proofErr w:type="spellStart"/>
       <w:r>
         <w:rPr>
           <w:rFonts w:cs="Times New Roman"/>
         </w:rPr>
-        <w:t xml:space="preserve">Neptunkód: </w:t>
+        <w:t>Neptunkód</w:t>
+      </w:r>
+      <w:proofErr w:type="spellEnd"/>
+      <w:r>
+        <w:rPr>
+          <w:rFonts w:cs="Times New Roman"/>
+        </w:rPr>
+        <w:t xml:space="preserve">: </w:t>
       </w:r>
       <w:r>
         <w:rPr>
@@ -430,7 +438,7 @@
           <w:r>
             <w:fldChar w:fldCharType="separate"/>
           </w:r>
-          <w:hyperlink w:anchor="_Toc227667840" w:history="1">
+          <w:hyperlink w:anchor="_Toc227691116" w:history="1">
             <w:r>
               <w:rPr>
                 <w:rStyle w:val="Hiperhivatkozs"/>
@@ -466,7 +474,7 @@
               <w:rPr>
                 <w:webHidden/>
               </w:rPr>
-              <w:instrText xml:space="preserve"> PAGEREF _Toc227667840 \h </w:instrText>
+              <w:instrText xml:space="preserve"> PAGEREF _Toc227691116 \h </w:instrText>
             </w:r>
             <w:r>
               <w:rPr>
@@ -483,7 +491,7 @@
               <w:rPr>
                 <w:webHidden/>
               </w:rPr>
-              <w:t>3</w:t>
+              <w:t>4</w:t>
             </w:r>
             <w:r>
               <w:rPr>
@@ -504,7 +512,7 @@
               <w:lang w:eastAsia="hu-HU"/>
             </w:rPr>
           </w:pPr>
-          <w:hyperlink w:anchor="_Toc227667841" w:history="1">
+          <w:hyperlink w:anchor="_Toc227691117" w:history="1">
             <w:r>
               <w:rPr>
                 <w:rStyle w:val="Hiperhivatkozs"/>
@@ -540,7 +548,7 @@
               <w:rPr>
                 <w:webHidden/>
               </w:rPr>
-              <w:instrText xml:space="preserve"> PAGEREF _Toc227667841 \h </w:instrText>
+              <w:instrText xml:space="preserve"> PAGEREF _Toc227691117 \h </w:instrText>
             </w:r>
             <w:r>
               <w:rPr>
@@ -557,7 +565,7 @@
               <w:rPr>
                 <w:webHidden/>
               </w:rPr>
-              <w:t>3</w:t>
+              <w:t>4</w:t>
             </w:r>
             <w:r>
               <w:rPr>
@@ -578,7 +586,7 @@
               <w:lang w:eastAsia="hu-HU"/>
             </w:rPr>
           </w:pPr>
-          <w:hyperlink w:anchor="_Toc227667842" w:history="1">
+          <w:hyperlink w:anchor="_Toc227691118" w:history="1">
             <w:r>
               <w:rPr>
                 <w:rStyle w:val="Hiperhivatkozs"/>
@@ -614,7 +622,7 @@
               <w:rPr>
                 <w:webHidden/>
               </w:rPr>
-              <w:instrText xml:space="preserve"> PAGEREF _Toc227667842 \h </w:instrText>
+              <w:instrText xml:space="preserve"> PAGEREF _Toc227691118 \h </w:instrText>
             </w:r>
             <w:r>
               <w:rPr>
@@ -631,7 +639,7 @@
               <w:rPr>
                 <w:webHidden/>
               </w:rPr>
-              <w:t>3</w:t>
+              <w:t>4</w:t>
             </w:r>
             <w:r>
               <w:rPr>
@@ -652,7 +660,7 @@
               <w:lang w:eastAsia="hu-HU"/>
             </w:rPr>
           </w:pPr>
-          <w:hyperlink w:anchor="_Toc227667843" w:history="1">
+          <w:hyperlink w:anchor="_Toc227691119" w:history="1">
             <w:r>
               <w:rPr>
                 <w:rStyle w:val="Hiperhivatkozs"/>
@@ -688,7 +696,7 @@
               <w:rPr>
                 <w:webHidden/>
               </w:rPr>
-              <w:instrText xml:space="preserve"> PAGEREF _Toc227667843 \h </w:instrText>
+              <w:instrText xml:space="preserve"> PAGEREF _Toc227691119 \h </w:instrText>
             </w:r>
             <w:r>
               <w:rPr>
@@ -705,7 +713,7 @@
               <w:rPr>
                 <w:webHidden/>
               </w:rPr>
-              <w:t>4</w:t>
+              <w:t>5</w:t>
             </w:r>
             <w:r>
               <w:rPr>
@@ -723,7 +731,7 @@
               <w:lang w:eastAsia="hu-HU"/>
             </w:rPr>
           </w:pPr>
-          <w:hyperlink w:anchor="_Toc227667844" w:history="1">
+          <w:hyperlink w:anchor="_Toc227691120" w:history="1">
             <w:r>
               <w:rPr>
                 <w:rStyle w:val="Hiperhivatkozs"/>
@@ -759,7 +767,7 @@
               <w:rPr>
                 <w:webHidden/>
               </w:rPr>
-              <w:instrText xml:space="preserve"> PAGEREF _Toc227667844 \h </w:instrText>
+              <w:instrText xml:space="preserve"> PAGEREF _Toc227691120 \h </w:instrText>
             </w:r>
             <w:r>
               <w:rPr>
@@ -776,7 +784,7 @@
               <w:rPr>
                 <w:webHidden/>
               </w:rPr>
-              <w:t>4</w:t>
+              <w:t>5</w:t>
             </w:r>
             <w:r>
               <w:rPr>
@@ -797,7 +805,7 @@
               <w:lang w:eastAsia="hu-HU"/>
             </w:rPr>
           </w:pPr>
-          <w:hyperlink w:anchor="_Toc227667845" w:history="1">
+          <w:hyperlink w:anchor="_Toc227691121" w:history="1">
             <w:r>
               <w:rPr>
                 <w:rStyle w:val="Hiperhivatkozs"/>
@@ -833,7 +841,7 @@
               <w:rPr>
                 <w:webHidden/>
               </w:rPr>
-              <w:instrText xml:space="preserve"> PAGEREF _Toc227667845 \h </w:instrText>
+              <w:instrText xml:space="preserve"> PAGEREF _Toc227691121 \h </w:instrText>
             </w:r>
             <w:r>
               <w:rPr>
@@ -850,7 +858,7 @@
               <w:rPr>
                 <w:webHidden/>
               </w:rPr>
-              <w:t>4</w:t>
+              <w:t>5</w:t>
             </w:r>
             <w:r>
               <w:rPr>
@@ -871,7 +879,7 @@
               <w:lang w:eastAsia="hu-HU"/>
             </w:rPr>
           </w:pPr>
-          <w:hyperlink w:anchor="_Toc227667846" w:history="1">
+          <w:hyperlink w:anchor="_Toc227691122" w:history="1">
             <w:r>
               <w:rPr>
                 <w:rStyle w:val="Hiperhivatkozs"/>
@@ -907,7 +915,7 @@
               <w:rPr>
                 <w:webHidden/>
               </w:rPr>
-              <w:instrText xml:space="preserve"> PAGEREF _Toc227667846 \h </w:instrText>
+              <w:instrText xml:space="preserve"> PAGEREF _Toc227691122 \h </w:instrText>
             </w:r>
             <w:r>
               <w:rPr>
@@ -924,7 +932,7 @@
               <w:rPr>
                 <w:webHidden/>
               </w:rPr>
-              <w:t>5</w:t>
+              <w:t>6</w:t>
             </w:r>
             <w:r>
               <w:rPr>
@@ -942,7 +950,7 @@
               <w:lang w:eastAsia="hu-HU"/>
             </w:rPr>
           </w:pPr>
-          <w:hyperlink w:anchor="_Toc227667847" w:history="1">
+          <w:hyperlink w:anchor="_Toc227691123" w:history="1">
             <w:r>
               <w:rPr>
                 <w:rStyle w:val="Hiperhivatkozs"/>
@@ -978,7 +986,7 @@
               <w:rPr>
                 <w:webHidden/>
               </w:rPr>
-              <w:instrText xml:space="preserve"> PAGEREF _Toc227667847 \h </w:instrText>
+              <w:instrText xml:space="preserve"> PAGEREF _Toc227691123 \h </w:instrText>
             </w:r>
             <w:r>
               <w:rPr>
@@ -995,7 +1003,7 @@
               <w:rPr>
                 <w:webHidden/>
               </w:rPr>
-              <w:t>5</w:t>
+              <w:t>6</w:t>
             </w:r>
             <w:r>
               <w:rPr>
@@ -1016,7 +1024,7 @@
               <w:lang w:eastAsia="hu-HU"/>
             </w:rPr>
           </w:pPr>
-          <w:hyperlink w:anchor="_Toc227667848" w:history="1">
+          <w:hyperlink w:anchor="_Toc227691124" w:history="1">
             <w:r>
               <w:rPr>
                 <w:rStyle w:val="Hiperhivatkozs"/>
@@ -1052,7 +1060,7 @@
               <w:rPr>
                 <w:webHidden/>
               </w:rPr>
-              <w:instrText xml:space="preserve"> PAGEREF _Toc227667848 \h </w:instrText>
+              <w:instrText xml:space="preserve"> PAGEREF _Toc227691124 \h </w:instrText>
             </w:r>
             <w:r>
               <w:rPr>
@@ -1069,7 +1077,7 @@
               <w:rPr>
                 <w:webHidden/>
               </w:rPr>
-              <w:t>5</w:t>
+              <w:t>6</w:t>
             </w:r>
             <w:r>
               <w:rPr>
@@ -1090,7 +1098,7 @@
               <w:lang w:eastAsia="hu-HU"/>
             </w:rPr>
           </w:pPr>
-          <w:hyperlink w:anchor="_Toc227667849" w:history="1">
+          <w:hyperlink w:anchor="_Toc227691125" w:history="1">
             <w:r>
               <w:rPr>
                 <w:rStyle w:val="Hiperhivatkozs"/>
@@ -1108,7 +1116,7 @@
               <w:rPr>
                 <w:rStyle w:val="Hiperhivatkozs"/>
               </w:rPr>
-              <w:t>Táblák létrehozása</w:t>
+              <w:t>Belépés az adatbázisba</w:t>
             </w:r>
             <w:r>
               <w:rPr>
@@ -1126,7 +1134,7 @@
               <w:rPr>
                 <w:webHidden/>
               </w:rPr>
-              <w:instrText xml:space="preserve"> PAGEREF _Toc227667849 \h </w:instrText>
+              <w:instrText xml:space="preserve"> PAGEREF _Toc227691125 \h </w:instrText>
             </w:r>
             <w:r>
               <w:rPr>
@@ -1143,7 +1151,294 @@
               <w:rPr>
                 <w:webHidden/>
               </w:rPr>
-              <w:t>6</w:t>
+              <w:t>7</w:t>
+            </w:r>
+            <w:r>
+              <w:rPr>
+                <w:webHidden/>
+              </w:rPr>
+              <w:fldChar w:fldCharType="end"/>
+            </w:r>
+          </w:hyperlink>
+        </w:p>
+        <w:p>
+          <w:pPr>
+            <w:pStyle w:val="TJ2"/>
+            <w:tabs>
+              <w:tab w:val="left" w:pos="720"/>
+            </w:tabs>
+            <w:rPr>
+              <w:rFonts w:asciiTheme="minorHAnsi" w:eastAsiaTheme="minorEastAsia" w:hAnsiTheme="minorHAnsi"/>
+              <w:lang w:eastAsia="hu-HU"/>
+            </w:rPr>
+          </w:pPr>
+          <w:hyperlink w:anchor="_Toc227691126" w:history="1">
+            <w:r>
+              <w:rPr>
+                <w:rStyle w:val="Hiperhivatkozs"/>
+              </w:rPr>
+              <w:t>c)</w:t>
+            </w:r>
+            <w:r>
+              <w:rPr>
+                <w:rFonts w:asciiTheme="minorHAnsi" w:eastAsiaTheme="minorEastAsia" w:hAnsiTheme="minorHAnsi"/>
+                <w:lang w:eastAsia="hu-HU"/>
+              </w:rPr>
+              <w:tab/>
+            </w:r>
+            <w:r>
+              <w:rPr>
+                <w:rStyle w:val="Hiperhivatkozs"/>
+              </w:rPr>
+              <w:t>Két tábla létrehozása: auto, tulajdonos</w:t>
+            </w:r>
+            <w:r>
+              <w:rPr>
+                <w:webHidden/>
+              </w:rPr>
+              <w:tab/>
+            </w:r>
+            <w:r>
+              <w:rPr>
+                <w:webHidden/>
+              </w:rPr>
+              <w:fldChar w:fldCharType="begin"/>
+            </w:r>
+            <w:r>
+              <w:rPr>
+                <w:webHidden/>
+              </w:rPr>
+              <w:instrText xml:space="preserve"> PAGEREF _Toc227691126 \h </w:instrText>
+            </w:r>
+            <w:r>
+              <w:rPr>
+                <w:webHidden/>
+              </w:rPr>
+            </w:r>
+            <w:r>
+              <w:rPr>
+                <w:webHidden/>
+              </w:rPr>
+              <w:fldChar w:fldCharType="separate"/>
+            </w:r>
+            <w:r>
+              <w:rPr>
+                <w:webHidden/>
+              </w:rPr>
+              <w:t>7</w:t>
+            </w:r>
+            <w:r>
+              <w:rPr>
+                <w:webHidden/>
+              </w:rPr>
+              <w:fldChar w:fldCharType="end"/>
+            </w:r>
+          </w:hyperlink>
+        </w:p>
+        <w:p>
+          <w:pPr>
+            <w:pStyle w:val="TJ1"/>
+            <w:rPr>
+              <w:rFonts w:asciiTheme="minorHAnsi" w:eastAsiaTheme="minorEastAsia" w:hAnsiTheme="minorHAnsi"/>
+              <w:lang w:eastAsia="hu-HU"/>
+            </w:rPr>
+          </w:pPr>
+          <w:hyperlink w:anchor="_Toc227691127" w:history="1">
+            <w:r>
+              <w:rPr>
+                <w:rStyle w:val="Hiperhivatkozs"/>
+              </w:rPr>
+              <w:t>4.</w:t>
+            </w:r>
+            <w:r>
+              <w:rPr>
+                <w:rFonts w:asciiTheme="minorHAnsi" w:eastAsiaTheme="minorEastAsia" w:hAnsiTheme="minorHAnsi"/>
+                <w:lang w:eastAsia="hu-HU"/>
+              </w:rPr>
+              <w:tab/>
+            </w:r>
+            <w:r>
+              <w:rPr>
+                <w:rStyle w:val="Hiperhivatkozs"/>
+              </w:rPr>
+              <w:t>Adatok feltöltése</w:t>
+            </w:r>
+            <w:r>
+              <w:rPr>
+                <w:webHidden/>
+              </w:rPr>
+              <w:tab/>
+            </w:r>
+            <w:r>
+              <w:rPr>
+                <w:webHidden/>
+              </w:rPr>
+              <w:fldChar w:fldCharType="begin"/>
+            </w:r>
+            <w:r>
+              <w:rPr>
+                <w:webHidden/>
+              </w:rPr>
+              <w:instrText xml:space="preserve"> PAGEREF _Toc227691127 \h </w:instrText>
+            </w:r>
+            <w:r>
+              <w:rPr>
+                <w:webHidden/>
+              </w:rPr>
+            </w:r>
+            <w:r>
+              <w:rPr>
+                <w:webHidden/>
+              </w:rPr>
+              <w:fldChar w:fldCharType="separate"/>
+            </w:r>
+            <w:r>
+              <w:rPr>
+                <w:webHidden/>
+              </w:rPr>
+              <w:t>9</w:t>
+            </w:r>
+            <w:r>
+              <w:rPr>
+                <w:webHidden/>
+              </w:rPr>
+              <w:fldChar w:fldCharType="end"/>
+            </w:r>
+          </w:hyperlink>
+        </w:p>
+        <w:p>
+          <w:pPr>
+            <w:pStyle w:val="TJ1"/>
+            <w:rPr>
+              <w:rFonts w:asciiTheme="minorHAnsi" w:eastAsiaTheme="minorEastAsia" w:hAnsiTheme="minorHAnsi"/>
+              <w:lang w:eastAsia="hu-HU"/>
+            </w:rPr>
+          </w:pPr>
+          <w:hyperlink w:anchor="_Toc227691128" w:history="1">
+            <w:r>
+              <w:rPr>
+                <w:rStyle w:val="Hiperhivatkozs"/>
+              </w:rPr>
+              <w:t>5.</w:t>
+            </w:r>
+            <w:r>
+              <w:rPr>
+                <w:rFonts w:asciiTheme="minorHAnsi" w:eastAsiaTheme="minorEastAsia" w:hAnsiTheme="minorHAnsi"/>
+                <w:lang w:eastAsia="hu-HU"/>
+              </w:rPr>
+              <w:tab/>
+            </w:r>
+            <w:r>
+              <w:rPr>
+                <w:rStyle w:val="Hiperhivatkozs"/>
+              </w:rPr>
+              <w:t>Oracle Apex</w:t>
+            </w:r>
+            <w:r>
+              <w:rPr>
+                <w:webHidden/>
+              </w:rPr>
+              <w:tab/>
+            </w:r>
+            <w:r>
+              <w:rPr>
+                <w:webHidden/>
+              </w:rPr>
+              <w:fldChar w:fldCharType="begin"/>
+            </w:r>
+            <w:r>
+              <w:rPr>
+                <w:webHidden/>
+              </w:rPr>
+              <w:instrText xml:space="preserve"> PAGEREF _Toc227691128 \h </w:instrText>
+            </w:r>
+            <w:r>
+              <w:rPr>
+                <w:webHidden/>
+              </w:rPr>
+            </w:r>
+            <w:r>
+              <w:rPr>
+                <w:webHidden/>
+              </w:rPr>
+              <w:fldChar w:fldCharType="separate"/>
+            </w:r>
+            <w:r>
+              <w:rPr>
+                <w:webHidden/>
+              </w:rPr>
+              <w:t>10</w:t>
+            </w:r>
+            <w:r>
+              <w:rPr>
+                <w:webHidden/>
+              </w:rPr>
+              <w:fldChar w:fldCharType="end"/>
+            </w:r>
+          </w:hyperlink>
+        </w:p>
+        <w:p>
+          <w:pPr>
+            <w:pStyle w:val="TJ1"/>
+            <w:rPr>
+              <w:rFonts w:asciiTheme="minorHAnsi" w:eastAsiaTheme="minorEastAsia" w:hAnsiTheme="minorHAnsi"/>
+              <w:lang w:eastAsia="hu-HU"/>
+            </w:rPr>
+          </w:pPr>
+          <w:hyperlink w:anchor="_Toc227691129" w:history="1">
+            <w:r>
+              <w:rPr>
+                <w:rStyle w:val="Hiperhivatkozs"/>
+              </w:rPr>
+              <w:t>6.</w:t>
+            </w:r>
+            <w:r>
+              <w:rPr>
+                <w:rFonts w:asciiTheme="minorHAnsi" w:eastAsiaTheme="minorEastAsia" w:hAnsiTheme="minorHAnsi"/>
+                <w:lang w:eastAsia="hu-HU"/>
+              </w:rPr>
+              <w:tab/>
+            </w:r>
+            <w:r>
+              <w:rPr>
+                <w:rStyle w:val="Hiperhivatkozs"/>
+              </w:rPr>
+              <w:t>SQLite</w:t>
+            </w:r>
+            <w:r>
+              <w:rPr>
+                <w:webHidden/>
+              </w:rPr>
+              <w:tab/>
+            </w:r>
+            <w:r>
+              <w:rPr>
+                <w:webHidden/>
+              </w:rPr>
+              <w:fldChar w:fldCharType="begin"/>
+            </w:r>
+            <w:r>
+              <w:rPr>
+                <w:webHidden/>
+              </w:rPr>
+              <w:instrText xml:space="preserve"> PAGEREF _Toc227691129 \h </w:instrText>
+            </w:r>
+            <w:r>
+              <w:rPr>
+                <w:webHidden/>
+              </w:rPr>
+            </w:r>
+            <w:r>
+              <w:rPr>
+                <w:webHidden/>
+              </w:rPr>
+              <w:fldChar w:fldCharType="separate"/>
+            </w:r>
+            <w:r>
+              <w:rPr>
+                <w:webHidden/>
+              </w:rPr>
+              <w:t>11</w:t>
             </w:r>
             <w:r>
               <w:rPr>
@@ -1219,16 +1514,124 @@
     </w:p>
     <w:p>
       <w:r>
-        <w:t xml:space="preserve">A </w:t>
+        <w:t>A feladat során a konzultáción megadott ER modellt többféle formában is feldolgoztam. Először relációs modellre konvertáltam, majd elkészítettem a struktúra diagramot és a Bachman</w:t>
+      </w:r>
+      <w:r>
+        <w:noBreakHyphen/>
+        <w:t xml:space="preserve">diagramot is, hogy a különböző megjelenítési módok összehasonlíthatók legyenek. Ezek a </w:t>
+      </w:r>
+      <w:r>
+        <w:t>módszerek</w:t>
+      </w:r>
+      <w:r>
+        <w:t xml:space="preserve"> segítettek abban, hogy az </w:t>
+      </w:r>
+      <w:proofErr w:type="spellStart"/>
+      <w:r>
+        <w:t>egyedek</w:t>
+      </w:r>
+      <w:proofErr w:type="spellEnd"/>
+      <w:r>
+        <w:t>, tulajdonságok és kapcsolatok közötti összefüggéseket átlátható, relációs formában is meg tudjam jeleníteni.</w:t>
+      </w:r>
+    </w:p>
+    <w:p>
+      <w:r>
+        <w:t>A második feladatrészben a megadott relációs sémából készítettem ER modellt, majd ezt visszaalakítottam relációs megvalósításra. Itt külön figyelmet fordítottam a kulcsok, idegen kulcsok és kapcsolatfajták helyes értelmezésére, valamint arra, hogy a modell megfeleljen a relációs adatbázis</w:t>
+      </w:r>
+      <w:r>
+        <w:noBreakHyphen/>
+        <w:t>tervezés szabályainak.</w:t>
+      </w:r>
+    </w:p>
+    <w:p>
+      <w:r>
+        <w:t>Az SQL</w:t>
+      </w:r>
+      <w:r>
+        <w:noBreakHyphen/>
+        <w:t xml:space="preserve">feladatok során létrehoztam a szükséges adatbázist, majd elkészítettem az </w:t>
+      </w:r>
+      <w:proofErr w:type="spellStart"/>
+      <w:r>
+        <w:rPr>
+          <w:i/>
+          <w:iCs/>
+        </w:rPr>
+        <w:t>Auto</w:t>
+      </w:r>
+      <w:proofErr w:type="spellEnd"/>
+      <w:r>
+        <w:t xml:space="preserve"> és </w:t>
+      </w:r>
+      <w:r>
+        <w:rPr>
+          <w:i/>
+          <w:iCs/>
+        </w:rPr>
+        <w:t>Tulajdonos</w:t>
+      </w:r>
+      <w:r>
+        <w:t xml:space="preserve"> táblákat </w:t>
+      </w:r>
+      <w:proofErr w:type="spellStart"/>
+      <w:r>
+        <w:t>MySQL</w:t>
+      </w:r>
+      <w:proofErr w:type="spellEnd"/>
+      <w:r>
+        <w:t xml:space="preserve">, Oracle APEX és </w:t>
+      </w:r>
+      <w:proofErr w:type="spellStart"/>
+      <w:r>
+        <w:t>SQLite</w:t>
+      </w:r>
+      <w:proofErr w:type="spellEnd"/>
+      <w:r>
+        <w:t xml:space="preserve"> környezetben is. A táblákon különböző módosításokat hajtottam végre (átnevezések, mezőhozzáadás, adattípus</w:t>
+      </w:r>
+      <w:r>
+        <w:noBreakHyphen/>
+        <w:t>módosítás, integritási feltételek kezelése), majd feltöltöttem őket a megadott adatokkal. A lekérdezésekkel ellenőriztem az adatok helyes betöltését és a kapcsolatok működését. A feladat részeként az Oracle APEX felületre is regisztráltam, és ott is elvégeztem a szükséges műveleteket.</w:t>
+      </w:r>
+    </w:p>
+    <w:p>
+      <w:r>
+        <w:t>A PDF</w:t>
+      </w:r>
+      <w:r>
+        <w:noBreakHyphen/>
+        <w:t>ben található feladatkiírás alapján minden részfeladatot megoldottam, a megoldások pedig ebben a Word</w:t>
+      </w:r>
+      <w:r>
+        <w:noBreakHyphen/>
+        <w:t>dokumentumban szerepelnek, a megfelelő pontokhoz rendezve.</w:t>
       </w:r>
     </w:p>
     <w:p/>
+    <w:p/>
+    <w:p>
+      <w:pPr>
+        <w:spacing w:after="160" w:line="278" w:lineRule="auto"/>
+        <w:jc w:val="left"/>
+        <w:rPr>
+          <w:rFonts w:eastAsiaTheme="majorEastAsia" w:cstheme="majorBidi"/>
+          <w:b/>
+          <w:sz w:val="36"/>
+          <w:szCs w:val="40"/>
+        </w:rPr>
+      </w:pPr>
+      <w:r>
+        <w:br w:type="page"/>
+      </w:r>
+    </w:p>
     <w:p>
       <w:pPr>
         <w:pStyle w:val="Cmsor1"/>
       </w:pPr>
-      <w:bookmarkStart w:id="0" w:name="_Toc227667840"/>
-      <w:r>
+      <w:bookmarkStart w:id="0" w:name="_Toc227691116"/>
+      <w:r>
+        <w:lastRenderedPageBreak/>
         <w:t>ER modell</w:t>
       </w:r>
       <w:bookmarkEnd w:id="0"/>
@@ -1237,7 +1640,7 @@
       <w:pPr>
         <w:pStyle w:val="Cmsor2"/>
       </w:pPr>
-      <w:bookmarkStart w:id="1" w:name="_Toc227667841"/>
+      <w:bookmarkStart w:id="1" w:name="_Toc227691117"/>
       <w:r>
         <w:t>ER modell konvertálása relációs modellre</w:t>
       </w:r>
@@ -1292,7 +1695,15 @@
     </w:p>
     <w:p>
       <w:r>
-        <w:t>Az ER modell egyedeiből relációk (táblák), tulajdonságaiból mezők lesznek. A gyenge egyedek külön relációt kapnak, és egy további mezővel kapcsolódnak az őket azonosítani képes egyedhez.</w:t>
+        <w:t xml:space="preserve">Az ER modell egyedeiből relációk (táblák), tulajdonságaiból mezők lesznek. A gyenge </w:t>
+      </w:r>
+      <w:proofErr w:type="spellStart"/>
+      <w:r>
+        <w:t>egyedek</w:t>
+      </w:r>
+      <w:proofErr w:type="spellEnd"/>
+      <w:r>
+        <w:t xml:space="preserve"> külön relációt kapnak, és egy további mezővel kapcsolódnak az őket azonosítani képes egyedhez.</w:t>
       </w:r>
     </w:p>
     <w:p>
@@ -1341,7 +1752,7 @@
       <w:pPr>
         <w:pStyle w:val="Cmsor2"/>
       </w:pPr>
-      <w:bookmarkStart w:id="2" w:name="_Toc227667842"/>
+      <w:bookmarkStart w:id="2" w:name="_Toc227691118"/>
       <w:r>
         <w:t>Konvertálás struktúra diagramra</w:t>
       </w:r>
@@ -1349,19 +1760,37 @@
     </w:p>
     <w:p>
       <w:r>
-        <w:t>A_TABLE [Bkód, C, D1, D2, D3]</w:t>
-      </w:r>
-    </w:p>
-    <w:p>
-      <w:r>
-        <w:t>A_E [Bkód</w:t>
-      </w:r>
+        <w:t>A_TABLE [</w:t>
+      </w:r>
+      <w:proofErr w:type="spellStart"/>
+      <w:r>
+        <w:t>Bkód</w:t>
+      </w:r>
+      <w:proofErr w:type="spellEnd"/>
+      <w:r>
+        <w:t>, C, D1, D2, D3]</w:t>
+      </w:r>
+    </w:p>
+    <w:p>
+      <w:r>
+        <w:t>A_E [</w:t>
+      </w:r>
+      <w:proofErr w:type="spellStart"/>
+      <w:r>
+        <w:t>Bkód</w:t>
+      </w:r>
+      <w:proofErr w:type="spellEnd"/>
       <w:r>
         <w:t xml:space="preserve"> FK</w:t>
       </w:r>
       <w:r>
-        <w:t>, J, Fkód</w:t>
-      </w:r>
+        <w:t xml:space="preserve">, J, </w:t>
+      </w:r>
+      <w:proofErr w:type="spellStart"/>
+      <w:r>
+        <w:t>Fkód</w:t>
+      </w:r>
+      <w:proofErr w:type="spellEnd"/>
       <w:r>
         <w:t xml:space="preserve"> FK</w:t>
       </w:r>
@@ -1371,23 +1800,39 @@
     </w:p>
     <w:p>
       <w:r>
+        <w:t>E_TABLE [</w:t>
+      </w:r>
+      <w:proofErr w:type="spellStart"/>
+      <w:r>
+        <w:t>Fkód</w:t>
+      </w:r>
+      <w:proofErr w:type="spellEnd"/>
+      <w:r>
+        <w:t>, G, H]</w:t>
+      </w:r>
+    </w:p>
+    <w:p>
+      <w:r>
+        <w:t>I_TABLE [</w:t>
+      </w:r>
+      <w:proofErr w:type="spellStart"/>
+      <w:r>
+        <w:t>Fkód</w:t>
+      </w:r>
+      <w:proofErr w:type="spellEnd"/>
+      <w:r>
+        <w:t xml:space="preserve"> FK</w:t>
+      </w:r>
+      <w:r>
+        <w:t>, I]</w:t>
+      </w:r>
+    </w:p>
+    <w:p>
+      <w:r>
+        <w:rPr>
+          <w:noProof/>
+        </w:rPr>
         <w:lastRenderedPageBreak/>
-        <w:t>E_TABLE [Fkód, G, H]</w:t>
-      </w:r>
-    </w:p>
-    <w:p>
-      <w:r>
-        <w:t>I_TABLE [Fkód</w:t>
-      </w:r>
-      <w:r>
-        <w:t xml:space="preserve"> FK</w:t>
-      </w:r>
-      <w:r>
-        <w:t>, I]</w:t>
-      </w:r>
-    </w:p>
-    <w:p>
-      <w:r>
         <w:drawing>
           <wp:inline distT="0" distB="0" distL="0" distR="0" wp14:anchorId="3E5FF3EA" wp14:editId="4A8CB6B8">
             <wp:extent cx="5760720" cy="2752725"/>
@@ -1429,7 +1874,7 @@
       <w:pPr>
         <w:pStyle w:val="Cmsor2"/>
       </w:pPr>
-      <w:bookmarkStart w:id="3" w:name="_Toc227667843"/>
+      <w:bookmarkStart w:id="3" w:name="_Toc227691119"/>
       <w:r>
         <w:t>Megvalósítás Bachman diagrammal</w:t>
       </w:r>
@@ -1482,9 +1927,14 @@
       <w:pPr>
         <w:pStyle w:val="Cmsor1"/>
       </w:pPr>
-      <w:bookmarkStart w:id="4" w:name="_Toc227667844"/>
-      <w:r>
-        <w:t>Task feladatsor</w:t>
+      <w:bookmarkStart w:id="4" w:name="_Toc227691120"/>
+      <w:proofErr w:type="spellStart"/>
+      <w:r>
+        <w:t>Task</w:t>
+      </w:r>
+      <w:proofErr w:type="spellEnd"/>
+      <w:r>
+        <w:t xml:space="preserve"> feladatsor</w:t>
       </w:r>
       <w:bookmarkEnd w:id="4"/>
     </w:p>
@@ -1497,7 +1947,7 @@
         </w:numPr>
         <w:ind w:left="426"/>
       </w:pPr>
-      <w:bookmarkStart w:id="5" w:name="_Toc227667845"/>
+      <w:bookmarkStart w:id="5" w:name="_Toc227691121"/>
       <w:r>
         <w:t>Relációs séma elkészítése ER modellel</w:t>
       </w:r>
@@ -1505,7 +1955,15 @@
     </w:p>
     <w:p>
       <w:r>
-        <w:t>OKTATÓ [neptunkód PK, név, tanszék]</w:t>
+        <w:t>OKTATÓ [</w:t>
+      </w:r>
+      <w:proofErr w:type="spellStart"/>
+      <w:r>
+        <w:t>neptunkód</w:t>
+      </w:r>
+      <w:proofErr w:type="spellEnd"/>
+      <w:r>
+        <w:t xml:space="preserve"> PK, név, tanszék]</w:t>
       </w:r>
     </w:p>
     <w:p>
@@ -1520,7 +1978,41 @@
     </w:p>
     <w:p>
       <w:r>
-        <w:t>HALLGATÓ [neptunkód PK, név, szül.d, tankör, irsz, város, utca, hsz]</w:t>
+        <w:t>HALLGATÓ [</w:t>
+      </w:r>
+      <w:proofErr w:type="spellStart"/>
+      <w:r>
+        <w:t>neptunkód</w:t>
+      </w:r>
+      <w:proofErr w:type="spellEnd"/>
+      <w:r>
+        <w:t xml:space="preserve"> PK, név, </w:t>
+      </w:r>
+      <w:proofErr w:type="spellStart"/>
+      <w:proofErr w:type="gramStart"/>
+      <w:r>
+        <w:t>szül.d</w:t>
+      </w:r>
+      <w:proofErr w:type="spellEnd"/>
+      <w:proofErr w:type="gramEnd"/>
+      <w:r>
+        <w:t xml:space="preserve">, tankör, </w:t>
+      </w:r>
+      <w:proofErr w:type="spellStart"/>
+      <w:r>
+        <w:t>irsz</w:t>
+      </w:r>
+      <w:proofErr w:type="spellEnd"/>
+      <w:r>
+        <w:t xml:space="preserve">, város, utca, </w:t>
+      </w:r>
+      <w:proofErr w:type="spellStart"/>
+      <w:r>
+        <w:t>hsz</w:t>
+      </w:r>
+      <w:proofErr w:type="spellEnd"/>
+      <w:r>
+        <w:t>]</w:t>
       </w:r>
     </w:p>
     <w:p>
@@ -1570,7 +2062,7 @@
       <w:pPr>
         <w:pStyle w:val="Cmsor2"/>
       </w:pPr>
-      <w:bookmarkStart w:id="6" w:name="_Toc227667846"/>
+      <w:bookmarkStart w:id="6" w:name="_Toc227691122"/>
       <w:r>
         <w:t>Átalakítás Bachman modellre</w:t>
       </w:r>
@@ -1582,10 +2074,10 @@
           <w:noProof/>
         </w:rPr>
         <w:drawing>
-          <wp:inline distT="0" distB="0" distL="0" distR="0" wp14:anchorId="52259A20" wp14:editId="0771B3B5">
-            <wp:extent cx="5760720" cy="2103120"/>
-            <wp:effectExtent l="0" t="0" r="0" b="0"/>
-            <wp:docPr id="1865126777" name="Kép 1"/>
+          <wp:inline distT="0" distB="0" distL="0" distR="0" wp14:anchorId="25A78A7E" wp14:editId="413AB368">
+            <wp:extent cx="5760720" cy="2075180"/>
+            <wp:effectExtent l="0" t="0" r="0" b="1270"/>
+            <wp:docPr id="32557348" name="Kép 1"/>
             <wp:cNvGraphicFramePr>
               <a:graphicFrameLocks xmlns:a="http://schemas.openxmlformats.org/drawingml/2006/main" noChangeAspect="1"/>
             </wp:cNvGraphicFramePr>
@@ -1593,7 +2085,7 @@
               <a:graphicData uri="http://schemas.openxmlformats.org/drawingml/2006/picture">
                 <pic:pic xmlns:pic="http://schemas.openxmlformats.org/drawingml/2006/picture">
                   <pic:nvPicPr>
-                    <pic:cNvPr id="1865126777" name=""/>
+                    <pic:cNvPr id="32557348" name=""/>
                     <pic:cNvPicPr/>
                   </pic:nvPicPr>
                   <pic:blipFill>
@@ -1605,7 +2097,7 @@
                   <pic:spPr>
                     <a:xfrm>
                       <a:off x="0" y="0"/>
-                      <a:ext cx="5760720" cy="2103120"/>
+                      <a:ext cx="5760720" cy="2075180"/>
                     </a:xfrm>
                     <a:prstGeom prst="rect">
                       <a:avLst/>
@@ -1623,7 +2115,7 @@
       <w:pPr>
         <w:pStyle w:val="Cmsor1"/>
       </w:pPr>
-      <w:bookmarkStart w:id="7" w:name="_Toc227667847"/>
+      <w:bookmarkStart w:id="7" w:name="_Toc227691123"/>
       <w:r>
         <w:t>SQL nyelv</w:t>
       </w:r>
@@ -1641,23 +2133,57 @@
         </w:numPr>
         <w:ind w:left="357" w:hanging="357"/>
       </w:pPr>
-      <w:bookmarkStart w:id="8" w:name="_Toc227667848"/>
-      <w:r>
-        <w:t>Adatbázis létrehozása: kuetuo</w:t>
+      <w:bookmarkStart w:id="8" w:name="_Toc227691124"/>
+      <w:r>
+        <w:t xml:space="preserve">Adatbázis létrehozása: </w:t>
+      </w:r>
+      <w:proofErr w:type="spellStart"/>
+      <w:r>
+        <w:t>kuetuo</w:t>
       </w:r>
       <w:bookmarkEnd w:id="8"/>
-    </w:p>
-    <w:p/>
-    <w:p>
+      <w:proofErr w:type="spellEnd"/>
+    </w:p>
+    <w:p>
+      <w:pPr>
+        <w:rPr>
+          <w:rFonts w:ascii="Consolas" w:hAnsi="Consolas"/>
+        </w:rPr>
+      </w:pPr>
+      <w:r>
+        <w:rPr>
+          <w:rFonts w:ascii="Consolas" w:hAnsi="Consolas"/>
+        </w:rPr>
+        <w:t xml:space="preserve">CREATE DATABASE </w:t>
+      </w:r>
+      <w:proofErr w:type="spellStart"/>
+      <w:r>
+        <w:rPr>
+          <w:rFonts w:ascii="Consolas" w:hAnsi="Consolas"/>
+        </w:rPr>
+        <w:t>kuetuo</w:t>
+      </w:r>
+      <w:proofErr w:type="spellEnd"/>
+      <w:r>
+        <w:rPr>
+          <w:rFonts w:ascii="Consolas" w:hAnsi="Consolas"/>
+        </w:rPr>
+        <w:t>;</w:t>
+      </w:r>
+    </w:p>
+    <w:p>
+      <w:pPr>
+        <w:pStyle w:val="Normal2"/>
+      </w:pPr>
       <w:r>
         <w:rPr>
           <w:noProof/>
         </w:rPr>
         <w:lastRenderedPageBreak/>
         <w:drawing>
-          <wp:inline distT="0" distB="0" distL="0" distR="0" wp14:anchorId="460D865C" wp14:editId="0FE85828">
-            <wp:extent cx="4544059" cy="3229426"/>
-            <wp:effectExtent l="0" t="0" r="0" b="9525"/>
+          <wp:inline distT="0" distB="0" distL="0" distR="0" wp14:anchorId="1AF57456" wp14:editId="2DAE89FA">
+            <wp:extent cx="2333683" cy="1658526"/>
+            <wp:effectExtent l="0" t="0" r="0" b="0"/>
             <wp:docPr id="778223632" name="Kép 1"/>
             <wp:cNvGraphicFramePr>
               <a:graphicFrameLocks xmlns:a="http://schemas.openxmlformats.org/drawingml/2006/main" noChangeAspect="1"/>
@@ -1678,7 +2204,7 @@
                   <pic:spPr>
                     <a:xfrm>
                       <a:off x="0" y="0"/>
-                      <a:ext cx="4544059" cy="3229426"/>
+                      <a:ext cx="2382187" cy="1692997"/>
                     </a:xfrm>
                     <a:prstGeom prst="rect">
                       <a:avLst/>
@@ -1691,24 +2217,50 @@
         </w:drawing>
       </w:r>
     </w:p>
-    <w:p/>
     <w:p>
       <w:pPr>
         <w:pStyle w:val="Cmsor2"/>
       </w:pPr>
-      <w:bookmarkStart w:id="9" w:name="_Toc227667849"/>
-      <w:r>
-        <w:t>Táblák létrehozása</w:t>
+      <w:bookmarkStart w:id="9" w:name="_Toc227691125"/>
+      <w:r>
+        <w:t>Belépés az adatbázisba</w:t>
       </w:r>
       <w:bookmarkEnd w:id="9"/>
     </w:p>
     <w:p>
+      <w:pPr>
+        <w:rPr>
+          <w:rFonts w:ascii="Consolas" w:hAnsi="Consolas"/>
+        </w:rPr>
+      </w:pPr>
+      <w:r>
+        <w:rPr>
+          <w:rFonts w:ascii="Consolas" w:hAnsi="Consolas"/>
+        </w:rPr>
+        <w:t xml:space="preserve">USE </w:t>
+      </w:r>
+      <w:proofErr w:type="spellStart"/>
+      <w:r>
+        <w:rPr>
+          <w:rFonts w:ascii="Consolas" w:hAnsi="Consolas"/>
+        </w:rPr>
+        <w:t>kuetuo</w:t>
+      </w:r>
+      <w:proofErr w:type="spellEnd"/>
+      <w:r>
+        <w:rPr>
+          <w:rFonts w:ascii="Consolas" w:hAnsi="Consolas"/>
+        </w:rPr>
+        <w:t>;</w:t>
+      </w:r>
+    </w:p>
+    <w:p>
       <w:r>
         <w:rPr>
           <w:noProof/>
         </w:rPr>
         <w:drawing>
-          <wp:inline distT="0" distB="0" distL="0" distR="0" wp14:anchorId="1B6C6341" wp14:editId="28286565">
+          <wp:inline distT="0" distB="0" distL="0" distR="0" wp14:anchorId="2D54EC91" wp14:editId="2E04449A">
             <wp:extent cx="2438740" cy="714475"/>
             <wp:effectExtent l="0" t="0" r="0" b="9525"/>
             <wp:docPr id="700972897" name="Kép 1"/>
@@ -1745,15 +2297,640 @@
       </w:r>
     </w:p>
     <w:p>
+      <w:pPr>
+        <w:pStyle w:val="Cmsor2"/>
+      </w:pPr>
+      <w:bookmarkStart w:id="10" w:name="_Toc227691126"/>
+      <w:r>
+        <w:t xml:space="preserve">Két tábla létrehozása: </w:t>
+      </w:r>
+      <w:proofErr w:type="spellStart"/>
+      <w:r>
+        <w:t>auto</w:t>
+      </w:r>
+      <w:proofErr w:type="spellEnd"/>
+      <w:r>
+        <w:t>,</w:t>
+      </w:r>
       <w:r>
         <w:rPr>
           <w:noProof/>
         </w:rPr>
+        <w:t xml:space="preserve"> </w:t>
+      </w:r>
+      <w:r>
+        <w:t>tulajdonos</w:t>
+      </w:r>
+      <w:bookmarkEnd w:id="10"/>
+    </w:p>
+    <w:p>
+      <w:pPr>
+        <w:rPr>
+          <w:rFonts w:ascii="Consolas" w:hAnsi="Consolas"/>
+        </w:rPr>
+      </w:pPr>
+      <w:r>
+        <w:rPr>
+          <w:rFonts w:ascii="Consolas" w:hAnsi="Consolas"/>
+        </w:rPr>
+        <w:t>CREATE TABLE tulajdonos (</w:t>
+      </w:r>
+    </w:p>
+    <w:p>
+      <w:pPr>
+        <w:rPr>
+          <w:rFonts w:ascii="Consolas" w:hAnsi="Consolas"/>
+        </w:rPr>
+      </w:pPr>
+      <w:r>
+        <w:rPr>
+          <w:rFonts w:ascii="Consolas" w:hAnsi="Consolas"/>
+        </w:rPr>
+        <w:t xml:space="preserve">  </w:t>
+      </w:r>
+      <w:proofErr w:type="spellStart"/>
+      <w:r>
+        <w:rPr>
+          <w:rFonts w:ascii="Consolas" w:hAnsi="Consolas"/>
+        </w:rPr>
+        <w:t>ekod</w:t>
+      </w:r>
+      <w:proofErr w:type="spellEnd"/>
+      <w:r>
+        <w:rPr>
+          <w:rFonts w:ascii="Consolas" w:hAnsi="Consolas"/>
+        </w:rPr>
+        <w:t xml:space="preserve"> </w:t>
+      </w:r>
+      <w:proofErr w:type="spellStart"/>
+      <w:proofErr w:type="gramStart"/>
+      <w:r>
+        <w:rPr>
+          <w:rFonts w:ascii="Consolas" w:hAnsi="Consolas"/>
+        </w:rPr>
+        <w:t>char</w:t>
+      </w:r>
+      <w:proofErr w:type="spellEnd"/>
+      <w:r>
+        <w:rPr>
+          <w:rFonts w:ascii="Consolas" w:hAnsi="Consolas"/>
+        </w:rPr>
+        <w:t>(</w:t>
+      </w:r>
+      <w:proofErr w:type="gramEnd"/>
+      <w:r>
+        <w:rPr>
+          <w:rFonts w:ascii="Consolas" w:hAnsi="Consolas"/>
+        </w:rPr>
+        <w:t xml:space="preserve">3) </w:t>
+      </w:r>
+      <w:proofErr w:type="spellStart"/>
+      <w:r>
+        <w:rPr>
+          <w:rFonts w:ascii="Consolas" w:hAnsi="Consolas"/>
+        </w:rPr>
+        <w:t>primary</w:t>
+      </w:r>
+      <w:proofErr w:type="spellEnd"/>
+      <w:r>
+        <w:rPr>
+          <w:rFonts w:ascii="Consolas" w:hAnsi="Consolas"/>
+        </w:rPr>
+        <w:t xml:space="preserve"> </w:t>
+      </w:r>
+      <w:proofErr w:type="spellStart"/>
+      <w:r>
+        <w:rPr>
+          <w:rFonts w:ascii="Consolas" w:hAnsi="Consolas"/>
+        </w:rPr>
+        <w:t>key</w:t>
+      </w:r>
+      <w:proofErr w:type="spellEnd"/>
+      <w:r>
+        <w:rPr>
+          <w:rFonts w:ascii="Consolas" w:hAnsi="Consolas"/>
+        </w:rPr>
+        <w:t>,</w:t>
+      </w:r>
+    </w:p>
+    <w:p>
+      <w:pPr>
+        <w:rPr>
+          <w:rFonts w:ascii="Consolas" w:hAnsi="Consolas"/>
+        </w:rPr>
+      </w:pPr>
+      <w:r>
+        <w:rPr>
+          <w:rFonts w:ascii="Consolas" w:hAnsi="Consolas"/>
+        </w:rPr>
+        <w:t xml:space="preserve">  </w:t>
+      </w:r>
+      <w:proofErr w:type="spellStart"/>
+      <w:r>
+        <w:rPr>
+          <w:rFonts w:ascii="Consolas" w:hAnsi="Consolas"/>
+        </w:rPr>
+        <w:t>nev</w:t>
+      </w:r>
+      <w:proofErr w:type="spellEnd"/>
+      <w:r>
+        <w:rPr>
+          <w:rFonts w:ascii="Consolas" w:hAnsi="Consolas"/>
+        </w:rPr>
+        <w:t xml:space="preserve"> </w:t>
+      </w:r>
+      <w:proofErr w:type="spellStart"/>
+      <w:proofErr w:type="gramStart"/>
+      <w:r>
+        <w:rPr>
+          <w:rFonts w:ascii="Consolas" w:hAnsi="Consolas"/>
+        </w:rPr>
+        <w:t>varchar</w:t>
+      </w:r>
+      <w:proofErr w:type="spellEnd"/>
+      <w:r>
+        <w:rPr>
+          <w:rFonts w:ascii="Consolas" w:hAnsi="Consolas"/>
+        </w:rPr>
+        <w:t>(</w:t>
+      </w:r>
+      <w:proofErr w:type="gramEnd"/>
+      <w:r>
+        <w:rPr>
+          <w:rFonts w:ascii="Consolas" w:hAnsi="Consolas"/>
+        </w:rPr>
+        <w:t>50</w:t>
+      </w:r>
+      <w:proofErr w:type="gramStart"/>
+      <w:r>
+        <w:rPr>
+          <w:rFonts w:ascii="Consolas" w:hAnsi="Consolas"/>
+        </w:rPr>
+        <w:t>)  NOT</w:t>
+      </w:r>
+      <w:proofErr w:type="gramEnd"/>
+      <w:r>
+        <w:rPr>
+          <w:rFonts w:ascii="Consolas" w:hAnsi="Consolas"/>
+        </w:rPr>
+        <w:t xml:space="preserve"> NULL,</w:t>
+      </w:r>
+    </w:p>
+    <w:p>
+      <w:pPr>
+        <w:rPr>
+          <w:rFonts w:ascii="Consolas" w:hAnsi="Consolas"/>
+        </w:rPr>
+      </w:pPr>
+      <w:r>
+        <w:rPr>
+          <w:rFonts w:ascii="Consolas" w:hAnsi="Consolas"/>
+        </w:rPr>
+        <w:t xml:space="preserve">  varos </w:t>
+      </w:r>
+      <w:proofErr w:type="spellStart"/>
+      <w:proofErr w:type="gramStart"/>
+      <w:r>
+        <w:rPr>
+          <w:rFonts w:ascii="Consolas" w:hAnsi="Consolas"/>
+        </w:rPr>
+        <w:t>varchar</w:t>
+      </w:r>
+      <w:proofErr w:type="spellEnd"/>
+      <w:r>
+        <w:rPr>
+          <w:rFonts w:ascii="Consolas" w:hAnsi="Consolas"/>
+        </w:rPr>
+        <w:t>(</w:t>
+      </w:r>
+      <w:proofErr w:type="gramEnd"/>
+      <w:r>
+        <w:rPr>
+          <w:rFonts w:ascii="Consolas" w:hAnsi="Consolas"/>
+        </w:rPr>
+        <w:t>50</w:t>
+      </w:r>
+      <w:proofErr w:type="gramStart"/>
+      <w:r>
+        <w:rPr>
+          <w:rFonts w:ascii="Consolas" w:hAnsi="Consolas"/>
+        </w:rPr>
+        <w:t>) ,</w:t>
+      </w:r>
+      <w:proofErr w:type="gramEnd"/>
+    </w:p>
+    <w:p>
+      <w:pPr>
+        <w:rPr>
+          <w:rFonts w:ascii="Consolas" w:hAnsi="Consolas"/>
+        </w:rPr>
+      </w:pPr>
+      <w:r>
+        <w:rPr>
+          <w:rFonts w:ascii="Consolas" w:hAnsi="Consolas"/>
+        </w:rPr>
+        <w:t xml:space="preserve">  telefon </w:t>
+      </w:r>
+      <w:proofErr w:type="spellStart"/>
+      <w:proofErr w:type="gramStart"/>
+      <w:r>
+        <w:rPr>
+          <w:rFonts w:ascii="Consolas" w:hAnsi="Consolas"/>
+        </w:rPr>
+        <w:t>varchar</w:t>
+      </w:r>
+      <w:proofErr w:type="spellEnd"/>
+      <w:r>
+        <w:rPr>
+          <w:rFonts w:ascii="Consolas" w:hAnsi="Consolas"/>
+        </w:rPr>
+        <w:t>(</w:t>
+      </w:r>
+      <w:proofErr w:type="gramEnd"/>
+      <w:r>
+        <w:rPr>
+          <w:rFonts w:ascii="Consolas" w:hAnsi="Consolas"/>
+        </w:rPr>
+        <w:t xml:space="preserve">20) </w:t>
+      </w:r>
+    </w:p>
+    <w:p>
+      <w:pPr>
+        <w:rPr>
+          <w:rFonts w:ascii="Consolas" w:hAnsi="Consolas"/>
+        </w:rPr>
+      </w:pPr>
+      <w:r>
+        <w:rPr>
+          <w:rFonts w:ascii="Consolas" w:hAnsi="Consolas"/>
+        </w:rPr>
+        <w:t>) ENGINE=</w:t>
+      </w:r>
+      <w:proofErr w:type="spellStart"/>
+      <w:r>
+        <w:rPr>
+          <w:rFonts w:ascii="Consolas" w:hAnsi="Consolas"/>
+        </w:rPr>
+        <w:t>InnoDB</w:t>
+      </w:r>
+      <w:proofErr w:type="spellEnd"/>
+      <w:r>
+        <w:rPr>
+          <w:rFonts w:ascii="Consolas" w:hAnsi="Consolas"/>
+        </w:rPr>
+        <w:t>;</w:t>
+      </w:r>
+    </w:p>
+    <w:p/>
+    <w:p>
+      <w:pPr>
+        <w:rPr>
+          <w:rFonts w:ascii="Consolas" w:hAnsi="Consolas"/>
+        </w:rPr>
+      </w:pPr>
+      <w:r>
+        <w:rPr>
+          <w:rFonts w:ascii="Consolas" w:hAnsi="Consolas"/>
+        </w:rPr>
+        <w:t xml:space="preserve">CREATE TABLE </w:t>
+      </w:r>
+      <w:proofErr w:type="spellStart"/>
+      <w:r>
+        <w:rPr>
+          <w:rFonts w:ascii="Consolas" w:hAnsi="Consolas"/>
+        </w:rPr>
+        <w:t>auto</w:t>
+      </w:r>
+      <w:proofErr w:type="spellEnd"/>
+      <w:r>
+        <w:rPr>
+          <w:rFonts w:ascii="Consolas" w:hAnsi="Consolas"/>
+        </w:rPr>
+        <w:t xml:space="preserve"> (</w:t>
+      </w:r>
+    </w:p>
+    <w:p>
+      <w:pPr>
+        <w:rPr>
+          <w:rFonts w:ascii="Consolas" w:hAnsi="Consolas"/>
+        </w:rPr>
+      </w:pPr>
+      <w:r>
+        <w:rPr>
+          <w:rFonts w:ascii="Consolas" w:hAnsi="Consolas"/>
+        </w:rPr>
+        <w:t xml:space="preserve">rendszam </w:t>
+      </w:r>
+      <w:proofErr w:type="spellStart"/>
+      <w:proofErr w:type="gramStart"/>
+      <w:r>
+        <w:rPr>
+          <w:rFonts w:ascii="Consolas" w:hAnsi="Consolas"/>
+        </w:rPr>
+        <w:t>char</w:t>
+      </w:r>
+      <w:proofErr w:type="spellEnd"/>
+      <w:r>
+        <w:rPr>
+          <w:rFonts w:ascii="Consolas" w:hAnsi="Consolas"/>
+        </w:rPr>
+        <w:t>(</w:t>
+      </w:r>
+      <w:proofErr w:type="gramEnd"/>
+      <w:r>
+        <w:rPr>
+          <w:rFonts w:ascii="Consolas" w:hAnsi="Consolas"/>
+        </w:rPr>
+        <w:t>7) PRIMARY KEY,</w:t>
+      </w:r>
+    </w:p>
+    <w:p>
+      <w:pPr>
+        <w:rPr>
+          <w:rFonts w:ascii="Consolas" w:hAnsi="Consolas"/>
+        </w:rPr>
+      </w:pPr>
+      <w:proofErr w:type="spellStart"/>
+      <w:r>
+        <w:rPr>
+          <w:rFonts w:ascii="Consolas" w:hAnsi="Consolas"/>
+        </w:rPr>
+        <w:t>tipus</w:t>
+      </w:r>
+      <w:proofErr w:type="spellEnd"/>
+      <w:r>
+        <w:rPr>
+          <w:rFonts w:ascii="Consolas" w:hAnsi="Consolas"/>
+        </w:rPr>
+        <w:t xml:space="preserve"> </w:t>
+      </w:r>
+      <w:proofErr w:type="gramStart"/>
+      <w:r>
+        <w:rPr>
+          <w:rFonts w:ascii="Consolas" w:hAnsi="Consolas"/>
+        </w:rPr>
+        <w:t>VARCHAR(</w:t>
+      </w:r>
+      <w:proofErr w:type="gramEnd"/>
+      <w:r>
+        <w:rPr>
+          <w:rFonts w:ascii="Consolas" w:hAnsi="Consolas"/>
+        </w:rPr>
+        <w:t>50) NOT NULL,</w:t>
+      </w:r>
+    </w:p>
+    <w:p>
+      <w:pPr>
+        <w:rPr>
+          <w:rFonts w:ascii="Consolas" w:hAnsi="Consolas"/>
+        </w:rPr>
+      </w:pPr>
+      <w:proofErr w:type="spellStart"/>
+      <w:r>
+        <w:rPr>
+          <w:rFonts w:ascii="Consolas" w:hAnsi="Consolas"/>
+        </w:rPr>
+        <w:t>szin</w:t>
+      </w:r>
+      <w:proofErr w:type="spellEnd"/>
+      <w:r>
+        <w:rPr>
+          <w:rFonts w:ascii="Consolas" w:hAnsi="Consolas"/>
+        </w:rPr>
+        <w:t xml:space="preserve"> </w:t>
+      </w:r>
+      <w:proofErr w:type="gramStart"/>
+      <w:r>
+        <w:rPr>
+          <w:rFonts w:ascii="Consolas" w:hAnsi="Consolas"/>
+        </w:rPr>
+        <w:t>VARCHAR(</w:t>
+      </w:r>
+      <w:proofErr w:type="gramEnd"/>
+      <w:r>
+        <w:rPr>
+          <w:rFonts w:ascii="Consolas" w:hAnsi="Consolas"/>
+        </w:rPr>
+        <w:t>30),</w:t>
+      </w:r>
+    </w:p>
+    <w:p>
+      <w:pPr>
+        <w:rPr>
+          <w:rFonts w:ascii="Consolas" w:hAnsi="Consolas"/>
+        </w:rPr>
+      </w:pPr>
+      <w:r>
+        <w:rPr>
+          <w:rFonts w:ascii="Consolas" w:hAnsi="Consolas"/>
+        </w:rPr>
+        <w:t xml:space="preserve">kor </w:t>
+      </w:r>
+      <w:proofErr w:type="gramStart"/>
+      <w:r>
+        <w:rPr>
+          <w:rFonts w:ascii="Consolas" w:hAnsi="Consolas"/>
+        </w:rPr>
+        <w:t>int(</w:t>
+      </w:r>
+      <w:proofErr w:type="gramEnd"/>
+      <w:r>
+        <w:rPr>
+          <w:rFonts w:ascii="Consolas" w:hAnsi="Consolas"/>
+        </w:rPr>
+        <w:t>3),</w:t>
+      </w:r>
+    </w:p>
+    <w:p>
+      <w:pPr>
+        <w:rPr>
+          <w:rFonts w:ascii="Consolas" w:hAnsi="Consolas"/>
+        </w:rPr>
+      </w:pPr>
+      <w:proofErr w:type="spellStart"/>
+      <w:r>
+        <w:rPr>
+          <w:rFonts w:ascii="Consolas" w:hAnsi="Consolas"/>
+        </w:rPr>
+        <w:t>ar</w:t>
+      </w:r>
+      <w:proofErr w:type="spellEnd"/>
+      <w:r>
+        <w:rPr>
+          <w:rFonts w:ascii="Consolas" w:hAnsi="Consolas"/>
+        </w:rPr>
+        <w:t xml:space="preserve"> </w:t>
+      </w:r>
+      <w:proofErr w:type="gramStart"/>
+      <w:r>
+        <w:rPr>
+          <w:rFonts w:ascii="Consolas" w:hAnsi="Consolas"/>
+        </w:rPr>
+        <w:t>int(</w:t>
+      </w:r>
+      <w:proofErr w:type="gramEnd"/>
+      <w:r>
+        <w:rPr>
+          <w:rFonts w:ascii="Consolas" w:hAnsi="Consolas"/>
+        </w:rPr>
+        <w:t>11),</w:t>
+      </w:r>
+    </w:p>
+    <w:p>
+      <w:pPr>
+        <w:rPr>
+          <w:rFonts w:ascii="Consolas" w:hAnsi="Consolas"/>
+        </w:rPr>
+      </w:pPr>
+      <w:r>
+        <w:rPr>
+          <w:rFonts w:ascii="Consolas" w:hAnsi="Consolas"/>
+        </w:rPr>
+        <w:t xml:space="preserve">tulaj </w:t>
+      </w:r>
+      <w:proofErr w:type="spellStart"/>
+      <w:proofErr w:type="gramStart"/>
+      <w:r>
+        <w:rPr>
+          <w:rFonts w:ascii="Consolas" w:hAnsi="Consolas"/>
+        </w:rPr>
+        <w:t>char</w:t>
+      </w:r>
+      <w:proofErr w:type="spellEnd"/>
+      <w:r>
+        <w:rPr>
+          <w:rFonts w:ascii="Consolas" w:hAnsi="Consolas"/>
+        </w:rPr>
+        <w:t>(</w:t>
+      </w:r>
+      <w:proofErr w:type="gramEnd"/>
+      <w:r>
+        <w:rPr>
+          <w:rFonts w:ascii="Consolas" w:hAnsi="Consolas"/>
+        </w:rPr>
+        <w:t>3),</w:t>
+      </w:r>
+    </w:p>
+    <w:p>
+      <w:pPr>
+        <w:rPr>
+          <w:rFonts w:ascii="Consolas" w:hAnsi="Consolas"/>
+        </w:rPr>
+      </w:pPr>
+      <w:r>
+        <w:rPr>
+          <w:rFonts w:ascii="Consolas" w:hAnsi="Consolas"/>
+        </w:rPr>
+        <w:t xml:space="preserve">FOREIGN </w:t>
+      </w:r>
+      <w:proofErr w:type="gramStart"/>
+      <w:r>
+        <w:rPr>
+          <w:rFonts w:ascii="Consolas" w:hAnsi="Consolas"/>
+        </w:rPr>
+        <w:t>KEY(</w:t>
+      </w:r>
+      <w:proofErr w:type="gramEnd"/>
+      <w:r>
+        <w:rPr>
+          <w:rFonts w:ascii="Consolas" w:hAnsi="Consolas"/>
+        </w:rPr>
+        <w:t>tulaj) REFERENCES tulajdonos(</w:t>
+      </w:r>
+      <w:proofErr w:type="spellStart"/>
+      <w:r>
+        <w:rPr>
+          <w:rFonts w:ascii="Consolas" w:hAnsi="Consolas"/>
+        </w:rPr>
+        <w:t>ekod</w:t>
+      </w:r>
+      <w:proofErr w:type="spellEnd"/>
+      <w:r>
+        <w:rPr>
+          <w:rFonts w:ascii="Consolas" w:hAnsi="Consolas"/>
+        </w:rPr>
+        <w:t>)</w:t>
+      </w:r>
+    </w:p>
+    <w:p>
+      <w:pPr>
+        <w:rPr>
+          <w:rFonts w:ascii="Consolas" w:hAnsi="Consolas"/>
+        </w:rPr>
+      </w:pPr>
+      <w:r>
+        <w:rPr>
+          <w:rFonts w:ascii="Consolas" w:hAnsi="Consolas"/>
+        </w:rPr>
+        <w:t>) ENGINE=</w:t>
+      </w:r>
+      <w:proofErr w:type="spellStart"/>
+      <w:r>
+        <w:rPr>
+          <w:rFonts w:ascii="Consolas" w:hAnsi="Consolas"/>
+        </w:rPr>
+        <w:t>InnoDB</w:t>
+      </w:r>
+      <w:proofErr w:type="spellEnd"/>
+      <w:r>
+        <w:rPr>
+          <w:rFonts w:ascii="Consolas" w:hAnsi="Consolas"/>
+        </w:rPr>
+        <w:t>;</w:t>
+      </w:r>
+    </w:p>
+    <w:p/>
+    <w:p>
+      <w:pPr>
+        <w:spacing w:after="160" w:line="278" w:lineRule="auto"/>
+        <w:jc w:val="left"/>
+        <w:rPr>
+          <w:rFonts w:ascii="Consolas" w:hAnsi="Consolas"/>
+          <w:b/>
+          <w:bCs/>
+        </w:rPr>
+      </w:pPr>
+      <w:r>
+        <w:rPr>
+          <w:rFonts w:ascii="Consolas" w:hAnsi="Consolas"/>
+          <w:b/>
+          <w:bCs/>
+        </w:rPr>
+        <w:br w:type="page"/>
+      </w:r>
+    </w:p>
+    <w:p>
+      <w:proofErr w:type="spellStart"/>
+      <w:r>
+        <w:rPr>
+          <w:rFonts w:ascii="Consolas" w:hAnsi="Consolas"/>
+          <w:b/>
+          <w:bCs/>
+        </w:rPr>
+        <w:lastRenderedPageBreak/>
+        <w:t>desc</w:t>
+      </w:r>
+      <w:proofErr w:type="spellEnd"/>
+      <w:r>
+        <w:rPr>
+          <w:rFonts w:ascii="Consolas" w:hAnsi="Consolas"/>
+        </w:rPr>
+        <w:t xml:space="preserve"> tulajdonos;</w:t>
+      </w:r>
+      <w:r>
+        <w:t xml:space="preserve"> eredménye:</w:t>
+      </w:r>
+    </w:p>
+    <w:p>
+      <w:r>
+        <w:rPr>
+          <w:noProof/>
+        </w:rPr>
         <w:drawing>
-          <wp:inline distT="0" distB="0" distL="0" distR="0" wp14:anchorId="7202C51F" wp14:editId="6F512334">
-            <wp:extent cx="4515480" cy="1543265"/>
-            <wp:effectExtent l="0" t="0" r="0" b="0"/>
-            <wp:docPr id="1972357766" name="Kép 1"/>
+          <wp:inline distT="0" distB="0" distL="0" distR="0" wp14:anchorId="007598E5" wp14:editId="3C3BDC80">
+            <wp:extent cx="2552466" cy="773033"/>
+            <wp:effectExtent l="0" t="0" r="635" b="8255"/>
+            <wp:docPr id="956350088" name="Kép 1"/>
             <wp:cNvGraphicFramePr>
               <a:graphicFrameLocks xmlns:a="http://schemas.openxmlformats.org/drawingml/2006/main" noChangeAspect="1"/>
             </wp:cNvGraphicFramePr>
@@ -1761,7 +2938,7 @@
               <a:graphicData uri="http://schemas.openxmlformats.org/drawingml/2006/picture">
                 <pic:pic xmlns:pic="http://schemas.openxmlformats.org/drawingml/2006/picture">
                   <pic:nvPicPr>
-                    <pic:cNvPr id="1972357766" name=""/>
+                    <pic:cNvPr id="956350088" name=""/>
                     <pic:cNvPicPr/>
                   </pic:nvPicPr>
                   <pic:blipFill>
@@ -1773,7 +2950,7 @@
                   <pic:spPr>
                     <a:xfrm>
                       <a:off x="0" y="0"/>
-                      <a:ext cx="4515480" cy="1543265"/>
+                      <a:ext cx="2566715" cy="777348"/>
                     </a:xfrm>
                     <a:prstGeom prst="rect">
                       <a:avLst/>
@@ -1787,15 +2964,50 @@
       </w:r>
     </w:p>
     <w:p>
+      <w:proofErr w:type="spellStart"/>
+      <w:r>
+        <w:rPr>
+          <w:rFonts w:ascii="Consolas" w:hAnsi="Consolas"/>
+          <w:b/>
+          <w:bCs/>
+        </w:rPr>
+        <w:t>desc</w:t>
+      </w:r>
+      <w:proofErr w:type="spellEnd"/>
+      <w:r>
+        <w:rPr>
+          <w:rFonts w:ascii="Consolas" w:hAnsi="Consolas"/>
+        </w:rPr>
+        <w:t xml:space="preserve"> </w:t>
+      </w:r>
+      <w:proofErr w:type="spellStart"/>
+      <w:r>
+        <w:rPr>
+          <w:rFonts w:ascii="Consolas" w:hAnsi="Consolas"/>
+        </w:rPr>
+        <w:t>auto</w:t>
+      </w:r>
+      <w:proofErr w:type="spellEnd"/>
+      <w:r>
+        <w:rPr>
+          <w:rFonts w:ascii="Consolas" w:hAnsi="Consolas"/>
+        </w:rPr>
+        <w:t>;</w:t>
+      </w:r>
+      <w:r>
+        <w:t xml:space="preserve"> eredménye:</w:t>
+      </w:r>
+    </w:p>
+    <w:p>
       <w:r>
         <w:rPr>
           <w:noProof/>
         </w:rPr>
         <w:drawing>
-          <wp:inline distT="0" distB="0" distL="0" distR="0" wp14:anchorId="5E60EF15" wp14:editId="0D80BCEB">
-            <wp:extent cx="5760720" cy="2153920"/>
-            <wp:effectExtent l="0" t="0" r="0" b="0"/>
-            <wp:docPr id="2086762281" name="Kép 1"/>
+          <wp:inline distT="0" distB="0" distL="0" distR="0" wp14:anchorId="11B6ACB5" wp14:editId="28792829">
+            <wp:extent cx="2597344" cy="1172762"/>
+            <wp:effectExtent l="0" t="0" r="0" b="8890"/>
+            <wp:docPr id="458079826" name="Kép 1"/>
             <wp:cNvGraphicFramePr>
               <a:graphicFrameLocks xmlns:a="http://schemas.openxmlformats.org/drawingml/2006/main" noChangeAspect="1"/>
             </wp:cNvGraphicFramePr>
@@ -1803,7 +3015,7 @@
               <a:graphicData uri="http://schemas.openxmlformats.org/drawingml/2006/picture">
                 <pic:pic xmlns:pic="http://schemas.openxmlformats.org/drawingml/2006/picture">
                   <pic:nvPicPr>
-                    <pic:cNvPr id="2086762281" name=""/>
+                    <pic:cNvPr id="458079826" name=""/>
                     <pic:cNvPicPr/>
                   </pic:nvPicPr>
                   <pic:blipFill>
@@ -1815,7 +3027,7 @@
                   <pic:spPr>
                     <a:xfrm>
                       <a:off x="0" y="0"/>
-                      <a:ext cx="5760720" cy="2153920"/>
+                      <a:ext cx="2607627" cy="1177405"/>
                     </a:xfrm>
                     <a:prstGeom prst="rect">
                       <a:avLst/>
@@ -1828,6 +3040,720 @@
         </w:drawing>
       </w:r>
     </w:p>
+    <w:p/>
+    <w:p>
+      <w:pPr>
+        <w:spacing w:after="160" w:line="278" w:lineRule="auto"/>
+        <w:jc w:val="left"/>
+        <w:rPr>
+          <w:rFonts w:eastAsiaTheme="majorEastAsia" w:cstheme="majorBidi"/>
+          <w:b/>
+          <w:sz w:val="36"/>
+          <w:szCs w:val="40"/>
+        </w:rPr>
+      </w:pPr>
+      <w:r>
+        <w:br w:type="page"/>
+      </w:r>
+    </w:p>
+    <w:p>
+      <w:pPr>
+        <w:pStyle w:val="Cmsor1"/>
+      </w:pPr>
+      <w:bookmarkStart w:id="11" w:name="_Toc227691127"/>
+      <w:r>
+        <w:lastRenderedPageBreak/>
+        <w:t>Adatok feltöltése</w:t>
+      </w:r>
+      <w:bookmarkEnd w:id="11"/>
+    </w:p>
+    <w:p>
+      <w:r>
+        <w:t>Először a tulajdonos táblát kell feltölteni a függőség miatt.</w:t>
+      </w:r>
+    </w:p>
+    <w:p>
+      <w:pPr>
+        <w:rPr>
+          <w:rFonts w:ascii="Consolas" w:hAnsi="Consolas"/>
+        </w:rPr>
+      </w:pPr>
+      <w:r>
+        <w:rPr>
+          <w:rFonts w:ascii="Consolas" w:hAnsi="Consolas"/>
+          <w:b/>
+          <w:bCs/>
+        </w:rPr>
+        <w:t>INSERT</w:t>
+      </w:r>
+      <w:r>
+        <w:rPr>
+          <w:rFonts w:ascii="Consolas" w:hAnsi="Consolas"/>
+        </w:rPr>
+        <w:t xml:space="preserve"> </w:t>
+      </w:r>
+      <w:r>
+        <w:rPr>
+          <w:rFonts w:ascii="Consolas" w:hAnsi="Consolas"/>
+          <w:b/>
+          <w:bCs/>
+        </w:rPr>
+        <w:t>INTO</w:t>
+      </w:r>
+      <w:r>
+        <w:rPr>
+          <w:rFonts w:ascii="Consolas" w:hAnsi="Consolas"/>
+        </w:rPr>
+        <w:t xml:space="preserve"> tulajdonos (</w:t>
+      </w:r>
+      <w:proofErr w:type="spellStart"/>
+      <w:r>
+        <w:rPr>
+          <w:rFonts w:ascii="Consolas" w:hAnsi="Consolas"/>
+        </w:rPr>
+        <w:t>ekod</w:t>
+      </w:r>
+      <w:proofErr w:type="spellEnd"/>
+      <w:r>
+        <w:rPr>
+          <w:rFonts w:ascii="Consolas" w:hAnsi="Consolas"/>
+        </w:rPr>
+        <w:t xml:space="preserve">, </w:t>
+      </w:r>
+      <w:proofErr w:type="spellStart"/>
+      <w:r>
+        <w:rPr>
+          <w:rFonts w:ascii="Consolas" w:hAnsi="Consolas"/>
+        </w:rPr>
+        <w:t>nev</w:t>
+      </w:r>
+      <w:proofErr w:type="spellEnd"/>
+      <w:r>
+        <w:rPr>
+          <w:rFonts w:ascii="Consolas" w:hAnsi="Consolas"/>
+        </w:rPr>
+        <w:t xml:space="preserve">, varos, telefon) </w:t>
+      </w:r>
+      <w:r>
+        <w:rPr>
+          <w:rFonts w:ascii="Consolas" w:hAnsi="Consolas"/>
+          <w:b/>
+          <w:bCs/>
+        </w:rPr>
+        <w:t>VALUES</w:t>
+      </w:r>
+    </w:p>
+    <w:p>
+      <w:pPr>
+        <w:rPr>
+          <w:rFonts w:ascii="Consolas" w:hAnsi="Consolas"/>
+        </w:rPr>
+      </w:pPr>
+      <w:r>
+        <w:rPr>
+          <w:rFonts w:ascii="Consolas" w:hAnsi="Consolas"/>
+        </w:rPr>
+        <w:t>(100, 'Kis János', 'Eger', '209555666'),</w:t>
+      </w:r>
+    </w:p>
+    <w:p>
+      <w:pPr>
+        <w:rPr>
+          <w:rFonts w:ascii="Consolas" w:hAnsi="Consolas"/>
+        </w:rPr>
+      </w:pPr>
+      <w:r>
+        <w:rPr>
+          <w:rFonts w:ascii="Consolas" w:hAnsi="Consolas"/>
+        </w:rPr>
+        <w:t>(101, 'Kis János', 'Eger', '209555666'),</w:t>
+      </w:r>
+    </w:p>
+    <w:p>
+      <w:pPr>
+        <w:rPr>
+          <w:rFonts w:ascii="Consolas" w:hAnsi="Consolas"/>
+        </w:rPr>
+      </w:pPr>
+      <w:r>
+        <w:rPr>
+          <w:rFonts w:ascii="Consolas" w:hAnsi="Consolas"/>
+        </w:rPr>
+        <w:t>(102, 'Kis Éva', 'Szerencs', '308764432'),</w:t>
+      </w:r>
+    </w:p>
+    <w:p>
+      <w:pPr>
+        <w:rPr>
+          <w:rFonts w:ascii="Consolas" w:hAnsi="Consolas"/>
+        </w:rPr>
+      </w:pPr>
+      <w:r>
+        <w:rPr>
+          <w:rFonts w:ascii="Consolas" w:hAnsi="Consolas"/>
+        </w:rPr>
+        <w:t>(103, 'Retek Ödön', 'Miskolc', '308764432'),</w:t>
+      </w:r>
+    </w:p>
+    <w:p>
+      <w:pPr>
+        <w:rPr>
+          <w:rFonts w:ascii="Consolas" w:hAnsi="Consolas"/>
+        </w:rPr>
+      </w:pPr>
+      <w:r>
+        <w:rPr>
+          <w:rFonts w:ascii="Consolas" w:hAnsi="Consolas"/>
+        </w:rPr>
+        <w:t>(104, 'Virág Zoltán', 'Nyék', '703355440'),</w:t>
+      </w:r>
+    </w:p>
+    <w:p>
+      <w:pPr>
+        <w:rPr>
+          <w:rFonts w:ascii="Consolas" w:hAnsi="Consolas"/>
+        </w:rPr>
+      </w:pPr>
+      <w:r>
+        <w:rPr>
+          <w:rFonts w:ascii="Consolas" w:hAnsi="Consolas"/>
+        </w:rPr>
+        <w:t>(105, 'Nagy Eszter', 'Ózd', '703355440'),</w:t>
+      </w:r>
+    </w:p>
+    <w:p>
+      <w:pPr>
+        <w:rPr>
+          <w:rFonts w:ascii="Consolas" w:hAnsi="Consolas"/>
+        </w:rPr>
+      </w:pPr>
+      <w:r>
+        <w:rPr>
+          <w:rFonts w:ascii="Consolas" w:hAnsi="Consolas"/>
+        </w:rPr>
+        <w:t>(106, 'Kovács Magor', 'Szerencs', '703355444'),</w:t>
+      </w:r>
+    </w:p>
+    <w:p>
+      <w:pPr>
+        <w:rPr>
+          <w:rFonts w:ascii="Consolas" w:hAnsi="Consolas"/>
+        </w:rPr>
+      </w:pPr>
+      <w:r>
+        <w:rPr>
+          <w:rFonts w:ascii="Consolas" w:hAnsi="Consolas"/>
+        </w:rPr>
+        <w:t>(107, 'Kovács Magor', 'Szerencs', '703355445'),</w:t>
+      </w:r>
+    </w:p>
+    <w:p>
+      <w:pPr>
+        <w:rPr>
+          <w:rFonts w:ascii="Consolas" w:hAnsi="Consolas"/>
+        </w:rPr>
+      </w:pPr>
+      <w:r>
+        <w:rPr>
+          <w:rFonts w:ascii="Consolas" w:hAnsi="Consolas"/>
+        </w:rPr>
+        <w:t>(109, 'Asztal Antal', 'Eger', '209555666');</w:t>
+      </w:r>
+    </w:p>
+    <w:p/>
+    <w:p>
+      <w:r>
+        <w:t xml:space="preserve">Ezután lehet az </w:t>
+      </w:r>
+      <w:proofErr w:type="spellStart"/>
+      <w:r>
+        <w:t>auto</w:t>
+      </w:r>
+      <w:proofErr w:type="spellEnd"/>
+      <w:r>
+        <w:t xml:space="preserve"> táblát.</w:t>
+      </w:r>
+    </w:p>
+    <w:p>
+      <w:pPr>
+        <w:rPr>
+          <w:rFonts w:ascii="Consolas" w:hAnsi="Consolas"/>
+        </w:rPr>
+      </w:pPr>
+      <w:r>
+        <w:rPr>
+          <w:rFonts w:ascii="Consolas" w:hAnsi="Consolas"/>
+          <w:b/>
+          <w:bCs/>
+        </w:rPr>
+        <w:t>INSERT</w:t>
+      </w:r>
+      <w:r>
+        <w:rPr>
+          <w:rFonts w:ascii="Consolas" w:hAnsi="Consolas"/>
+        </w:rPr>
+        <w:t xml:space="preserve"> </w:t>
+      </w:r>
+      <w:r>
+        <w:rPr>
+          <w:rFonts w:ascii="Consolas" w:hAnsi="Consolas"/>
+          <w:b/>
+          <w:bCs/>
+        </w:rPr>
+        <w:t>INTO</w:t>
+      </w:r>
+      <w:r>
+        <w:rPr>
+          <w:rFonts w:ascii="Consolas" w:hAnsi="Consolas"/>
+        </w:rPr>
+        <w:t xml:space="preserve"> </w:t>
+      </w:r>
+      <w:proofErr w:type="spellStart"/>
+      <w:r>
+        <w:rPr>
+          <w:rFonts w:ascii="Consolas" w:hAnsi="Consolas"/>
+        </w:rPr>
+        <w:t>auto</w:t>
+      </w:r>
+      <w:proofErr w:type="spellEnd"/>
+      <w:r>
+        <w:rPr>
+          <w:rFonts w:ascii="Consolas" w:hAnsi="Consolas"/>
+        </w:rPr>
+        <w:t xml:space="preserve"> (rendszam, </w:t>
+      </w:r>
+      <w:proofErr w:type="spellStart"/>
+      <w:r>
+        <w:rPr>
+          <w:rFonts w:ascii="Consolas" w:hAnsi="Consolas"/>
+        </w:rPr>
+        <w:t>tipus</w:t>
+      </w:r>
+      <w:proofErr w:type="spellEnd"/>
+      <w:r>
+        <w:rPr>
+          <w:rFonts w:ascii="Consolas" w:hAnsi="Consolas"/>
+        </w:rPr>
+        <w:t xml:space="preserve">, </w:t>
+      </w:r>
+      <w:proofErr w:type="spellStart"/>
+      <w:r>
+        <w:rPr>
+          <w:rFonts w:ascii="Consolas" w:hAnsi="Consolas"/>
+        </w:rPr>
+        <w:t>szin</w:t>
+      </w:r>
+      <w:proofErr w:type="spellEnd"/>
+      <w:r>
+        <w:rPr>
+          <w:rFonts w:ascii="Consolas" w:hAnsi="Consolas"/>
+        </w:rPr>
+        <w:t xml:space="preserve">, kor, </w:t>
+      </w:r>
+      <w:proofErr w:type="spellStart"/>
+      <w:r>
+        <w:rPr>
+          <w:rFonts w:ascii="Consolas" w:hAnsi="Consolas"/>
+        </w:rPr>
+        <w:t>ar</w:t>
+      </w:r>
+      <w:proofErr w:type="spellEnd"/>
+      <w:r>
+        <w:rPr>
+          <w:rFonts w:ascii="Consolas" w:hAnsi="Consolas"/>
+        </w:rPr>
+        <w:t xml:space="preserve">, tulaj) </w:t>
+      </w:r>
+      <w:r>
+        <w:rPr>
+          <w:rFonts w:ascii="Consolas" w:hAnsi="Consolas"/>
+          <w:b/>
+          <w:bCs/>
+        </w:rPr>
+        <w:t>VALUES</w:t>
+      </w:r>
+    </w:p>
+    <w:p>
+      <w:pPr>
+        <w:rPr>
+          <w:rFonts w:ascii="Consolas" w:hAnsi="Consolas"/>
+        </w:rPr>
+      </w:pPr>
+      <w:r>
+        <w:rPr>
+          <w:rFonts w:ascii="Consolas" w:hAnsi="Consolas"/>
+        </w:rPr>
+        <w:t xml:space="preserve">('FER-831', 'Opel </w:t>
+      </w:r>
+      <w:proofErr w:type="spellStart"/>
+      <w:r>
+        <w:rPr>
+          <w:rFonts w:ascii="Consolas" w:hAnsi="Consolas"/>
+        </w:rPr>
+        <w:t>Corsa</w:t>
+      </w:r>
+      <w:proofErr w:type="spellEnd"/>
+      <w:r>
+        <w:rPr>
+          <w:rFonts w:ascii="Consolas" w:hAnsi="Consolas"/>
+        </w:rPr>
+        <w:t>', 'Piros', 18, 390, 101),</w:t>
+      </w:r>
+    </w:p>
+    <w:p>
+      <w:pPr>
+        <w:rPr>
+          <w:rFonts w:ascii="Consolas" w:hAnsi="Consolas"/>
+        </w:rPr>
+      </w:pPr>
+      <w:r>
+        <w:rPr>
+          <w:rFonts w:ascii="Consolas" w:hAnsi="Consolas"/>
+        </w:rPr>
+        <w:t xml:space="preserve">('GDF-525', 'Renault </w:t>
+      </w:r>
+      <w:proofErr w:type="spellStart"/>
+      <w:r>
+        <w:rPr>
+          <w:rFonts w:ascii="Consolas" w:hAnsi="Consolas"/>
+        </w:rPr>
+        <w:t>Twingo</w:t>
+      </w:r>
+      <w:proofErr w:type="spellEnd"/>
+      <w:r>
+        <w:rPr>
+          <w:rFonts w:ascii="Consolas" w:hAnsi="Consolas"/>
+        </w:rPr>
+        <w:t xml:space="preserve">', 'Fekete', 16, 280, </w:t>
+      </w:r>
+      <w:r>
+        <w:rPr>
+          <w:rFonts w:ascii="Consolas" w:hAnsi="Consolas"/>
+          <w:b/>
+          <w:bCs/>
+        </w:rPr>
+        <w:t>NULL</w:t>
+      </w:r>
+      <w:r>
+        <w:rPr>
+          <w:rFonts w:ascii="Consolas" w:hAnsi="Consolas"/>
+        </w:rPr>
+        <w:t>),</w:t>
+      </w:r>
+    </w:p>
+    <w:p>
+      <w:pPr>
+        <w:rPr>
+          <w:rFonts w:ascii="Consolas" w:hAnsi="Consolas"/>
+        </w:rPr>
+      </w:pPr>
+      <w:r>
+        <w:rPr>
+          <w:rFonts w:ascii="Consolas" w:hAnsi="Consolas"/>
+        </w:rPr>
+        <w:t xml:space="preserve">('HUB-936', 'Suzuki Swift', 'Fekete', 16, 500, </w:t>
+      </w:r>
+      <w:r>
+        <w:rPr>
+          <w:rFonts w:ascii="Consolas" w:hAnsi="Consolas"/>
+          <w:b/>
+          <w:bCs/>
+        </w:rPr>
+        <w:t>NULL</w:t>
+      </w:r>
+      <w:r>
+        <w:rPr>
+          <w:rFonts w:ascii="Consolas" w:hAnsi="Consolas"/>
+        </w:rPr>
+        <w:t>),</w:t>
+      </w:r>
+    </w:p>
+    <w:p>
+      <w:pPr>
+        <w:rPr>
+          <w:rFonts w:ascii="Consolas" w:hAnsi="Consolas"/>
+        </w:rPr>
+      </w:pPr>
+      <w:r>
+        <w:rPr>
+          <w:rFonts w:ascii="Consolas" w:hAnsi="Consolas"/>
+        </w:rPr>
+        <w:t>('IXL-239', 'Suzuki Swift', 'Zöld', 15, 450, 105),</w:t>
+      </w:r>
+    </w:p>
+    <w:p>
+      <w:pPr>
+        <w:rPr>
+          <w:rFonts w:ascii="Consolas" w:hAnsi="Consolas"/>
+        </w:rPr>
+      </w:pPr>
+      <w:r>
+        <w:rPr>
+          <w:rFonts w:ascii="Consolas" w:hAnsi="Consolas"/>
+        </w:rPr>
+        <w:t xml:space="preserve">('JAH-425', 'Skoda </w:t>
+      </w:r>
+      <w:proofErr w:type="spellStart"/>
+      <w:r>
+        <w:rPr>
+          <w:rFonts w:ascii="Consolas" w:hAnsi="Consolas"/>
+        </w:rPr>
+        <w:t>Fabia</w:t>
+      </w:r>
+      <w:proofErr w:type="spellEnd"/>
+      <w:r>
+        <w:rPr>
+          <w:rFonts w:ascii="Consolas" w:hAnsi="Consolas"/>
+        </w:rPr>
+        <w:t>', 'Piros', 13, 620, 102),</w:t>
+      </w:r>
+    </w:p>
+    <w:p>
+      <w:pPr>
+        <w:rPr>
+          <w:rFonts w:ascii="Consolas" w:hAnsi="Consolas"/>
+        </w:rPr>
+      </w:pPr>
+      <w:r>
+        <w:rPr>
+          <w:rFonts w:ascii="Consolas" w:hAnsi="Consolas"/>
+        </w:rPr>
+        <w:t xml:space="preserve">('JCD-443', 'Opel </w:t>
+      </w:r>
+      <w:proofErr w:type="spellStart"/>
+      <w:r>
+        <w:rPr>
+          <w:rFonts w:ascii="Consolas" w:hAnsi="Consolas"/>
+        </w:rPr>
+        <w:t>Astra</w:t>
+      </w:r>
+      <w:proofErr w:type="spellEnd"/>
+      <w:r>
+        <w:rPr>
+          <w:rFonts w:ascii="Consolas" w:hAnsi="Consolas"/>
+        </w:rPr>
+        <w:t>', 'Fehér', 12, 990, 107),</w:t>
+      </w:r>
+    </w:p>
+    <w:p>
+      <w:pPr>
+        <w:rPr>
+          <w:rFonts w:ascii="Consolas" w:hAnsi="Consolas"/>
+        </w:rPr>
+      </w:pPr>
+      <w:r>
+        <w:rPr>
+          <w:rFonts w:ascii="Consolas" w:hAnsi="Consolas"/>
+        </w:rPr>
+        <w:t>('KAP-290', 'BMW 316', 'Fekete', 6, 3250, 109),</w:t>
+      </w:r>
+    </w:p>
+    <w:p>
+      <w:pPr>
+        <w:rPr>
+          <w:rFonts w:ascii="Consolas" w:hAnsi="Consolas"/>
+        </w:rPr>
+      </w:pPr>
+      <w:r>
+        <w:rPr>
+          <w:rFonts w:ascii="Consolas" w:hAnsi="Consolas"/>
+        </w:rPr>
+        <w:t xml:space="preserve">('KFT-204', 'Opel </w:t>
+      </w:r>
+      <w:proofErr w:type="spellStart"/>
+      <w:r>
+        <w:rPr>
+          <w:rFonts w:ascii="Consolas" w:hAnsi="Consolas"/>
+        </w:rPr>
+        <w:t>Astra</w:t>
+      </w:r>
+      <w:proofErr w:type="spellEnd"/>
+      <w:r>
+        <w:rPr>
+          <w:rFonts w:ascii="Consolas" w:hAnsi="Consolas"/>
+        </w:rPr>
+        <w:t>', 'Szürke', 7, 1250, 106),</w:t>
+      </w:r>
+    </w:p>
+    <w:p>
+      <w:pPr>
+        <w:rPr>
+          <w:rFonts w:ascii="Consolas" w:hAnsi="Consolas"/>
+        </w:rPr>
+      </w:pPr>
+      <w:r>
+        <w:rPr>
+          <w:rFonts w:ascii="Consolas" w:hAnsi="Consolas"/>
+        </w:rPr>
+        <w:t xml:space="preserve">('MLM-211', 'Toyota </w:t>
+      </w:r>
+      <w:proofErr w:type="spellStart"/>
+      <w:r>
+        <w:rPr>
+          <w:rFonts w:ascii="Consolas" w:hAnsi="Consolas"/>
+        </w:rPr>
+        <w:t>Yaris</w:t>
+      </w:r>
+      <w:proofErr w:type="spellEnd"/>
+      <w:r>
+        <w:rPr>
+          <w:rFonts w:ascii="Consolas" w:hAnsi="Consolas"/>
+        </w:rPr>
+        <w:t>', 'Fehér', 3, 1850, 105);</w:t>
+      </w:r>
+    </w:p>
+    <w:p>
+      <w:pPr>
+        <w:rPr>
+          <w:rFonts w:ascii="Consolas" w:hAnsi="Consolas"/>
+        </w:rPr>
+      </w:pPr>
+    </w:p>
+    <w:p>
+      <w:pPr>
+        <w:rPr>
+          <w:rFonts w:ascii="Consolas" w:hAnsi="Consolas"/>
+        </w:rPr>
+      </w:pPr>
+      <w:r>
+        <w:rPr>
+          <w:rFonts w:ascii="Consolas" w:hAnsi="Consolas"/>
+        </w:rPr>
+        <w:t>Adatok lekérdezése:</w:t>
+      </w:r>
+    </w:p>
+    <w:p>
+      <w:pPr>
+        <w:rPr>
+          <w:rFonts w:ascii="Consolas" w:hAnsi="Consolas"/>
+        </w:rPr>
+      </w:pPr>
+      <w:proofErr w:type="spellStart"/>
+      <w:r>
+        <w:rPr>
+          <w:rFonts w:ascii="Consolas" w:hAnsi="Consolas"/>
+        </w:rPr>
+        <w:t>select</w:t>
+      </w:r>
+      <w:proofErr w:type="spellEnd"/>
+      <w:r>
+        <w:rPr>
+          <w:rFonts w:ascii="Consolas" w:hAnsi="Consolas"/>
+        </w:rPr>
+        <w:t xml:space="preserve"> * </w:t>
+      </w:r>
+    </w:p>
+    <w:p>
+      <w:pPr>
+        <w:rPr>
+          <w:rFonts w:ascii="Consolas" w:hAnsi="Consolas"/>
+        </w:rPr>
+      </w:pPr>
+      <w:proofErr w:type="spellStart"/>
+      <w:r>
+        <w:rPr>
+          <w:rFonts w:ascii="Consolas" w:hAnsi="Consolas"/>
+        </w:rPr>
+        <w:t>from</w:t>
+      </w:r>
+      <w:proofErr w:type="spellEnd"/>
+      <w:r>
+        <w:rPr>
+          <w:rFonts w:ascii="Consolas" w:hAnsi="Consolas"/>
+        </w:rPr>
+        <w:t xml:space="preserve"> </w:t>
+      </w:r>
+      <w:proofErr w:type="spellStart"/>
+      <w:r>
+        <w:rPr>
+          <w:rFonts w:ascii="Consolas" w:hAnsi="Consolas"/>
+        </w:rPr>
+        <w:t>auto</w:t>
+      </w:r>
+      <w:proofErr w:type="spellEnd"/>
+    </w:p>
+    <w:p>
+      <w:pPr>
+        <w:rPr>
+          <w:rFonts w:ascii="Consolas" w:hAnsi="Consolas"/>
+        </w:rPr>
+      </w:pPr>
+      <w:proofErr w:type="spellStart"/>
+      <w:r>
+        <w:rPr>
+          <w:rFonts w:ascii="Consolas" w:hAnsi="Consolas"/>
+        </w:rPr>
+        <w:t>left</w:t>
+      </w:r>
+      <w:proofErr w:type="spellEnd"/>
+      <w:r>
+        <w:rPr>
+          <w:rFonts w:ascii="Consolas" w:hAnsi="Consolas"/>
+        </w:rPr>
+        <w:t xml:space="preserve"> </w:t>
+      </w:r>
+      <w:proofErr w:type="spellStart"/>
+      <w:r>
+        <w:rPr>
+          <w:rFonts w:ascii="Consolas" w:hAnsi="Consolas"/>
+        </w:rPr>
+        <w:t>join</w:t>
+      </w:r>
+      <w:proofErr w:type="spellEnd"/>
+      <w:r>
+        <w:rPr>
+          <w:rFonts w:ascii="Consolas" w:hAnsi="Consolas"/>
+        </w:rPr>
+        <w:t xml:space="preserve"> tulajdonos </w:t>
+      </w:r>
+      <w:proofErr w:type="spellStart"/>
+      <w:r>
+        <w:rPr>
+          <w:rFonts w:ascii="Consolas" w:hAnsi="Consolas"/>
+        </w:rPr>
+        <w:t>on</w:t>
+      </w:r>
+      <w:proofErr w:type="spellEnd"/>
+      <w:r>
+        <w:rPr>
+          <w:rFonts w:ascii="Consolas" w:hAnsi="Consolas"/>
+        </w:rPr>
+        <w:t xml:space="preserve"> </w:t>
+      </w:r>
+      <w:proofErr w:type="spellStart"/>
+      <w:proofErr w:type="gramStart"/>
+      <w:r>
+        <w:rPr>
+          <w:rFonts w:ascii="Consolas" w:hAnsi="Consolas"/>
+        </w:rPr>
+        <w:t>auto.tulaj</w:t>
+      </w:r>
+      <w:proofErr w:type="spellEnd"/>
+      <w:proofErr w:type="gramEnd"/>
+      <w:r>
+        <w:rPr>
+          <w:rFonts w:ascii="Consolas" w:hAnsi="Consolas"/>
+        </w:rPr>
+        <w:t xml:space="preserve"> = </w:t>
+      </w:r>
+      <w:proofErr w:type="spellStart"/>
+      <w:proofErr w:type="gramStart"/>
+      <w:r>
+        <w:rPr>
+          <w:rFonts w:ascii="Consolas" w:hAnsi="Consolas"/>
+        </w:rPr>
+        <w:t>tulajdonos.ekod</w:t>
+      </w:r>
+      <w:proofErr w:type="spellEnd"/>
+      <w:proofErr w:type="gramEnd"/>
+      <w:r>
+        <w:rPr>
+          <w:rFonts w:ascii="Consolas" w:hAnsi="Consolas"/>
+        </w:rPr>
+        <w:t>;</w:t>
+      </w:r>
+    </w:p>
+    <w:p/>
     <w:p>
       <w:r>
         <w:rPr>
@@ -1835,10 +3761,10 @@
         </w:rPr>
         <w:lastRenderedPageBreak/>
         <w:drawing>
-          <wp:inline distT="0" distB="0" distL="0" distR="0" wp14:anchorId="5D2BC4C5" wp14:editId="7328A709">
-            <wp:extent cx="4486901" cy="514422"/>
+          <wp:inline distT="0" distB="0" distL="0" distR="0" wp14:anchorId="27594432" wp14:editId="13EA5E27">
+            <wp:extent cx="5760720" cy="1562735"/>
             <wp:effectExtent l="0" t="0" r="0" b="0"/>
-            <wp:docPr id="571901552" name="Kép 1"/>
+            <wp:docPr id="2099009803" name="Kép 1"/>
             <wp:cNvGraphicFramePr>
               <a:graphicFrameLocks xmlns:a="http://schemas.openxmlformats.org/drawingml/2006/main" noChangeAspect="1"/>
             </wp:cNvGraphicFramePr>
@@ -1846,7 +3772,7 @@
               <a:graphicData uri="http://schemas.openxmlformats.org/drawingml/2006/picture">
                 <pic:pic xmlns:pic="http://schemas.openxmlformats.org/drawingml/2006/picture">
                   <pic:nvPicPr>
-                    <pic:cNvPr id="571901552" name=""/>
+                    <pic:cNvPr id="2099009803" name=""/>
                     <pic:cNvPicPr/>
                   </pic:nvPicPr>
                   <pic:blipFill>
@@ -1858,7 +3784,7 @@
                   <pic:spPr>
                     <a:xfrm>
                       <a:off x="0" y="0"/>
-                      <a:ext cx="4486901" cy="514422"/>
+                      <a:ext cx="5760720" cy="1562735"/>
                     </a:xfrm>
                     <a:prstGeom prst="rect">
                       <a:avLst/>
@@ -1871,15 +3797,556 @@
         </w:drawing>
       </w:r>
     </w:p>
+    <w:p>
+      <w:pPr>
+        <w:pStyle w:val="Cmsor1"/>
+      </w:pPr>
+      <w:bookmarkStart w:id="12" w:name="_Toc227691128"/>
+      <w:r>
+        <w:t xml:space="preserve">Oracle </w:t>
+      </w:r>
+      <w:proofErr w:type="spellStart"/>
+      <w:r>
+        <w:t>Apex</w:t>
+      </w:r>
+      <w:bookmarkEnd w:id="12"/>
+      <w:proofErr w:type="spellEnd"/>
+    </w:p>
+    <w:p>
+      <w:r>
+        <w:t>Sikeres regisztrációt követően a táblákat létrehoztam:</w:t>
+      </w:r>
+    </w:p>
+    <w:p>
+      <w:r>
+        <w:rPr>
+          <w:noProof/>
+        </w:rPr>
+        <w:drawing>
+          <wp:inline distT="0" distB="0" distL="0" distR="0" wp14:anchorId="57412F50" wp14:editId="400ACD91">
+            <wp:extent cx="3522345" cy="773813"/>
+            <wp:effectExtent l="0" t="0" r="1905" b="7620"/>
+            <wp:docPr id="943766714" name="Kép 1"/>
+            <wp:cNvGraphicFramePr>
+              <a:graphicFrameLocks xmlns:a="http://schemas.openxmlformats.org/drawingml/2006/main" noChangeAspect="1"/>
+            </wp:cNvGraphicFramePr>
+            <a:graphic xmlns:a="http://schemas.openxmlformats.org/drawingml/2006/main">
+              <a:graphicData uri="http://schemas.openxmlformats.org/drawingml/2006/picture">
+                <pic:pic xmlns:pic="http://schemas.openxmlformats.org/drawingml/2006/picture">
+                  <pic:nvPicPr>
+                    <pic:cNvPr id="943766714" name=""/>
+                    <pic:cNvPicPr/>
+                  </pic:nvPicPr>
+                  <pic:blipFill>
+                    <a:blip r:embed="rId19"/>
+                    <a:stretch>
+                      <a:fillRect/>
+                    </a:stretch>
+                  </pic:blipFill>
+                  <pic:spPr>
+                    <a:xfrm>
+                      <a:off x="0" y="0"/>
+                      <a:ext cx="3589847" cy="788642"/>
+                    </a:xfrm>
+                    <a:prstGeom prst="rect">
+                      <a:avLst/>
+                    </a:prstGeom>
+                  </pic:spPr>
+                </pic:pic>
+              </a:graphicData>
+            </a:graphic>
+          </wp:inline>
+        </w:drawing>
+      </w:r>
+    </w:p>
+    <w:p>
+      <w:r>
+        <w:rPr>
+          <w:noProof/>
+        </w:rPr>
+        <w:drawing>
+          <wp:inline distT="0" distB="0" distL="0" distR="0" wp14:anchorId="34ACAD43" wp14:editId="31EDF437">
+            <wp:extent cx="3522964" cy="1332762"/>
+            <wp:effectExtent l="0" t="0" r="1905" b="1270"/>
+            <wp:docPr id="911065064" name="Kép 1"/>
+            <wp:cNvGraphicFramePr>
+              <a:graphicFrameLocks xmlns:a="http://schemas.openxmlformats.org/drawingml/2006/main" noChangeAspect="1"/>
+            </wp:cNvGraphicFramePr>
+            <a:graphic xmlns:a="http://schemas.openxmlformats.org/drawingml/2006/main">
+              <a:graphicData uri="http://schemas.openxmlformats.org/drawingml/2006/picture">
+                <pic:pic xmlns:pic="http://schemas.openxmlformats.org/drawingml/2006/picture">
+                  <pic:nvPicPr>
+                    <pic:cNvPr id="911065064" name=""/>
+                    <pic:cNvPicPr/>
+                  </pic:nvPicPr>
+                  <pic:blipFill>
+                    <a:blip r:embed="rId20"/>
+                    <a:stretch>
+                      <a:fillRect/>
+                    </a:stretch>
+                  </pic:blipFill>
+                  <pic:spPr>
+                    <a:xfrm>
+                      <a:off x="0" y="0"/>
+                      <a:ext cx="3537908" cy="1338415"/>
+                    </a:xfrm>
+                    <a:prstGeom prst="rect">
+                      <a:avLst/>
+                    </a:prstGeom>
+                  </pic:spPr>
+                </pic:pic>
+              </a:graphicData>
+            </a:graphic>
+          </wp:inline>
+        </w:drawing>
+      </w:r>
+    </w:p>
+    <w:p/>
+    <w:p>
+      <w:r>
+        <w:t xml:space="preserve">Az adatokat a 4. pontban szereplő szabványos </w:t>
+      </w:r>
+      <w:proofErr w:type="spellStart"/>
+      <w:r>
+        <w:t>sql</w:t>
+      </w:r>
+      <w:proofErr w:type="spellEnd"/>
+      <w:r>
+        <w:t>-el beszúrtam. A lekérdezés eredménye:</w:t>
+      </w:r>
+    </w:p>
+    <w:p>
+      <w:pPr>
+        <w:rPr>
+          <w:rFonts w:ascii="Consolas" w:hAnsi="Consolas"/>
+        </w:rPr>
+      </w:pPr>
+      <w:proofErr w:type="spellStart"/>
+      <w:r>
+        <w:rPr>
+          <w:rFonts w:ascii="Consolas" w:hAnsi="Consolas"/>
+        </w:rPr>
+        <w:t>select</w:t>
+      </w:r>
+      <w:proofErr w:type="spellEnd"/>
+      <w:r>
+        <w:rPr>
+          <w:rFonts w:ascii="Consolas" w:hAnsi="Consolas"/>
+        </w:rPr>
+        <w:t xml:space="preserve"> * </w:t>
+      </w:r>
+    </w:p>
+    <w:p>
+      <w:pPr>
+        <w:rPr>
+          <w:rFonts w:ascii="Consolas" w:hAnsi="Consolas"/>
+        </w:rPr>
+      </w:pPr>
+      <w:proofErr w:type="spellStart"/>
+      <w:r>
+        <w:rPr>
+          <w:rFonts w:ascii="Consolas" w:hAnsi="Consolas"/>
+        </w:rPr>
+        <w:t>from</w:t>
+      </w:r>
+      <w:proofErr w:type="spellEnd"/>
+      <w:r>
+        <w:rPr>
+          <w:rFonts w:ascii="Consolas" w:hAnsi="Consolas"/>
+        </w:rPr>
+        <w:t xml:space="preserve"> </w:t>
+      </w:r>
+      <w:proofErr w:type="spellStart"/>
+      <w:r>
+        <w:rPr>
+          <w:rFonts w:ascii="Consolas" w:hAnsi="Consolas"/>
+        </w:rPr>
+        <w:t>auto</w:t>
+      </w:r>
+      <w:proofErr w:type="spellEnd"/>
+    </w:p>
+    <w:p>
+      <w:pPr>
+        <w:rPr>
+          <w:rFonts w:ascii="Consolas" w:hAnsi="Consolas"/>
+        </w:rPr>
+      </w:pPr>
+      <w:proofErr w:type="spellStart"/>
+      <w:r>
+        <w:rPr>
+          <w:rFonts w:ascii="Consolas" w:hAnsi="Consolas"/>
+        </w:rPr>
+        <w:t>left</w:t>
+      </w:r>
+      <w:proofErr w:type="spellEnd"/>
+      <w:r>
+        <w:rPr>
+          <w:rFonts w:ascii="Consolas" w:hAnsi="Consolas"/>
+        </w:rPr>
+        <w:t xml:space="preserve"> </w:t>
+      </w:r>
+      <w:proofErr w:type="spellStart"/>
+      <w:r>
+        <w:rPr>
+          <w:rFonts w:ascii="Consolas" w:hAnsi="Consolas"/>
+        </w:rPr>
+        <w:t>join</w:t>
+      </w:r>
+      <w:proofErr w:type="spellEnd"/>
+      <w:r>
+        <w:rPr>
+          <w:rFonts w:ascii="Consolas" w:hAnsi="Consolas"/>
+        </w:rPr>
+        <w:t xml:space="preserve"> tulajdonos </w:t>
+      </w:r>
+      <w:proofErr w:type="spellStart"/>
+      <w:r>
+        <w:rPr>
+          <w:rFonts w:ascii="Consolas" w:hAnsi="Consolas"/>
+        </w:rPr>
+        <w:t>on</w:t>
+      </w:r>
+      <w:proofErr w:type="spellEnd"/>
+      <w:r>
+        <w:rPr>
+          <w:rFonts w:ascii="Consolas" w:hAnsi="Consolas"/>
+        </w:rPr>
+        <w:t xml:space="preserve"> </w:t>
+      </w:r>
+      <w:proofErr w:type="spellStart"/>
+      <w:proofErr w:type="gramStart"/>
+      <w:r>
+        <w:rPr>
+          <w:rFonts w:ascii="Consolas" w:hAnsi="Consolas"/>
+        </w:rPr>
+        <w:t>auto.tulaj</w:t>
+      </w:r>
+      <w:proofErr w:type="spellEnd"/>
+      <w:proofErr w:type="gramEnd"/>
+      <w:r>
+        <w:rPr>
+          <w:rFonts w:ascii="Consolas" w:hAnsi="Consolas"/>
+        </w:rPr>
+        <w:t xml:space="preserve"> = </w:t>
+      </w:r>
+      <w:proofErr w:type="spellStart"/>
+      <w:proofErr w:type="gramStart"/>
+      <w:r>
+        <w:rPr>
+          <w:rFonts w:ascii="Consolas" w:hAnsi="Consolas"/>
+        </w:rPr>
+        <w:t>tulajdonos.ekod</w:t>
+      </w:r>
+      <w:proofErr w:type="spellEnd"/>
+      <w:proofErr w:type="gramEnd"/>
+      <w:r>
+        <w:rPr>
+          <w:rFonts w:ascii="Consolas" w:hAnsi="Consolas"/>
+        </w:rPr>
+        <w:t>;</w:t>
+      </w:r>
+    </w:p>
+    <w:p>
+      <w:r>
+        <w:rPr>
+          <w:noProof/>
+        </w:rPr>
+        <w:drawing>
+          <wp:inline distT="0" distB="0" distL="0" distR="0" wp14:anchorId="3125ADFC" wp14:editId="470B98F5">
+            <wp:extent cx="5760720" cy="2084705"/>
+            <wp:effectExtent l="0" t="0" r="0" b="0"/>
+            <wp:docPr id="1709867854" name="Kép 1"/>
+            <wp:cNvGraphicFramePr>
+              <a:graphicFrameLocks xmlns:a="http://schemas.openxmlformats.org/drawingml/2006/main" noChangeAspect="1"/>
+            </wp:cNvGraphicFramePr>
+            <a:graphic xmlns:a="http://schemas.openxmlformats.org/drawingml/2006/main">
+              <a:graphicData uri="http://schemas.openxmlformats.org/drawingml/2006/picture">
+                <pic:pic xmlns:pic="http://schemas.openxmlformats.org/drawingml/2006/picture">
+                  <pic:nvPicPr>
+                    <pic:cNvPr id="1709867854" name=""/>
+                    <pic:cNvPicPr/>
+                  </pic:nvPicPr>
+                  <pic:blipFill>
+                    <a:blip r:embed="rId21"/>
+                    <a:stretch>
+                      <a:fillRect/>
+                    </a:stretch>
+                  </pic:blipFill>
+                  <pic:spPr>
+                    <a:xfrm>
+                      <a:off x="0" y="0"/>
+                      <a:ext cx="5760720" cy="2084705"/>
+                    </a:xfrm>
+                    <a:prstGeom prst="rect">
+                      <a:avLst/>
+                    </a:prstGeom>
+                  </pic:spPr>
+                </pic:pic>
+              </a:graphicData>
+            </a:graphic>
+          </wp:inline>
+        </w:drawing>
+      </w:r>
+    </w:p>
+    <w:p/>
+    <w:p>
+      <w:pPr>
+        <w:pStyle w:val="Cmsor1"/>
+      </w:pPr>
+      <w:bookmarkStart w:id="13" w:name="_Toc227691129"/>
+      <w:proofErr w:type="spellStart"/>
+      <w:r>
+        <w:lastRenderedPageBreak/>
+        <w:t>SQLite</w:t>
+      </w:r>
+      <w:bookmarkEnd w:id="13"/>
+      <w:proofErr w:type="spellEnd"/>
+    </w:p>
+    <w:p>
+      <w:r>
+        <w:t xml:space="preserve">Az </w:t>
+      </w:r>
+      <w:proofErr w:type="spellStart"/>
+      <w:r>
+        <w:t>SQLite</w:t>
+      </w:r>
+      <w:proofErr w:type="spellEnd"/>
+      <w:r>
+        <w:t xml:space="preserve"> szerver telepítése sikeresen megtörtént.</w:t>
+      </w:r>
+    </w:p>
+    <w:p>
+      <w:r>
+        <w:rPr>
+          <w:noProof/>
+        </w:rPr>
+        <w:drawing>
+          <wp:inline distT="0" distB="0" distL="0" distR="0" wp14:anchorId="04D2BC55" wp14:editId="238FAE45">
+            <wp:extent cx="943107" cy="523948"/>
+            <wp:effectExtent l="0" t="0" r="9525" b="9525"/>
+            <wp:docPr id="10583551" name="Kép 1"/>
+            <wp:cNvGraphicFramePr>
+              <a:graphicFrameLocks xmlns:a="http://schemas.openxmlformats.org/drawingml/2006/main" noChangeAspect="1"/>
+            </wp:cNvGraphicFramePr>
+            <a:graphic xmlns:a="http://schemas.openxmlformats.org/drawingml/2006/main">
+              <a:graphicData uri="http://schemas.openxmlformats.org/drawingml/2006/picture">
+                <pic:pic xmlns:pic="http://schemas.openxmlformats.org/drawingml/2006/picture">
+                  <pic:nvPicPr>
+                    <pic:cNvPr id="10583551" name=""/>
+                    <pic:cNvPicPr/>
+                  </pic:nvPicPr>
+                  <pic:blipFill>
+                    <a:blip r:embed="rId22"/>
+                    <a:stretch>
+                      <a:fillRect/>
+                    </a:stretch>
+                  </pic:blipFill>
+                  <pic:spPr>
+                    <a:xfrm>
+                      <a:off x="0" y="0"/>
+                      <a:ext cx="943107" cy="523948"/>
+                    </a:xfrm>
+                    <a:prstGeom prst="rect">
+                      <a:avLst/>
+                    </a:prstGeom>
+                  </pic:spPr>
+                </pic:pic>
+              </a:graphicData>
+            </a:graphic>
+          </wp:inline>
+        </w:drawing>
+      </w:r>
+    </w:p>
+    <w:p>
+      <w:r>
+        <w:t xml:space="preserve">Az adatokat a 4. pontban szereplő szabványos </w:t>
+      </w:r>
+      <w:proofErr w:type="spellStart"/>
+      <w:r>
+        <w:t>sql</w:t>
+      </w:r>
+      <w:proofErr w:type="spellEnd"/>
+      <w:r>
+        <w:t>-el beszúrtam. A lekérdezés eredménye:</w:t>
+      </w:r>
+    </w:p>
+    <w:p>
+      <w:pPr>
+        <w:rPr>
+          <w:rFonts w:ascii="Consolas" w:hAnsi="Consolas"/>
+        </w:rPr>
+      </w:pPr>
+      <w:proofErr w:type="spellStart"/>
+      <w:r>
+        <w:rPr>
+          <w:rFonts w:ascii="Consolas" w:hAnsi="Consolas"/>
+        </w:rPr>
+        <w:t>select</w:t>
+      </w:r>
+      <w:proofErr w:type="spellEnd"/>
+      <w:r>
+        <w:rPr>
+          <w:rFonts w:ascii="Consolas" w:hAnsi="Consolas"/>
+        </w:rPr>
+        <w:t xml:space="preserve"> * </w:t>
+      </w:r>
+    </w:p>
+    <w:p>
+      <w:pPr>
+        <w:rPr>
+          <w:rFonts w:ascii="Consolas" w:hAnsi="Consolas"/>
+        </w:rPr>
+      </w:pPr>
+      <w:proofErr w:type="spellStart"/>
+      <w:r>
+        <w:rPr>
+          <w:rFonts w:ascii="Consolas" w:hAnsi="Consolas"/>
+        </w:rPr>
+        <w:t>from</w:t>
+      </w:r>
+      <w:proofErr w:type="spellEnd"/>
+      <w:r>
+        <w:rPr>
+          <w:rFonts w:ascii="Consolas" w:hAnsi="Consolas"/>
+        </w:rPr>
+        <w:t xml:space="preserve"> </w:t>
+      </w:r>
+      <w:proofErr w:type="spellStart"/>
+      <w:r>
+        <w:rPr>
+          <w:rFonts w:ascii="Consolas" w:hAnsi="Consolas"/>
+        </w:rPr>
+        <w:t>auto</w:t>
+      </w:r>
+      <w:proofErr w:type="spellEnd"/>
+    </w:p>
+    <w:p>
+      <w:pPr>
+        <w:rPr>
+          <w:rFonts w:ascii="Consolas" w:hAnsi="Consolas"/>
+        </w:rPr>
+      </w:pPr>
+      <w:proofErr w:type="spellStart"/>
+      <w:r>
+        <w:rPr>
+          <w:rFonts w:ascii="Consolas" w:hAnsi="Consolas"/>
+        </w:rPr>
+        <w:t>left</w:t>
+      </w:r>
+      <w:proofErr w:type="spellEnd"/>
+      <w:r>
+        <w:rPr>
+          <w:rFonts w:ascii="Consolas" w:hAnsi="Consolas"/>
+        </w:rPr>
+        <w:t xml:space="preserve"> </w:t>
+      </w:r>
+      <w:proofErr w:type="spellStart"/>
+      <w:r>
+        <w:rPr>
+          <w:rFonts w:ascii="Consolas" w:hAnsi="Consolas"/>
+        </w:rPr>
+        <w:t>join</w:t>
+      </w:r>
+      <w:proofErr w:type="spellEnd"/>
+      <w:r>
+        <w:rPr>
+          <w:rFonts w:ascii="Consolas" w:hAnsi="Consolas"/>
+        </w:rPr>
+        <w:t xml:space="preserve"> tulajdonos </w:t>
+      </w:r>
+      <w:proofErr w:type="spellStart"/>
+      <w:r>
+        <w:rPr>
+          <w:rFonts w:ascii="Consolas" w:hAnsi="Consolas"/>
+        </w:rPr>
+        <w:t>on</w:t>
+      </w:r>
+      <w:proofErr w:type="spellEnd"/>
+      <w:r>
+        <w:rPr>
+          <w:rFonts w:ascii="Consolas" w:hAnsi="Consolas"/>
+        </w:rPr>
+        <w:t xml:space="preserve"> </w:t>
+      </w:r>
+      <w:proofErr w:type="spellStart"/>
+      <w:proofErr w:type="gramStart"/>
+      <w:r>
+        <w:rPr>
+          <w:rFonts w:ascii="Consolas" w:hAnsi="Consolas"/>
+        </w:rPr>
+        <w:t>auto.tulaj</w:t>
+      </w:r>
+      <w:proofErr w:type="spellEnd"/>
+      <w:proofErr w:type="gramEnd"/>
+      <w:r>
+        <w:rPr>
+          <w:rFonts w:ascii="Consolas" w:hAnsi="Consolas"/>
+        </w:rPr>
+        <w:t xml:space="preserve"> = </w:t>
+      </w:r>
+      <w:proofErr w:type="spellStart"/>
+      <w:proofErr w:type="gramStart"/>
+      <w:r>
+        <w:rPr>
+          <w:rFonts w:ascii="Consolas" w:hAnsi="Consolas"/>
+        </w:rPr>
+        <w:t>tulajdonos.ekod</w:t>
+      </w:r>
+      <w:proofErr w:type="spellEnd"/>
+      <w:proofErr w:type="gramEnd"/>
+      <w:r>
+        <w:rPr>
+          <w:rFonts w:ascii="Consolas" w:hAnsi="Consolas"/>
+        </w:rPr>
+        <w:t>;</w:t>
+      </w:r>
+    </w:p>
+    <w:p>
+      <w:r>
+        <w:rPr>
+          <w:noProof/>
+        </w:rPr>
+        <w:drawing>
+          <wp:inline distT="0" distB="0" distL="0" distR="0" wp14:anchorId="7FF41EF4" wp14:editId="0C52E292">
+            <wp:extent cx="5760720" cy="1637030"/>
+            <wp:effectExtent l="0" t="0" r="0" b="1270"/>
+            <wp:docPr id="3731343" name="Kép 1"/>
+            <wp:cNvGraphicFramePr>
+              <a:graphicFrameLocks xmlns:a="http://schemas.openxmlformats.org/drawingml/2006/main" noChangeAspect="1"/>
+            </wp:cNvGraphicFramePr>
+            <a:graphic xmlns:a="http://schemas.openxmlformats.org/drawingml/2006/main">
+              <a:graphicData uri="http://schemas.openxmlformats.org/drawingml/2006/picture">
+                <pic:pic xmlns:pic="http://schemas.openxmlformats.org/drawingml/2006/picture">
+                  <pic:nvPicPr>
+                    <pic:cNvPr id="3731343" name=""/>
+                    <pic:cNvPicPr/>
+                  </pic:nvPicPr>
+                  <pic:blipFill>
+                    <a:blip r:embed="rId23"/>
+                    <a:stretch>
+                      <a:fillRect/>
+                    </a:stretch>
+                  </pic:blipFill>
+                  <pic:spPr>
+                    <a:xfrm>
+                      <a:off x="0" y="0"/>
+                      <a:ext cx="5760720" cy="1637030"/>
+                    </a:xfrm>
+                    <a:prstGeom prst="rect">
+                      <a:avLst/>
+                    </a:prstGeom>
+                  </pic:spPr>
+                </pic:pic>
+              </a:graphicData>
+            </a:graphic>
+          </wp:inline>
+        </w:drawing>
+      </w:r>
+    </w:p>
     <w:p/>
     <w:p/>
     <w:p/>
     <w:p/>
-    <w:p/>
-    <w:p/>
-    <w:p/>
-    <w:p/>
-    <w:p/>
     <w:p>
       <w:pPr>
         <w:tabs>
@@ -1903,14 +4370,19 @@
         <w:tab/>
       </w:r>
       <w:r>
-        <w:t>Programtervező Informatikus, BSc</w:t>
-      </w:r>
+        <w:t xml:space="preserve">Programtervező Informatikus, </w:t>
+      </w:r>
+      <w:proofErr w:type="spellStart"/>
+      <w:r>
+        <w:t>BSc</w:t>
+      </w:r>
+      <w:proofErr w:type="spellEnd"/>
       <w:r>
         <w:t>, hallgató</w:t>
       </w:r>
     </w:p>
     <w:sectPr>
-      <w:footerReference w:type="default" r:id="rId19"/>
+      <w:footerReference w:type="default" r:id="rId24"/>
       <w:pgSz w:w="11906" w:h="16838"/>
       <w:pgMar w:top="1417" w:right="1417" w:bottom="1417" w:left="1417" w:header="709" w:footer="709" w:gutter="0"/>
       <w:cols w:space="708"/>
@@ -2715,7 +5187,7 @@
   <w:style w:type="paragraph" w:default="1" w:styleId="Norml">
     <w:name w:val="Normal"/>
     <w:qFormat/>
-    <w:rsid w:val="008F5C19"/>
+    <w:rsid w:val="001776AB"/>
     <w:pPr>
       <w:spacing w:after="0" w:line="360" w:lineRule="auto"/>
       <w:jc w:val="both"/>
@@ -2922,7 +5394,6 @@
   <w:style w:type="character" w:default="1" w:styleId="Bekezdsalapbettpusa">
     <w:name w:val="Default Paragraph Font"/>
     <w:uiPriority w:val="1"/>
-    <w:semiHidden/>
     <w:unhideWhenUsed/>
   </w:style>
   <w:style w:type="table" w:default="1" w:styleId="Normltblzat">

--- a/kuetuo_0328/kuetuo_0328.docx
+++ b/kuetuo_0328/kuetuo_0328.docx
@@ -438,7 +438,7 @@
           <w:r>
             <w:fldChar w:fldCharType="separate"/>
           </w:r>
-          <w:hyperlink w:anchor="_Toc227691116" w:history="1">
+          <w:hyperlink w:anchor="_Toc227832638" w:history="1">
             <w:r>
               <w:rPr>
                 <w:rStyle w:val="Hiperhivatkozs"/>
@@ -474,7 +474,7 @@
               <w:rPr>
                 <w:webHidden/>
               </w:rPr>
-              <w:instrText xml:space="preserve"> PAGEREF _Toc227691116 \h </w:instrText>
+              <w:instrText xml:space="preserve"> PAGEREF _Toc227832638 \h </w:instrText>
             </w:r>
             <w:r>
               <w:rPr>
@@ -512,7 +512,7 @@
               <w:lang w:eastAsia="hu-HU"/>
             </w:rPr>
           </w:pPr>
-          <w:hyperlink w:anchor="_Toc227691117" w:history="1">
+          <w:hyperlink w:anchor="_Toc227832639" w:history="1">
             <w:r>
               <w:rPr>
                 <w:rStyle w:val="Hiperhivatkozs"/>
@@ -548,7 +548,7 @@
               <w:rPr>
                 <w:webHidden/>
               </w:rPr>
-              <w:instrText xml:space="preserve"> PAGEREF _Toc227691117 \h </w:instrText>
+              <w:instrText xml:space="preserve"> PAGEREF _Toc227832639 \h </w:instrText>
             </w:r>
             <w:r>
               <w:rPr>
@@ -586,7 +586,7 @@
               <w:lang w:eastAsia="hu-HU"/>
             </w:rPr>
           </w:pPr>
-          <w:hyperlink w:anchor="_Toc227691118" w:history="1">
+          <w:hyperlink w:anchor="_Toc227832640" w:history="1">
             <w:r>
               <w:rPr>
                 <w:rStyle w:val="Hiperhivatkozs"/>
@@ -622,7 +622,7 @@
               <w:rPr>
                 <w:webHidden/>
               </w:rPr>
-              <w:instrText xml:space="preserve"> PAGEREF _Toc227691118 \h </w:instrText>
+              <w:instrText xml:space="preserve"> PAGEREF _Toc227832640 \h </w:instrText>
             </w:r>
             <w:r>
               <w:rPr>
@@ -660,7 +660,7 @@
               <w:lang w:eastAsia="hu-HU"/>
             </w:rPr>
           </w:pPr>
-          <w:hyperlink w:anchor="_Toc227691119" w:history="1">
+          <w:hyperlink w:anchor="_Toc227832641" w:history="1">
             <w:r>
               <w:rPr>
                 <w:rStyle w:val="Hiperhivatkozs"/>
@@ -696,7 +696,7 @@
               <w:rPr>
                 <w:webHidden/>
               </w:rPr>
-              <w:instrText xml:space="preserve"> PAGEREF _Toc227691119 \h </w:instrText>
+              <w:instrText xml:space="preserve"> PAGEREF _Toc227832641 \h </w:instrText>
             </w:r>
             <w:r>
               <w:rPr>
@@ -731,7 +731,7 @@
               <w:lang w:eastAsia="hu-HU"/>
             </w:rPr>
           </w:pPr>
-          <w:hyperlink w:anchor="_Toc227691120" w:history="1">
+          <w:hyperlink w:anchor="_Toc227832642" w:history="1">
             <w:r>
               <w:rPr>
                 <w:rStyle w:val="Hiperhivatkozs"/>
@@ -767,7 +767,7 @@
               <w:rPr>
                 <w:webHidden/>
               </w:rPr>
-              <w:instrText xml:space="preserve"> PAGEREF _Toc227691120 \h </w:instrText>
+              <w:instrText xml:space="preserve"> PAGEREF _Toc227832642 \h </w:instrText>
             </w:r>
             <w:r>
               <w:rPr>
@@ -805,7 +805,7 @@
               <w:lang w:eastAsia="hu-HU"/>
             </w:rPr>
           </w:pPr>
-          <w:hyperlink w:anchor="_Toc227691121" w:history="1">
+          <w:hyperlink w:anchor="_Toc227832643" w:history="1">
             <w:r>
               <w:rPr>
                 <w:rStyle w:val="Hiperhivatkozs"/>
@@ -841,7 +841,7 @@
               <w:rPr>
                 <w:webHidden/>
               </w:rPr>
-              <w:instrText xml:space="preserve"> PAGEREF _Toc227691121 \h </w:instrText>
+              <w:instrText xml:space="preserve"> PAGEREF _Toc227832643 \h </w:instrText>
             </w:r>
             <w:r>
               <w:rPr>
@@ -879,7 +879,7 @@
               <w:lang w:eastAsia="hu-HU"/>
             </w:rPr>
           </w:pPr>
-          <w:hyperlink w:anchor="_Toc227691122" w:history="1">
+          <w:hyperlink w:anchor="_Toc227832644" w:history="1">
             <w:r>
               <w:rPr>
                 <w:rStyle w:val="Hiperhivatkozs"/>
@@ -915,7 +915,7 @@
               <w:rPr>
                 <w:webHidden/>
               </w:rPr>
-              <w:instrText xml:space="preserve"> PAGEREF _Toc227691122 \h </w:instrText>
+              <w:instrText xml:space="preserve"> PAGEREF _Toc227832644 \h </w:instrText>
             </w:r>
             <w:r>
               <w:rPr>
@@ -950,7 +950,7 @@
               <w:lang w:eastAsia="hu-HU"/>
             </w:rPr>
           </w:pPr>
-          <w:hyperlink w:anchor="_Toc227691123" w:history="1">
+          <w:hyperlink w:anchor="_Toc227832645" w:history="1">
             <w:r>
               <w:rPr>
                 <w:rStyle w:val="Hiperhivatkozs"/>
@@ -986,7 +986,7 @@
               <w:rPr>
                 <w:webHidden/>
               </w:rPr>
-              <w:instrText xml:space="preserve"> PAGEREF _Toc227691123 \h </w:instrText>
+              <w:instrText xml:space="preserve"> PAGEREF _Toc227832645 \h </w:instrText>
             </w:r>
             <w:r>
               <w:rPr>
@@ -1024,7 +1024,7 @@
               <w:lang w:eastAsia="hu-HU"/>
             </w:rPr>
           </w:pPr>
-          <w:hyperlink w:anchor="_Toc227691124" w:history="1">
+          <w:hyperlink w:anchor="_Toc227832646" w:history="1">
             <w:r>
               <w:rPr>
                 <w:rStyle w:val="Hiperhivatkozs"/>
@@ -1060,7 +1060,7 @@
               <w:rPr>
                 <w:webHidden/>
               </w:rPr>
-              <w:instrText xml:space="preserve"> PAGEREF _Toc227691124 \h </w:instrText>
+              <w:instrText xml:space="preserve"> PAGEREF _Toc227832646 \h </w:instrText>
             </w:r>
             <w:r>
               <w:rPr>
@@ -1098,7 +1098,7 @@
               <w:lang w:eastAsia="hu-HU"/>
             </w:rPr>
           </w:pPr>
-          <w:hyperlink w:anchor="_Toc227691125" w:history="1">
+          <w:hyperlink w:anchor="_Toc227832647" w:history="1">
             <w:r>
               <w:rPr>
                 <w:rStyle w:val="Hiperhivatkozs"/>
@@ -1134,7 +1134,7 @@
               <w:rPr>
                 <w:webHidden/>
               </w:rPr>
-              <w:instrText xml:space="preserve"> PAGEREF _Toc227691125 \h </w:instrText>
+              <w:instrText xml:space="preserve"> PAGEREF _Toc227832647 \h </w:instrText>
             </w:r>
             <w:r>
               <w:rPr>
@@ -1172,7 +1172,7 @@
               <w:lang w:eastAsia="hu-HU"/>
             </w:rPr>
           </w:pPr>
-          <w:hyperlink w:anchor="_Toc227691126" w:history="1">
+          <w:hyperlink w:anchor="_Toc227832648" w:history="1">
             <w:r>
               <w:rPr>
                 <w:rStyle w:val="Hiperhivatkozs"/>
@@ -1208,7 +1208,7 @@
               <w:rPr>
                 <w:webHidden/>
               </w:rPr>
-              <w:instrText xml:space="preserve"> PAGEREF _Toc227691126 \h </w:instrText>
+              <w:instrText xml:space="preserve"> PAGEREF _Toc227832648 \h </w:instrText>
             </w:r>
             <w:r>
               <w:rPr>
@@ -1226,6 +1226,80 @@
                 <w:webHidden/>
               </w:rPr>
               <w:t>7</w:t>
+            </w:r>
+            <w:r>
+              <w:rPr>
+                <w:webHidden/>
+              </w:rPr>
+              <w:fldChar w:fldCharType="end"/>
+            </w:r>
+          </w:hyperlink>
+        </w:p>
+        <w:p>
+          <w:pPr>
+            <w:pStyle w:val="TJ2"/>
+            <w:tabs>
+              <w:tab w:val="left" w:pos="720"/>
+            </w:tabs>
+            <w:rPr>
+              <w:rFonts w:asciiTheme="minorHAnsi" w:eastAsiaTheme="minorEastAsia" w:hAnsiTheme="minorHAnsi"/>
+              <w:lang w:eastAsia="hu-HU"/>
+            </w:rPr>
+          </w:pPr>
+          <w:hyperlink w:anchor="_Toc227832649" w:history="1">
+            <w:r>
+              <w:rPr>
+                <w:rStyle w:val="Hiperhivatkozs"/>
+              </w:rPr>
+              <w:t>d)</w:t>
+            </w:r>
+            <w:r>
+              <w:rPr>
+                <w:rFonts w:asciiTheme="minorHAnsi" w:eastAsiaTheme="minorEastAsia" w:hAnsiTheme="minorHAnsi"/>
+                <w:lang w:eastAsia="hu-HU"/>
+              </w:rPr>
+              <w:tab/>
+            </w:r>
+            <w:r>
+              <w:rPr>
+                <w:rStyle w:val="Hiperhivatkozs"/>
+              </w:rPr>
+              <w:t>Táblamanipulációs parancsok</w:t>
+            </w:r>
+            <w:r>
+              <w:rPr>
+                <w:webHidden/>
+              </w:rPr>
+              <w:tab/>
+            </w:r>
+            <w:r>
+              <w:rPr>
+                <w:webHidden/>
+              </w:rPr>
+              <w:fldChar w:fldCharType="begin"/>
+            </w:r>
+            <w:r>
+              <w:rPr>
+                <w:webHidden/>
+              </w:rPr>
+              <w:instrText xml:space="preserve"> PAGEREF _Toc227832649 \h </w:instrText>
+            </w:r>
+            <w:r>
+              <w:rPr>
+                <w:webHidden/>
+              </w:rPr>
+            </w:r>
+            <w:r>
+              <w:rPr>
+                <w:webHidden/>
+              </w:rPr>
+              <w:fldChar w:fldCharType="separate"/>
+            </w:r>
+            <w:r>
+              <w:rPr>
+                <w:webHidden/>
+              </w:rPr>
+              <w:t>8</w:t>
             </w:r>
             <w:r>
               <w:rPr>
@@ -1243,7 +1317,7 @@
               <w:lang w:eastAsia="hu-HU"/>
             </w:rPr>
           </w:pPr>
-          <w:hyperlink w:anchor="_Toc227691127" w:history="1">
+          <w:hyperlink w:anchor="_Toc227832650" w:history="1">
             <w:r>
               <w:rPr>
                 <w:rStyle w:val="Hiperhivatkozs"/>
@@ -1279,7 +1353,7 @@
               <w:rPr>
                 <w:webHidden/>
               </w:rPr>
-              <w:instrText xml:space="preserve"> PAGEREF _Toc227691127 \h </w:instrText>
+              <w:instrText xml:space="preserve"> PAGEREF _Toc227832650 \h </w:instrText>
             </w:r>
             <w:r>
               <w:rPr>
@@ -1296,7 +1370,7 @@
               <w:rPr>
                 <w:webHidden/>
               </w:rPr>
-              <w:t>9</w:t>
+              <w:t>10</w:t>
             </w:r>
             <w:r>
               <w:rPr>
@@ -1314,7 +1388,7 @@
               <w:lang w:eastAsia="hu-HU"/>
             </w:rPr>
           </w:pPr>
-          <w:hyperlink w:anchor="_Toc227691128" w:history="1">
+          <w:hyperlink w:anchor="_Toc227832651" w:history="1">
             <w:r>
               <w:rPr>
                 <w:rStyle w:val="Hiperhivatkozs"/>
@@ -1350,7 +1424,7 @@
               <w:rPr>
                 <w:webHidden/>
               </w:rPr>
-              <w:instrText xml:space="preserve"> PAGEREF _Toc227691128 \h </w:instrText>
+              <w:instrText xml:space="preserve"> PAGEREF _Toc227832651 \h </w:instrText>
             </w:r>
             <w:r>
               <w:rPr>
@@ -1367,7 +1441,7 @@
               <w:rPr>
                 <w:webHidden/>
               </w:rPr>
-              <w:t>10</w:t>
+              <w:t>11</w:t>
             </w:r>
             <w:r>
               <w:rPr>
@@ -1385,7 +1459,7 @@
               <w:lang w:eastAsia="hu-HU"/>
             </w:rPr>
           </w:pPr>
-          <w:hyperlink w:anchor="_Toc227691129" w:history="1">
+          <w:hyperlink w:anchor="_Toc227832652" w:history="1">
             <w:r>
               <w:rPr>
                 <w:rStyle w:val="Hiperhivatkozs"/>
@@ -1421,7 +1495,7 @@
               <w:rPr>
                 <w:webHidden/>
               </w:rPr>
-              <w:instrText xml:space="preserve"> PAGEREF _Toc227691129 \h </w:instrText>
+              <w:instrText xml:space="preserve"> PAGEREF _Toc227832652 \h </w:instrText>
             </w:r>
             <w:r>
               <w:rPr>
@@ -1438,7 +1512,7 @@
               <w:rPr>
                 <w:webHidden/>
               </w:rPr>
-              <w:t>11</w:t>
+              <w:t>12</w:t>
             </w:r>
             <w:r>
               <w:rPr>
@@ -1629,7 +1703,7 @@
       <w:pPr>
         <w:pStyle w:val="Cmsor1"/>
       </w:pPr>
-      <w:bookmarkStart w:id="0" w:name="_Toc227691116"/>
+      <w:bookmarkStart w:id="0" w:name="_Toc227832638"/>
       <w:r>
         <w:lastRenderedPageBreak/>
         <w:t>ER modell</w:t>
@@ -1640,7 +1714,7 @@
       <w:pPr>
         <w:pStyle w:val="Cmsor2"/>
       </w:pPr>
-      <w:bookmarkStart w:id="1" w:name="_Toc227691117"/>
+      <w:bookmarkStart w:id="1" w:name="_Toc227832639"/>
       <w:r>
         <w:t>ER modell konvertálása relációs modellre</w:t>
       </w:r>
@@ -1752,7 +1826,7 @@
       <w:pPr>
         <w:pStyle w:val="Cmsor2"/>
       </w:pPr>
-      <w:bookmarkStart w:id="2" w:name="_Toc227691118"/>
+      <w:bookmarkStart w:id="2" w:name="_Toc227832640"/>
       <w:r>
         <w:t>Konvertálás struktúra diagramra</w:t>
       </w:r>
@@ -1874,7 +1948,7 @@
       <w:pPr>
         <w:pStyle w:val="Cmsor2"/>
       </w:pPr>
-      <w:bookmarkStart w:id="3" w:name="_Toc227691119"/>
+      <w:bookmarkStart w:id="3" w:name="_Toc227832641"/>
       <w:r>
         <w:t>Megvalósítás Bachman diagrammal</w:t>
       </w:r>
@@ -1927,7 +2001,7 @@
       <w:pPr>
         <w:pStyle w:val="Cmsor1"/>
       </w:pPr>
-      <w:bookmarkStart w:id="4" w:name="_Toc227691120"/>
+      <w:bookmarkStart w:id="4" w:name="_Toc227832642"/>
       <w:proofErr w:type="spellStart"/>
       <w:r>
         <w:t>Task</w:t>
@@ -1947,7 +2021,7 @@
         </w:numPr>
         <w:ind w:left="426"/>
       </w:pPr>
-      <w:bookmarkStart w:id="5" w:name="_Toc227691121"/>
+      <w:bookmarkStart w:id="5" w:name="_Toc227832643"/>
       <w:r>
         <w:t>Relációs séma elkészítése ER modellel</w:t>
       </w:r>
@@ -2062,7 +2136,7 @@
       <w:pPr>
         <w:pStyle w:val="Cmsor2"/>
       </w:pPr>
-      <w:bookmarkStart w:id="6" w:name="_Toc227691122"/>
+      <w:bookmarkStart w:id="6" w:name="_Toc227832644"/>
       <w:r>
         <w:t>Átalakítás Bachman modellre</w:t>
       </w:r>
@@ -2115,7 +2189,7 @@
       <w:pPr>
         <w:pStyle w:val="Cmsor1"/>
       </w:pPr>
-      <w:bookmarkStart w:id="7" w:name="_Toc227691123"/>
+      <w:bookmarkStart w:id="7" w:name="_Toc227832645"/>
       <w:r>
         <w:t>SQL nyelv</w:t>
       </w:r>
@@ -2133,7 +2207,7 @@
         </w:numPr>
         <w:ind w:left="357" w:hanging="357"/>
       </w:pPr>
-      <w:bookmarkStart w:id="8" w:name="_Toc227691124"/>
+      <w:bookmarkStart w:id="8" w:name="_Toc227832646"/>
       <w:r>
         <w:t xml:space="preserve">Adatbázis létrehozása: </w:t>
       </w:r>
@@ -2221,7 +2295,7 @@
       <w:pPr>
         <w:pStyle w:val="Cmsor2"/>
       </w:pPr>
-      <w:bookmarkStart w:id="9" w:name="_Toc227691125"/>
+      <w:bookmarkStart w:id="9" w:name="_Toc227832647"/>
       <w:r>
         <w:t>Belépés az adatbázisba</w:t>
       </w:r>
@@ -2300,7 +2374,7 @@
       <w:pPr>
         <w:pStyle w:val="Cmsor2"/>
       </w:pPr>
-      <w:bookmarkStart w:id="10" w:name="_Toc227691126"/>
+      <w:bookmarkStart w:id="10" w:name="_Toc227832648"/>
       <w:r>
         <w:t xml:space="preserve">Két tábla létrehozása: </w:t>
       </w:r>
@@ -3004,9 +3078,9 @@
           <w:noProof/>
         </w:rPr>
         <w:drawing>
-          <wp:inline distT="0" distB="0" distL="0" distR="0" wp14:anchorId="11B6ACB5" wp14:editId="28792829">
-            <wp:extent cx="2597344" cy="1172762"/>
-            <wp:effectExtent l="0" t="0" r="0" b="8890"/>
+          <wp:inline distT="0" distB="0" distL="0" distR="0" wp14:anchorId="11B6ACB5" wp14:editId="6398917F">
+            <wp:extent cx="2596122" cy="1023582"/>
+            <wp:effectExtent l="0" t="0" r="0" b="5715"/>
             <wp:docPr id="458079826" name="Kép 1"/>
             <wp:cNvGraphicFramePr>
               <a:graphicFrameLocks xmlns:a="http://schemas.openxmlformats.org/drawingml/2006/main" noChangeAspect="1"/>
@@ -3018,20 +3092,29 @@
                     <pic:cNvPr id="458079826" name=""/>
                     <pic:cNvPicPr/>
                   </pic:nvPicPr>
-                  <pic:blipFill>
+                  <pic:blipFill rotWithShape="1">
                     <a:blip r:embed="rId17"/>
+                    <a:srcRect b="12679"/>
                     <a:stretch>
                       <a:fillRect/>
                     </a:stretch>
                   </pic:blipFill>
-                  <pic:spPr>
+                  <pic:spPr bwMode="auto">
                     <a:xfrm>
                       <a:off x="0" y="0"/>
-                      <a:ext cx="2607627" cy="1177405"/>
+                      <a:ext cx="2607627" cy="1028118"/>
                     </a:xfrm>
                     <a:prstGeom prst="rect">
                       <a:avLst/>
                     </a:prstGeom>
+                    <a:ln>
+                      <a:noFill/>
+                    </a:ln>
+                    <a:extLst>
+                      <a:ext uri="{53640926-AAD7-44D8-BBD7-CCE9431645EC}">
+                        <a14:shadowObscured xmlns:a14="http://schemas.microsoft.com/office/drawing/2010/main"/>
+                      </a:ext>
+                    </a:extLst>
                   </pic:spPr>
                 </pic:pic>
               </a:graphicData>
@@ -3043,29 +3126,1101 @@
     <w:p/>
     <w:p>
       <w:pPr>
-        <w:spacing w:after="160" w:line="278" w:lineRule="auto"/>
-        <w:jc w:val="left"/>
-        <w:rPr>
-          <w:rFonts w:eastAsiaTheme="majorEastAsia" w:cstheme="majorBidi"/>
+        <w:pStyle w:val="Cmsor2"/>
+      </w:pPr>
+      <w:bookmarkStart w:id="11" w:name="_Toc227832649"/>
+      <w:r>
+        <w:t>Táblamanipulációs parancsok</w:t>
+      </w:r>
+      <w:bookmarkEnd w:id="11"/>
+    </w:p>
+    <w:p>
+      <w:pPr>
+        <w:rPr>
           <w:b/>
-          <w:sz w:val="36"/>
-          <w:szCs w:val="40"/>
-        </w:rPr>
-      </w:pPr>
-      <w:r>
-        <w:br w:type="page"/>
+          <w:bCs/>
+          <w:u w:val="single"/>
+        </w:rPr>
+      </w:pPr>
+      <w:proofErr w:type="spellStart"/>
+      <w:r>
+        <w:rPr>
+          <w:b/>
+          <w:bCs/>
+          <w:u w:val="single"/>
+        </w:rPr>
+        <w:t>MySQL</w:t>
+      </w:r>
+      <w:proofErr w:type="spellEnd"/>
+      <w:r>
+        <w:rPr>
+          <w:b/>
+          <w:bCs/>
+          <w:u w:val="single"/>
+        </w:rPr>
+        <w:t xml:space="preserve"> megoldások:</w:t>
+      </w:r>
+    </w:p>
+    <w:p>
+      <w:r>
+        <w:t>1. feladat</w:t>
+      </w:r>
+      <w:r>
+        <w:t xml:space="preserve">: </w:t>
+      </w:r>
+      <w:r>
+        <w:t xml:space="preserve">Nevezze át az </w:t>
+      </w:r>
+      <w:proofErr w:type="spellStart"/>
+      <w:r>
+        <w:t>auto</w:t>
+      </w:r>
+      <w:proofErr w:type="spellEnd"/>
+      <w:r>
+        <w:t xml:space="preserve"> táblát </w:t>
+      </w:r>
+      <w:proofErr w:type="spellStart"/>
+      <w:r>
+        <w:t>jarmu</w:t>
+      </w:r>
+      <w:proofErr w:type="spellEnd"/>
+      <w:r>
+        <w:t>, majd nevezze vissza!</w:t>
+      </w:r>
+    </w:p>
+    <w:p>
+      <w:pPr>
+        <w:rPr>
+          <w:rFonts w:ascii="Consolas" w:hAnsi="Consolas"/>
+        </w:rPr>
+      </w:pPr>
+      <w:r>
+        <w:rPr>
+          <w:rFonts w:ascii="Consolas" w:hAnsi="Consolas"/>
+        </w:rPr>
+        <w:t xml:space="preserve">RENAME TABLE </w:t>
+      </w:r>
+      <w:proofErr w:type="spellStart"/>
+      <w:r>
+        <w:rPr>
+          <w:rFonts w:ascii="Consolas" w:hAnsi="Consolas"/>
+        </w:rPr>
+        <w:t>auto</w:t>
+      </w:r>
+      <w:proofErr w:type="spellEnd"/>
+      <w:r>
+        <w:rPr>
+          <w:rFonts w:ascii="Consolas" w:hAnsi="Consolas"/>
+        </w:rPr>
+        <w:t xml:space="preserve"> TO </w:t>
+      </w:r>
+      <w:proofErr w:type="spellStart"/>
+      <w:r>
+        <w:rPr>
+          <w:rFonts w:ascii="Consolas" w:hAnsi="Consolas"/>
+        </w:rPr>
+        <w:t>jarmu</w:t>
+      </w:r>
+      <w:proofErr w:type="spellEnd"/>
+      <w:r>
+        <w:rPr>
+          <w:rFonts w:ascii="Consolas" w:hAnsi="Consolas"/>
+        </w:rPr>
+        <w:t>;</w:t>
+      </w:r>
+    </w:p>
+    <w:p>
+      <w:pPr>
+        <w:rPr>
+          <w:rFonts w:ascii="Consolas" w:hAnsi="Consolas"/>
+        </w:rPr>
+      </w:pPr>
+      <w:r>
+        <w:rPr>
+          <w:rFonts w:ascii="Consolas" w:hAnsi="Consolas"/>
+        </w:rPr>
+        <w:t xml:space="preserve">RENAME TABLE </w:t>
+      </w:r>
+      <w:proofErr w:type="spellStart"/>
+      <w:r>
+        <w:rPr>
+          <w:rFonts w:ascii="Consolas" w:hAnsi="Consolas"/>
+        </w:rPr>
+        <w:t>jarmu</w:t>
+      </w:r>
+      <w:proofErr w:type="spellEnd"/>
+      <w:r>
+        <w:rPr>
+          <w:rFonts w:ascii="Consolas" w:hAnsi="Consolas"/>
+        </w:rPr>
+        <w:t xml:space="preserve"> TO </w:t>
+      </w:r>
+      <w:proofErr w:type="spellStart"/>
+      <w:r>
+        <w:rPr>
+          <w:rFonts w:ascii="Consolas" w:hAnsi="Consolas"/>
+        </w:rPr>
+        <w:t>auto</w:t>
+      </w:r>
+      <w:proofErr w:type="spellEnd"/>
+      <w:r>
+        <w:rPr>
+          <w:rFonts w:ascii="Consolas" w:hAnsi="Consolas"/>
+        </w:rPr>
+        <w:t>;</w:t>
+      </w:r>
+    </w:p>
+    <w:p/>
+    <w:p>
+      <w:r>
+        <w:t>2. feladat</w:t>
+      </w:r>
+      <w:r>
+        <w:t xml:space="preserve">: </w:t>
+      </w:r>
+      <w:r>
+        <w:t xml:space="preserve">Nevezze át a tulajdonos táblában a név mezőt </w:t>
+      </w:r>
+      <w:proofErr w:type="spellStart"/>
+      <w:r>
+        <w:t>name</w:t>
+      </w:r>
+      <w:proofErr w:type="spellEnd"/>
+      <w:r>
+        <w:t xml:space="preserve"> mezőre, majd nevezze vissza!</w:t>
+      </w:r>
+    </w:p>
+    <w:p>
+      <w:pPr>
+        <w:rPr>
+          <w:rFonts w:ascii="Consolas" w:hAnsi="Consolas"/>
+        </w:rPr>
+      </w:pPr>
+      <w:r>
+        <w:rPr>
+          <w:rFonts w:ascii="Consolas" w:hAnsi="Consolas"/>
+        </w:rPr>
+        <w:t xml:space="preserve">ALTER TABLE tulajdonos RENAME COLUMN </w:t>
+      </w:r>
+      <w:proofErr w:type="spellStart"/>
+      <w:r>
+        <w:rPr>
+          <w:rFonts w:ascii="Consolas" w:hAnsi="Consolas"/>
+        </w:rPr>
+        <w:t>nev</w:t>
+      </w:r>
+      <w:proofErr w:type="spellEnd"/>
+      <w:r>
+        <w:rPr>
+          <w:rFonts w:ascii="Consolas" w:hAnsi="Consolas"/>
+        </w:rPr>
+        <w:t xml:space="preserve"> TO </w:t>
+      </w:r>
+      <w:proofErr w:type="spellStart"/>
+      <w:r>
+        <w:rPr>
+          <w:rFonts w:ascii="Consolas" w:hAnsi="Consolas"/>
+        </w:rPr>
+        <w:t>name</w:t>
+      </w:r>
+      <w:proofErr w:type="spellEnd"/>
+      <w:r>
+        <w:rPr>
+          <w:rFonts w:ascii="Consolas" w:hAnsi="Consolas"/>
+        </w:rPr>
+        <w:t>;</w:t>
+      </w:r>
+    </w:p>
+    <w:p>
+      <w:pPr>
+        <w:rPr>
+          <w:rFonts w:ascii="Consolas" w:hAnsi="Consolas"/>
+        </w:rPr>
+      </w:pPr>
+      <w:r>
+        <w:rPr>
+          <w:rFonts w:ascii="Consolas" w:hAnsi="Consolas"/>
+        </w:rPr>
+        <w:t xml:space="preserve">ALTER TABLE tulajdonos RENAME COLUMN </w:t>
+      </w:r>
+      <w:proofErr w:type="spellStart"/>
+      <w:r>
+        <w:rPr>
+          <w:rFonts w:ascii="Consolas" w:hAnsi="Consolas"/>
+        </w:rPr>
+        <w:t>name</w:t>
+      </w:r>
+      <w:proofErr w:type="spellEnd"/>
+      <w:r>
+        <w:rPr>
+          <w:rFonts w:ascii="Consolas" w:hAnsi="Consolas"/>
+        </w:rPr>
+        <w:t xml:space="preserve"> TO </w:t>
+      </w:r>
+      <w:proofErr w:type="spellStart"/>
+      <w:r>
+        <w:rPr>
+          <w:rFonts w:ascii="Consolas" w:hAnsi="Consolas"/>
+        </w:rPr>
+        <w:t>nev</w:t>
+      </w:r>
+      <w:proofErr w:type="spellEnd"/>
+      <w:r>
+        <w:rPr>
+          <w:rFonts w:ascii="Consolas" w:hAnsi="Consolas"/>
+        </w:rPr>
+        <w:t>;</w:t>
+      </w:r>
+    </w:p>
+    <w:p/>
+    <w:p>
+      <w:r>
+        <w:t>3. feladat</w:t>
+      </w:r>
+      <w:r>
+        <w:t xml:space="preserve">: </w:t>
+      </w:r>
+      <w:r>
+        <w:t xml:space="preserve">Adja hozzá az </w:t>
+      </w:r>
+      <w:proofErr w:type="spellStart"/>
+      <w:r>
+        <w:t>auto</w:t>
+      </w:r>
+      <w:proofErr w:type="spellEnd"/>
+      <w:r>
+        <w:t xml:space="preserve"> táblához a Koros </w:t>
+      </w:r>
+      <w:proofErr w:type="gramStart"/>
+      <w:r>
+        <w:t>int(</w:t>
+      </w:r>
+      <w:proofErr w:type="gramEnd"/>
+      <w:r>
+        <w:t xml:space="preserve">2) </w:t>
+      </w:r>
+      <w:proofErr w:type="spellStart"/>
+      <w:r>
+        <w:t>check</w:t>
+      </w:r>
+      <w:proofErr w:type="spellEnd"/>
+      <w:r>
+        <w:t xml:space="preserve"> (Koros&gt;0) mezőt az elejére!</w:t>
+      </w:r>
+    </w:p>
+    <w:p>
+      <w:pPr>
+        <w:rPr>
+          <w:rFonts w:ascii="Consolas" w:hAnsi="Consolas"/>
+        </w:rPr>
+      </w:pPr>
+      <w:r>
+        <w:rPr>
+          <w:rFonts w:ascii="Consolas" w:hAnsi="Consolas"/>
+        </w:rPr>
+        <w:t xml:space="preserve">ALTER TABLE </w:t>
+      </w:r>
+      <w:proofErr w:type="spellStart"/>
+      <w:r>
+        <w:rPr>
+          <w:rFonts w:ascii="Consolas" w:hAnsi="Consolas"/>
+        </w:rPr>
+        <w:t>auto</w:t>
+      </w:r>
+      <w:proofErr w:type="spellEnd"/>
+      <w:r>
+        <w:rPr>
+          <w:rFonts w:ascii="Consolas" w:hAnsi="Consolas"/>
+        </w:rPr>
+        <w:t xml:space="preserve"> ADD COLUMN koros </w:t>
+      </w:r>
+      <w:proofErr w:type="gramStart"/>
+      <w:r>
+        <w:rPr>
+          <w:rFonts w:ascii="Consolas" w:hAnsi="Consolas"/>
+        </w:rPr>
+        <w:t>INT(</w:t>
+      </w:r>
+      <w:proofErr w:type="gramEnd"/>
+      <w:r>
+        <w:rPr>
+          <w:rFonts w:ascii="Consolas" w:hAnsi="Consolas"/>
+        </w:rPr>
+        <w:t>2) CHECK (koros &gt; 0) FIRST;</w:t>
+      </w:r>
+    </w:p>
+    <w:p/>
+    <w:p>
+      <w:r>
+        <w:t>4. feladat</w:t>
+      </w:r>
+      <w:r>
+        <w:t xml:space="preserve">: </w:t>
+      </w:r>
+      <w:r>
+        <w:t>Törölje a Koros mezőt.</w:t>
+      </w:r>
+    </w:p>
+    <w:p>
+      <w:pPr>
+        <w:rPr>
+          <w:rFonts w:ascii="Consolas" w:hAnsi="Consolas"/>
+        </w:rPr>
+      </w:pPr>
+      <w:r>
+        <w:rPr>
+          <w:rFonts w:ascii="Consolas" w:hAnsi="Consolas"/>
+        </w:rPr>
+        <w:t xml:space="preserve">ALTER TABLE </w:t>
+      </w:r>
+      <w:proofErr w:type="spellStart"/>
+      <w:r>
+        <w:rPr>
+          <w:rFonts w:ascii="Consolas" w:hAnsi="Consolas"/>
+        </w:rPr>
+        <w:t>auto</w:t>
+      </w:r>
+      <w:proofErr w:type="spellEnd"/>
+      <w:r>
+        <w:rPr>
+          <w:rFonts w:ascii="Consolas" w:hAnsi="Consolas"/>
+        </w:rPr>
+        <w:t xml:space="preserve"> DROP COLUMN koros;</w:t>
+      </w:r>
+    </w:p>
+    <w:p/>
+    <w:p>
+      <w:r>
+        <w:t>5. feladat</w:t>
+      </w:r>
+      <w:r>
+        <w:t xml:space="preserve">: </w:t>
+      </w:r>
+      <w:r>
+        <w:t>Adja hozzá a Koros mezőt a végére!</w:t>
+      </w:r>
+    </w:p>
+    <w:p>
+      <w:pPr>
+        <w:rPr>
+          <w:rFonts w:ascii="Consolas" w:hAnsi="Consolas"/>
+        </w:rPr>
+      </w:pPr>
+      <w:r>
+        <w:rPr>
+          <w:rFonts w:ascii="Consolas" w:hAnsi="Consolas"/>
+        </w:rPr>
+        <w:t xml:space="preserve">ALTER TABLE </w:t>
+      </w:r>
+      <w:proofErr w:type="spellStart"/>
+      <w:r>
+        <w:rPr>
+          <w:rFonts w:ascii="Consolas" w:hAnsi="Consolas"/>
+        </w:rPr>
+        <w:t>auto</w:t>
+      </w:r>
+      <w:proofErr w:type="spellEnd"/>
+      <w:r>
+        <w:rPr>
+          <w:rFonts w:ascii="Consolas" w:hAnsi="Consolas"/>
+        </w:rPr>
+        <w:t xml:space="preserve"> ADD COLUMN koros </w:t>
+      </w:r>
+      <w:proofErr w:type="gramStart"/>
+      <w:r>
+        <w:rPr>
+          <w:rFonts w:ascii="Consolas" w:hAnsi="Consolas"/>
+        </w:rPr>
+        <w:t>INT(</w:t>
+      </w:r>
+      <w:proofErr w:type="gramEnd"/>
+      <w:r>
+        <w:rPr>
+          <w:rFonts w:ascii="Consolas" w:hAnsi="Consolas"/>
+        </w:rPr>
+        <w:t>2) CHECK (koros &gt; 0);</w:t>
+      </w:r>
+    </w:p>
+    <w:p/>
+    <w:p>
+      <w:r>
+        <w:t>6. feladat</w:t>
+      </w:r>
+      <w:r>
+        <w:t xml:space="preserve">: </w:t>
+      </w:r>
+      <w:r>
+        <w:t>Módosítsa a Tulajdonos táblába Telefon mező adattípus/adatszélességét, majd vissza!</w:t>
+      </w:r>
+    </w:p>
+    <w:p>
+      <w:pPr>
+        <w:rPr>
+          <w:rFonts w:ascii="Consolas" w:hAnsi="Consolas"/>
+        </w:rPr>
+      </w:pPr>
+      <w:r>
+        <w:rPr>
+          <w:rFonts w:ascii="Consolas" w:hAnsi="Consolas"/>
+        </w:rPr>
+        <w:t xml:space="preserve">ALTER TABLE tulajdonos MODIFY telefon </w:t>
+      </w:r>
+      <w:proofErr w:type="gramStart"/>
+      <w:r>
+        <w:rPr>
+          <w:rFonts w:ascii="Consolas" w:hAnsi="Consolas"/>
+        </w:rPr>
+        <w:t>VARCHAR(</w:t>
+      </w:r>
+      <w:proofErr w:type="gramEnd"/>
+      <w:r>
+        <w:rPr>
+          <w:rFonts w:ascii="Consolas" w:hAnsi="Consolas"/>
+        </w:rPr>
+        <w:t>50);</w:t>
+      </w:r>
+    </w:p>
+    <w:p>
+      <w:pPr>
+        <w:rPr>
+          <w:rFonts w:ascii="Consolas" w:hAnsi="Consolas"/>
+        </w:rPr>
+      </w:pPr>
+      <w:r>
+        <w:rPr>
+          <w:rFonts w:ascii="Consolas" w:hAnsi="Consolas"/>
+        </w:rPr>
+        <w:t xml:space="preserve">ALTER TABLE tulajdonos MODIFY telefon </w:t>
+      </w:r>
+      <w:proofErr w:type="gramStart"/>
+      <w:r>
+        <w:rPr>
+          <w:rFonts w:ascii="Consolas" w:hAnsi="Consolas"/>
+        </w:rPr>
+        <w:t>VARCHAR(</w:t>
+      </w:r>
+      <w:proofErr w:type="gramEnd"/>
+      <w:r>
+        <w:rPr>
+          <w:rFonts w:ascii="Consolas" w:hAnsi="Consolas"/>
+        </w:rPr>
+        <w:t>20);</w:t>
+      </w:r>
+    </w:p>
+    <w:p/>
+    <w:p>
+      <w:r>
+        <w:t>7. feladat</w:t>
+      </w:r>
+      <w:r>
+        <w:t xml:space="preserve">: </w:t>
+      </w:r>
+      <w:r>
+        <w:t xml:space="preserve">Adja hozzá a Tulajdonos tábla </w:t>
+      </w:r>
+      <w:proofErr w:type="spellStart"/>
+      <w:r>
+        <w:t>Tkód</w:t>
+      </w:r>
+      <w:proofErr w:type="spellEnd"/>
+      <w:r>
+        <w:t xml:space="preserve"> mezőhöz egy UNIQUE integritási feltételt, majd törölje le!</w:t>
+      </w:r>
+      <w:r>
+        <w:t xml:space="preserve"> (mivel a tulajdonos tábla nem tartalmaz </w:t>
+      </w:r>
+      <w:proofErr w:type="spellStart"/>
+      <w:r>
+        <w:t>Tkód</w:t>
+      </w:r>
+      <w:proofErr w:type="spellEnd"/>
+      <w:r>
+        <w:t xml:space="preserve"> mezőt, az </w:t>
+      </w:r>
+      <w:proofErr w:type="spellStart"/>
+      <w:r>
+        <w:t>Ekód</w:t>
+      </w:r>
+      <w:proofErr w:type="spellEnd"/>
+      <w:r>
+        <w:t xml:space="preserve"> pedig </w:t>
+      </w:r>
+      <w:proofErr w:type="spellStart"/>
+      <w:r>
+        <w:t>PrimaryKey</w:t>
+      </w:r>
+      <w:proofErr w:type="spellEnd"/>
+      <w:r>
+        <w:t xml:space="preserve">, ami eleve </w:t>
+      </w:r>
+      <w:proofErr w:type="spellStart"/>
+      <w:r>
+        <w:t>Unique</w:t>
+      </w:r>
+      <w:proofErr w:type="spellEnd"/>
+      <w:r>
+        <w:t>, ezért a telefon mezőre alkalmaztam a feladatot)</w:t>
+      </w:r>
+    </w:p>
+    <w:p>
+      <w:pPr>
+        <w:rPr>
+          <w:rFonts w:ascii="Consolas" w:hAnsi="Consolas"/>
+        </w:rPr>
+      </w:pPr>
+      <w:r>
+        <w:rPr>
+          <w:rFonts w:ascii="Consolas" w:hAnsi="Consolas"/>
+        </w:rPr>
+        <w:t xml:space="preserve">ALTER TABLE tulajdonos ADD CONSTRAINT </w:t>
+      </w:r>
+      <w:proofErr w:type="spellStart"/>
+      <w:r>
+        <w:rPr>
+          <w:rFonts w:ascii="Consolas" w:hAnsi="Consolas"/>
+        </w:rPr>
+        <w:t>unique_tel</w:t>
+      </w:r>
+      <w:proofErr w:type="spellEnd"/>
+      <w:r>
+        <w:rPr>
+          <w:rFonts w:ascii="Consolas" w:hAnsi="Consolas"/>
+        </w:rPr>
+        <w:t xml:space="preserve"> UNIQUE (telefon);</w:t>
+      </w:r>
+    </w:p>
+    <w:p>
+      <w:pPr>
+        <w:rPr>
+          <w:rFonts w:ascii="Consolas" w:hAnsi="Consolas"/>
+        </w:rPr>
+      </w:pPr>
+      <w:r>
+        <w:rPr>
+          <w:rFonts w:ascii="Consolas" w:hAnsi="Consolas"/>
+        </w:rPr>
+        <w:t xml:space="preserve">ALTER TABLE tulajdonos DROP INDEX </w:t>
+      </w:r>
+      <w:proofErr w:type="spellStart"/>
+      <w:r>
+        <w:rPr>
+          <w:rFonts w:ascii="Consolas" w:hAnsi="Consolas"/>
+        </w:rPr>
+        <w:t>unique_tel</w:t>
+      </w:r>
+      <w:proofErr w:type="spellEnd"/>
+      <w:r>
+        <w:rPr>
+          <w:rFonts w:ascii="Consolas" w:hAnsi="Consolas"/>
+        </w:rPr>
+        <w:t>;</w:t>
+      </w:r>
+    </w:p>
+    <w:p/>
+    <w:p>
+      <w:pPr>
+        <w:rPr>
+          <w:b/>
+          <w:bCs/>
+          <w:u w:val="single"/>
+        </w:rPr>
+      </w:pPr>
+      <w:r>
+        <w:rPr>
+          <w:b/>
+          <w:bCs/>
+          <w:u w:val="single"/>
+        </w:rPr>
+        <w:t xml:space="preserve">Oracle </w:t>
+      </w:r>
+      <w:proofErr w:type="spellStart"/>
+      <w:r>
+        <w:rPr>
+          <w:b/>
+          <w:bCs/>
+          <w:u w:val="single"/>
+        </w:rPr>
+        <w:t>Apex</w:t>
+      </w:r>
+      <w:proofErr w:type="spellEnd"/>
+      <w:r>
+        <w:rPr>
+          <w:b/>
+          <w:bCs/>
+          <w:u w:val="single"/>
+        </w:rPr>
+        <w:t xml:space="preserve"> megoldások:</w:t>
+      </w:r>
+    </w:p>
+    <w:p>
+      <w:r>
+        <w:t xml:space="preserve">1. feladat: Nevezze át az </w:t>
+      </w:r>
+      <w:proofErr w:type="spellStart"/>
+      <w:r>
+        <w:t>auto</w:t>
+      </w:r>
+      <w:proofErr w:type="spellEnd"/>
+      <w:r>
+        <w:t xml:space="preserve"> táblát </w:t>
+      </w:r>
+      <w:proofErr w:type="spellStart"/>
+      <w:r>
+        <w:t>jarmu</w:t>
+      </w:r>
+      <w:proofErr w:type="spellEnd"/>
+      <w:r>
+        <w:t>, majd nevezze vissza!</w:t>
+      </w:r>
+    </w:p>
+    <w:p>
+      <w:pPr>
+        <w:rPr>
+          <w:rFonts w:ascii="Consolas" w:hAnsi="Consolas"/>
+        </w:rPr>
+      </w:pPr>
+      <w:r>
+        <w:rPr>
+          <w:rFonts w:ascii="Consolas" w:hAnsi="Consolas"/>
+        </w:rPr>
+        <w:t xml:space="preserve">ALTER TABLE </w:t>
+      </w:r>
+      <w:proofErr w:type="spellStart"/>
+      <w:r>
+        <w:rPr>
+          <w:rFonts w:ascii="Consolas" w:hAnsi="Consolas"/>
+        </w:rPr>
+        <w:t>auto</w:t>
+      </w:r>
+      <w:proofErr w:type="spellEnd"/>
+      <w:r>
+        <w:rPr>
+          <w:rFonts w:ascii="Consolas" w:hAnsi="Consolas"/>
+        </w:rPr>
+        <w:t xml:space="preserve"> RENAME TO </w:t>
+      </w:r>
+      <w:proofErr w:type="spellStart"/>
+      <w:r>
+        <w:rPr>
+          <w:rFonts w:ascii="Consolas" w:hAnsi="Consolas"/>
+        </w:rPr>
+        <w:t>jarmu</w:t>
+      </w:r>
+      <w:proofErr w:type="spellEnd"/>
+      <w:r>
+        <w:rPr>
+          <w:rFonts w:ascii="Consolas" w:hAnsi="Consolas"/>
+        </w:rPr>
+        <w:t>;</w:t>
+      </w:r>
+    </w:p>
+    <w:p>
+      <w:pPr>
+        <w:rPr>
+          <w:rFonts w:ascii="Consolas" w:hAnsi="Consolas"/>
+        </w:rPr>
+      </w:pPr>
+      <w:r>
+        <w:rPr>
+          <w:rFonts w:ascii="Consolas" w:hAnsi="Consolas"/>
+        </w:rPr>
+        <w:t xml:space="preserve">ALTER TABLE </w:t>
+      </w:r>
+      <w:proofErr w:type="spellStart"/>
+      <w:r>
+        <w:rPr>
+          <w:rFonts w:ascii="Consolas" w:hAnsi="Consolas"/>
+        </w:rPr>
+        <w:t>jarmu</w:t>
+      </w:r>
+      <w:proofErr w:type="spellEnd"/>
+      <w:r>
+        <w:rPr>
+          <w:rFonts w:ascii="Consolas" w:hAnsi="Consolas"/>
+        </w:rPr>
+        <w:t xml:space="preserve"> RENAME TO </w:t>
+      </w:r>
+      <w:proofErr w:type="spellStart"/>
+      <w:r>
+        <w:rPr>
+          <w:rFonts w:ascii="Consolas" w:hAnsi="Consolas"/>
+        </w:rPr>
+        <w:t>auto</w:t>
+      </w:r>
+      <w:proofErr w:type="spellEnd"/>
+      <w:r>
+        <w:rPr>
+          <w:rFonts w:ascii="Consolas" w:hAnsi="Consolas"/>
+        </w:rPr>
+        <w:t>;</w:t>
+      </w:r>
+    </w:p>
+    <w:p/>
+    <w:p>
+      <w:r>
+        <w:t xml:space="preserve">2. feladat: Nevezze át a tulajdonos táblában a név mezőt </w:t>
+      </w:r>
+      <w:proofErr w:type="spellStart"/>
+      <w:r>
+        <w:t>name</w:t>
+      </w:r>
+      <w:proofErr w:type="spellEnd"/>
+      <w:r>
+        <w:t xml:space="preserve"> mezőre, majd nevezze vissza!</w:t>
+      </w:r>
+    </w:p>
+    <w:p>
+      <w:pPr>
+        <w:rPr>
+          <w:rFonts w:ascii="Consolas" w:hAnsi="Consolas"/>
+        </w:rPr>
+      </w:pPr>
+      <w:r>
+        <w:rPr>
+          <w:rFonts w:ascii="Consolas" w:hAnsi="Consolas"/>
+        </w:rPr>
+        <w:t xml:space="preserve">ALTER TABLE tulajdonos RENAME COLUMN </w:t>
+      </w:r>
+      <w:proofErr w:type="spellStart"/>
+      <w:r>
+        <w:rPr>
+          <w:rFonts w:ascii="Consolas" w:hAnsi="Consolas"/>
+        </w:rPr>
+        <w:t>nev</w:t>
+      </w:r>
+      <w:proofErr w:type="spellEnd"/>
+      <w:r>
+        <w:rPr>
+          <w:rFonts w:ascii="Consolas" w:hAnsi="Consolas"/>
+        </w:rPr>
+        <w:t xml:space="preserve"> TO </w:t>
+      </w:r>
+      <w:proofErr w:type="spellStart"/>
+      <w:r>
+        <w:rPr>
+          <w:rFonts w:ascii="Consolas" w:hAnsi="Consolas"/>
+        </w:rPr>
+        <w:t>name</w:t>
+      </w:r>
+      <w:proofErr w:type="spellEnd"/>
+      <w:r>
+        <w:rPr>
+          <w:rFonts w:ascii="Consolas" w:hAnsi="Consolas"/>
+        </w:rPr>
+        <w:t>;</w:t>
+      </w:r>
+    </w:p>
+    <w:p>
+      <w:pPr>
+        <w:rPr>
+          <w:rFonts w:ascii="Consolas" w:hAnsi="Consolas"/>
+        </w:rPr>
+      </w:pPr>
+      <w:r>
+        <w:rPr>
+          <w:rFonts w:ascii="Consolas" w:hAnsi="Consolas"/>
+        </w:rPr>
+        <w:t xml:space="preserve">ALTER TABLE tulajdonos RENAME COLUMN </w:t>
+      </w:r>
+      <w:proofErr w:type="spellStart"/>
+      <w:r>
+        <w:rPr>
+          <w:rFonts w:ascii="Consolas" w:hAnsi="Consolas"/>
+        </w:rPr>
+        <w:t>name</w:t>
+      </w:r>
+      <w:proofErr w:type="spellEnd"/>
+      <w:r>
+        <w:rPr>
+          <w:rFonts w:ascii="Consolas" w:hAnsi="Consolas"/>
+        </w:rPr>
+        <w:t xml:space="preserve"> TO </w:t>
+      </w:r>
+      <w:proofErr w:type="spellStart"/>
+      <w:r>
+        <w:rPr>
+          <w:rFonts w:ascii="Consolas" w:hAnsi="Consolas"/>
+        </w:rPr>
+        <w:t>nev</w:t>
+      </w:r>
+      <w:proofErr w:type="spellEnd"/>
+      <w:r>
+        <w:rPr>
+          <w:rFonts w:ascii="Consolas" w:hAnsi="Consolas"/>
+        </w:rPr>
+        <w:t>;</w:t>
+      </w:r>
+    </w:p>
+    <w:p/>
+    <w:p>
+      <w:r>
+        <w:t xml:space="preserve">3. feladat: Adja hozzá az </w:t>
+      </w:r>
+      <w:proofErr w:type="spellStart"/>
+      <w:r>
+        <w:t>auto</w:t>
+      </w:r>
+      <w:proofErr w:type="spellEnd"/>
+      <w:r>
+        <w:t xml:space="preserve"> táblához a Koros </w:t>
+      </w:r>
+      <w:proofErr w:type="gramStart"/>
+      <w:r>
+        <w:t>int(</w:t>
+      </w:r>
+      <w:proofErr w:type="gramEnd"/>
+      <w:r>
+        <w:t xml:space="preserve">2) </w:t>
+      </w:r>
+      <w:proofErr w:type="spellStart"/>
+      <w:r>
+        <w:t>check</w:t>
+      </w:r>
+      <w:proofErr w:type="spellEnd"/>
+      <w:r>
+        <w:t xml:space="preserve"> (Koros&gt;0) mezőt az elejére!</w:t>
+      </w:r>
+    </w:p>
+    <w:p>
+      <w:r>
+        <w:t xml:space="preserve">(ez a feladat nem kompatibilis az Oracle </w:t>
+      </w:r>
+      <w:proofErr w:type="spellStart"/>
+      <w:r>
+        <w:t>Apex</w:t>
+      </w:r>
+      <w:proofErr w:type="spellEnd"/>
+      <w:r>
+        <w:t xml:space="preserve"> utasításkészletével)</w:t>
+      </w:r>
+    </w:p>
+    <w:p/>
+    <w:p>
+      <w:r>
+        <w:t>4. feladat: Törölje a Koros mezőt.</w:t>
+      </w:r>
+    </w:p>
+    <w:p>
+      <w:r>
+        <w:t>(Ha az előző feladat végrehajtható lett volna, így folytatódna)</w:t>
+      </w:r>
+    </w:p>
+    <w:p>
+      <w:pPr>
+        <w:rPr>
+          <w:rFonts w:ascii="Consolas" w:hAnsi="Consolas"/>
+        </w:rPr>
+      </w:pPr>
+      <w:r>
+        <w:rPr>
+          <w:rFonts w:ascii="Consolas" w:hAnsi="Consolas"/>
+        </w:rPr>
+        <w:t xml:space="preserve">ALTER TABLE </w:t>
+      </w:r>
+      <w:proofErr w:type="spellStart"/>
+      <w:r>
+        <w:rPr>
+          <w:rFonts w:ascii="Consolas" w:hAnsi="Consolas"/>
+        </w:rPr>
+        <w:t>auto</w:t>
+      </w:r>
+      <w:proofErr w:type="spellEnd"/>
+      <w:r>
+        <w:rPr>
+          <w:rFonts w:ascii="Consolas" w:hAnsi="Consolas"/>
+        </w:rPr>
+        <w:t xml:space="preserve"> DROP COLUMN koros;</w:t>
+      </w:r>
+    </w:p>
+    <w:p/>
+    <w:p>
+      <w:r>
+        <w:t>5. feladat: Adja hozzá a Koros mezőt a végére!</w:t>
+      </w:r>
+    </w:p>
+    <w:p>
+      <w:pPr>
+        <w:rPr>
+          <w:rFonts w:ascii="Consolas" w:hAnsi="Consolas"/>
+        </w:rPr>
+      </w:pPr>
+      <w:r>
+        <w:rPr>
+          <w:rFonts w:ascii="Consolas" w:hAnsi="Consolas"/>
+        </w:rPr>
+        <w:t xml:space="preserve">ALTER TABLE </w:t>
+      </w:r>
+      <w:proofErr w:type="spellStart"/>
+      <w:r>
+        <w:rPr>
+          <w:rFonts w:ascii="Consolas" w:hAnsi="Consolas"/>
+        </w:rPr>
+        <w:t>auto</w:t>
+      </w:r>
+      <w:proofErr w:type="spellEnd"/>
+      <w:r>
+        <w:rPr>
+          <w:rFonts w:ascii="Consolas" w:hAnsi="Consolas"/>
+        </w:rPr>
+        <w:t xml:space="preserve"> ADD koros </w:t>
+      </w:r>
+      <w:proofErr w:type="gramStart"/>
+      <w:r>
+        <w:rPr>
+          <w:rFonts w:ascii="Consolas" w:hAnsi="Consolas"/>
+        </w:rPr>
+        <w:t>NUMBER(</w:t>
+      </w:r>
+      <w:proofErr w:type="gramEnd"/>
+      <w:r>
+        <w:rPr>
+          <w:rFonts w:ascii="Consolas" w:hAnsi="Consolas"/>
+        </w:rPr>
+        <w:t>2) CHECK (koros &gt; 0);</w:t>
+      </w:r>
+    </w:p>
+    <w:p/>
+    <w:p>
+      <w:r>
+        <w:t>6. feladat: Módosítsa a Tulajdonos táblába Telefon mező adattípus/adatszélességét, majd vissza!</w:t>
+      </w:r>
+    </w:p>
+    <w:p>
+      <w:pPr>
+        <w:rPr>
+          <w:rFonts w:ascii="Consolas" w:hAnsi="Consolas"/>
+        </w:rPr>
+      </w:pPr>
+      <w:r>
+        <w:rPr>
+          <w:rFonts w:ascii="Consolas" w:hAnsi="Consolas"/>
+        </w:rPr>
+        <w:t>ALTER TABLE tulajdonos MODIFY telefon VARCHAR2(50);</w:t>
+      </w:r>
+    </w:p>
+    <w:p>
+      <w:pPr>
+        <w:rPr>
+          <w:rFonts w:ascii="Consolas" w:hAnsi="Consolas"/>
+        </w:rPr>
+      </w:pPr>
+      <w:r>
+        <w:rPr>
+          <w:rFonts w:ascii="Consolas" w:hAnsi="Consolas"/>
+        </w:rPr>
+        <w:t>ALTER TABLE tulajdonos MODIFY telefon VARCHAR2(20);</w:t>
+      </w:r>
+    </w:p>
+    <w:p/>
+    <w:p>
+      <w:r>
+        <w:t xml:space="preserve">7. feladat: Adja hozzá a Tulajdonos tábla </w:t>
+      </w:r>
+      <w:proofErr w:type="spellStart"/>
+      <w:r>
+        <w:t>Tkód</w:t>
+      </w:r>
+      <w:proofErr w:type="spellEnd"/>
+      <w:r>
+        <w:t xml:space="preserve"> mezőhöz egy UNIQUE integritási feltételt, majd törölje le! (mivel a tulajdonos tábla nem tartalmaz </w:t>
+      </w:r>
+      <w:proofErr w:type="spellStart"/>
+      <w:r>
+        <w:t>Tkód</w:t>
+      </w:r>
+      <w:proofErr w:type="spellEnd"/>
+      <w:r>
+        <w:t xml:space="preserve"> mezőt, az </w:t>
+      </w:r>
+      <w:proofErr w:type="spellStart"/>
+      <w:r>
+        <w:t>Ekód</w:t>
+      </w:r>
+      <w:proofErr w:type="spellEnd"/>
+      <w:r>
+        <w:t xml:space="preserve"> pedig </w:t>
+      </w:r>
+      <w:proofErr w:type="spellStart"/>
+      <w:r>
+        <w:t>PrimaryKey</w:t>
+      </w:r>
+      <w:proofErr w:type="spellEnd"/>
+      <w:r>
+        <w:t xml:space="preserve">, ami eleve </w:t>
+      </w:r>
+      <w:proofErr w:type="spellStart"/>
+      <w:r>
+        <w:t>Unique</w:t>
+      </w:r>
+      <w:proofErr w:type="spellEnd"/>
+      <w:r>
+        <w:t>, ezért a telefon mezőre alkalmaztam a feladatot)</w:t>
+      </w:r>
+    </w:p>
+    <w:p>
+      <w:pPr>
+        <w:rPr>
+          <w:rFonts w:ascii="Consolas" w:hAnsi="Consolas"/>
+        </w:rPr>
+      </w:pPr>
+      <w:r>
+        <w:rPr>
+          <w:rFonts w:ascii="Consolas" w:hAnsi="Consolas"/>
+        </w:rPr>
+        <w:lastRenderedPageBreak/>
+        <w:t xml:space="preserve">ALTER TABLE tulajdonos ADD CONSTRAINT </w:t>
+      </w:r>
+      <w:proofErr w:type="spellStart"/>
+      <w:r>
+        <w:rPr>
+          <w:rFonts w:ascii="Consolas" w:hAnsi="Consolas"/>
+        </w:rPr>
+        <w:t>unique_tel</w:t>
+      </w:r>
+      <w:proofErr w:type="spellEnd"/>
+      <w:r>
+        <w:rPr>
+          <w:rFonts w:ascii="Consolas" w:hAnsi="Consolas"/>
+        </w:rPr>
+        <w:t xml:space="preserve"> UNIQUE (telefon);</w:t>
+      </w:r>
+    </w:p>
+    <w:p>
+      <w:pPr>
+        <w:rPr>
+          <w:rFonts w:ascii="Consolas" w:hAnsi="Consolas"/>
+        </w:rPr>
+      </w:pPr>
+      <w:r>
+        <w:rPr>
+          <w:rFonts w:ascii="Consolas" w:hAnsi="Consolas"/>
+        </w:rPr>
+        <w:t xml:space="preserve">ALTER TABLE tulajdonos DROP CONSTRAINT </w:t>
+      </w:r>
+      <w:proofErr w:type="spellStart"/>
+      <w:r>
+        <w:rPr>
+          <w:rFonts w:ascii="Consolas" w:hAnsi="Consolas"/>
+        </w:rPr>
+        <w:t>unique_tel</w:t>
+      </w:r>
+      <w:proofErr w:type="spellEnd"/>
+      <w:r>
+        <w:rPr>
+          <w:rFonts w:ascii="Consolas" w:hAnsi="Consolas"/>
+        </w:rPr>
+        <w:t>;</w:t>
       </w:r>
     </w:p>
     <w:p>
       <w:pPr>
         <w:pStyle w:val="Cmsor1"/>
       </w:pPr>
-      <w:bookmarkStart w:id="11" w:name="_Toc227691127"/>
-      <w:r>
-        <w:lastRenderedPageBreak/>
+      <w:bookmarkStart w:id="12" w:name="_Toc227832650"/>
+      <w:r>
         <w:t>Adatok feltöltése</w:t>
       </w:r>
-      <w:bookmarkEnd w:id="11"/>
+      <w:bookmarkEnd w:id="12"/>
     </w:p>
     <w:p>
       <w:r>
@@ -3801,7 +4956,7 @@
       <w:pPr>
         <w:pStyle w:val="Cmsor1"/>
       </w:pPr>
-      <w:bookmarkStart w:id="12" w:name="_Toc227691128"/>
+      <w:bookmarkStart w:id="13" w:name="_Toc227832651"/>
       <w:r>
         <w:t xml:space="preserve">Oracle </w:t>
       </w:r>
@@ -3809,7 +4964,7 @@
       <w:r>
         <w:t>Apex</w:t>
       </w:r>
-      <w:bookmarkEnd w:id="12"/>
+      <w:bookmarkEnd w:id="13"/>
       <w:proofErr w:type="spellEnd"/>
     </w:p>
     <w:p>
@@ -4093,13 +5248,13 @@
       <w:pPr>
         <w:pStyle w:val="Cmsor1"/>
       </w:pPr>
-      <w:bookmarkStart w:id="13" w:name="_Toc227691129"/>
+      <w:bookmarkStart w:id="14" w:name="_Toc227832652"/>
       <w:proofErr w:type="spellStart"/>
       <w:r>
         <w:lastRenderedPageBreak/>
         <w:t>SQLite</w:t>
       </w:r>
-      <w:bookmarkEnd w:id="13"/>
+      <w:bookmarkEnd w:id="14"/>
       <w:proofErr w:type="spellEnd"/>
     </w:p>
     <w:p>
@@ -5394,6 +6549,7 @@
   <w:style w:type="character" w:default="1" w:styleId="Bekezdsalapbettpusa">
     <w:name w:val="Default Paragraph Font"/>
     <w:uiPriority w:val="1"/>
+    <w:semiHidden/>
     <w:unhideWhenUsed/>
   </w:style>
   <w:style w:type="table" w:default="1" w:styleId="Normltblzat">
